--- a/详细测试报告_20261026.docx
+++ b/详细测试报告_20261026.docx
@@ -30,7 +30,7 @@
           <w:color w:val="555555"/>
           <w:sz w:val="21"/>
         </w:rPr>
-        <w:t>测试时间：2026-10-26 08:55–10:10</w:t>
+        <w:t>测试时间：2026-10-26 08:55–10:20（第一轮 + 追问后的补测）</w:t>
       </w:r>
     </w:p>
     <w:p>
@@ -138,7 +138,7 @@
           <w:color w:val="555555"/>
           <w:sz w:val="21"/>
         </w:rPr>
-        <w:t>测试方式：自动化套件 + 手工构造边界样本 + 面板模糊测试 + 真实 HTTP 接口测试</w:t>
+        <w:t>测试方式：自动化套件 + 手工边界样本 + 面板模糊 + 真实 HTTP + 真实浏览器 + 长时/并发</w:t>
       </w:r>
     </w:p>
     <w:p/>
@@ -168,7 +168,7 @@
           <w:b/>
           <w:sz w:val="21"/>
         </w:rPr>
-        <w:t>本轮共发现 19 个问题，全部修复并加了回归用例。</w:t>
+        <w:t>两轮共发现 22 个问题，全部修复并加了回归用例。</w:t>
       </w:r>
     </w:p>
     <w:p>
@@ -181,7 +181,7 @@
           <w:b w:val="0"/>
           <w:sz w:val="21"/>
         </w:rPr>
-        <w:t xml:space="preserve">最终 10 个自动化套件全绿，合计 </w:t>
+        <w:t xml:space="preserve">13 个自动化套件全绿，合计 </w:t>
       </w:r>
       <w:r>
         <w:rPr>
@@ -189,7 +189,7 @@
           <w:b/>
           <w:sz w:val="21"/>
         </w:rPr>
-        <w:t>517 项</w:t>
+        <w:t>663 项</w:t>
       </w:r>
       <w:r>
         <w:rPr>
@@ -205,7 +205,7 @@
           <w:b/>
           <w:sz w:val="21"/>
         </w:rPr>
-        <w:t>42 项</w:t>
+        <w:t>45 项</w:t>
       </w:r>
       <w:r>
         <w:rPr>
@@ -213,7 +213,20 @@
           <w:b w:val="0"/>
           <w:sz w:val="21"/>
         </w:rPr>
-        <w:t xml:space="preserve">、面板模糊测试 </w:t>
+        <w:t>、</w:t>
+      </w:r>
+    </w:p>
+    <w:p>
+      <w:pPr>
+        <w:spacing w:after="60"/>
+      </w:pPr>
+      <w:r>
+        <w:rPr>
+          <w:rFonts w:ascii="微软雅黑" w:hAnsi="微软雅黑" w:eastAsia="微软雅黑"/>
+          <w:b w:val="0"/>
+          <w:sz w:val="21"/>
+        </w:rPr>
+        <w:t xml:space="preserve">面板模糊 </w:t>
       </w:r>
       <w:r>
         <w:rPr>
@@ -222,6 +235,38 @@
           <w:sz w:val="21"/>
         </w:rPr>
         <w:t>110 组</w:t>
+      </w:r>
+      <w:r>
+        <w:rPr>
+          <w:rFonts w:ascii="微软雅黑" w:hAnsi="微软雅黑" w:eastAsia="微软雅黑"/>
+          <w:b w:val="0"/>
+          <w:sz w:val="21"/>
+        </w:rPr>
+        <w:t xml:space="preserve">、真实浏览器端到端 </w:t>
+      </w:r>
+      <w:r>
+        <w:rPr>
+          <w:rFonts w:ascii="微软雅黑" w:hAnsi="微软雅黑" w:eastAsia="微软雅黑"/>
+          <w:b/>
+          <w:sz w:val="21"/>
+        </w:rPr>
+        <w:t>1 轮</w:t>
+      </w:r>
+      <w:r>
+        <w:rPr>
+          <w:rFonts w:ascii="微软雅黑" w:hAnsi="微软雅黑" w:eastAsia="微软雅黑"/>
+          <w:b w:val="0"/>
+          <w:sz w:val="21"/>
+        </w:rPr>
+        <w:t xml:space="preserve">、长时/并发 </w:t>
+      </w:r>
+      <w:r>
+        <w:rPr>
+          <w:rFonts w:ascii="微软雅黑" w:hAnsi="微软雅黑" w:eastAsia="微软雅黑"/>
+          <w:b/>
+          <w:sz w:val="21"/>
+        </w:rPr>
+        <w:t>1 轮</w:t>
       </w:r>
       <w:r>
         <w:rPr>
@@ -315,7 +360,7 @@
                 <w:b w:val="0"/>
                 <w:sz w:val="19"/>
               </w:rPr>
-              <w:t>10 / 10 通过</w:t>
+              <w:t>13 / 13 通过</w:t>
             </w:r>
           </w:p>
         </w:tc>
@@ -353,7 +398,7 @@
                 <w:b w:val="0"/>
                 <w:sz w:val="19"/>
               </w:rPr>
-              <w:t>517 / 517</w:t>
+              <w:t>663 / 663</w:t>
             </w:r>
           </w:p>
         </w:tc>
@@ -391,7 +436,7 @@
                 <w:b w:val="0"/>
                 <w:sz w:val="19"/>
               </w:rPr>
-              <w:t>42 / 42</w:t>
+              <w:t>45 / 45</w:t>
             </w:r>
           </w:p>
         </w:tc>
@@ -449,7 +494,7 @@
                 <w:b w:val="0"/>
                 <w:sz w:val="19"/>
               </w:rPr>
-              <w:t>已知限制</w:t>
+              <w:t>真实浏览器（Playwright）</w:t>
             </w:r>
           </w:p>
         </w:tc>
@@ -467,7 +512,121 @@
                 <w:b w:val="0"/>
                 <w:sz w:val="19"/>
               </w:rPr>
-              <w:t>5 项（见第六节，均为引擎能力边界，非缺陷）</w:t>
+              <w:t>0 控制台错误，上传→分析→下载→搜索全通</w:t>
+            </w:r>
+          </w:p>
+        </w:tc>
+      </w:tr>
+      <w:tr>
+        <w:tc>
+          <w:tcPr>
+            <w:tcW w:type="dxa" w:w="4320"/>
+          </w:tcPr>
+          <w:p>
+            <w:pPr>
+              <w:spacing w:after="20"/>
+            </w:pPr>
+            <w:r>
+              <w:rPr>
+                <w:rFonts w:ascii="微软雅黑" w:hAnsi="微软雅黑" w:eastAsia="微软雅黑"/>
+                <w:b w:val="0"/>
+                <w:sz w:val="19"/>
+              </w:rPr>
+              <w:t>长时运行</w:t>
+            </w:r>
+          </w:p>
+        </w:tc>
+        <w:tc>
+          <w:tcPr>
+            <w:tcW w:type="dxa" w:w="4320"/>
+          </w:tcPr>
+          <w:p>
+            <w:pPr>
+              <w:spacing w:after="20"/>
+            </w:pPr>
+            <w:r>
+              <w:rPr>
+                <w:rFonts w:ascii="微软雅黑" w:hAnsi="微软雅黑" w:eastAsia="微软雅黑"/>
+                <w:b w:val="0"/>
+                <w:sz w:val="19"/>
+              </w:rPr>
+              <w:t>36 次分析，内存增长趋稳（+48MB 后不再涨），0 失败</w:t>
+            </w:r>
+          </w:p>
+        </w:tc>
+      </w:tr>
+      <w:tr>
+        <w:tc>
+          <w:tcPr>
+            <w:tcW w:type="dxa" w:w="4320"/>
+          </w:tcPr>
+          <w:p>
+            <w:pPr>
+              <w:spacing w:after="20"/>
+            </w:pPr>
+            <w:r>
+              <w:rPr>
+                <w:rFonts w:ascii="微软雅黑" w:hAnsi="微软雅黑" w:eastAsia="微软雅黑"/>
+                <w:b w:val="0"/>
+                <w:sz w:val="19"/>
+              </w:rPr>
+              <w:t>并发</w:t>
+            </w:r>
+          </w:p>
+        </w:tc>
+        <w:tc>
+          <w:tcPr>
+            <w:tcW w:type="dxa" w:w="4320"/>
+          </w:tcPr>
+          <w:p>
+            <w:pPr>
+              <w:spacing w:after="20"/>
+            </w:pPr>
+            <w:r>
+              <w:rPr>
+                <w:rFonts w:ascii="微软雅黑" w:hAnsi="微软雅黑" w:eastAsia="微软雅黑"/>
+                <w:b w:val="0"/>
+                <w:sz w:val="19"/>
+              </w:rPr>
+              <w:t>16 线程 0 串台；8 线程同名上传不损坏</w:t>
+            </w:r>
+          </w:p>
+        </w:tc>
+      </w:tr>
+      <w:tr>
+        <w:tc>
+          <w:tcPr>
+            <w:tcW w:type="dxa" w:w="4320"/>
+          </w:tcPr>
+          <w:p>
+            <w:pPr>
+              <w:spacing w:after="20"/>
+            </w:pPr>
+            <w:r>
+              <w:rPr>
+                <w:rFonts w:ascii="微软雅黑" w:hAnsi="微软雅黑" w:eastAsia="微软雅黑"/>
+                <w:b w:val="0"/>
+                <w:sz w:val="19"/>
+              </w:rPr>
+              <w:t>真实赛题</w:t>
+            </w:r>
+          </w:p>
+        </w:tc>
+        <w:tc>
+          <w:tcPr>
+            <w:tcW w:type="dxa" w:w="4320"/>
+          </w:tcPr>
+          <w:p>
+            <w:pPr>
+              <w:spacing w:after="20"/>
+            </w:pPr>
+            <w:r>
+              <w:rPr>
+                <w:rFonts w:ascii="微软雅黑" w:hAnsi="微软雅黑" w:eastAsia="微软雅黑"/>
+                <w:b w:val="0"/>
+                <w:sz w:val="19"/>
+              </w:rPr>
+              <w:t>4 / 7（剩余 3 道见第六节）</w:t>
             </w:r>
           </w:p>
         </w:tc>
@@ -1148,6 +1307,174 @@
                 <w:sz w:val="19"/>
               </w:rPr>
               <w:t>86/86</w:t>
+            </w:r>
+          </w:p>
+        </w:tc>
+      </w:tr>
+      <w:tr>
+        <w:tc>
+          <w:tcPr>
+            <w:tcW w:type="dxa" w:w="2880"/>
+          </w:tcPr>
+          <w:p>
+            <w:pPr>
+              <w:spacing w:after="20"/>
+            </w:pPr>
+            <w:r>
+              <w:rPr>
+                <w:rFonts w:ascii="微软雅黑" w:hAnsi="微软雅黑" w:eastAsia="微软雅黑"/>
+                <w:b w:val="0"/>
+                <w:sz w:val="19"/>
+              </w:rPr>
+              <w:t>实战集成（battletest）</w:t>
+            </w:r>
+          </w:p>
+        </w:tc>
+        <w:tc>
+          <w:tcPr>
+            <w:tcW w:type="dxa" w:w="2880"/>
+          </w:tcPr>
+          <w:p>
+            <w:pPr>
+              <w:spacing w:after="20"/>
+            </w:pPr>
+            <w:r>
+              <w:rPr>
+                <w:rFonts w:ascii="微软雅黑" w:hAnsi="微软雅黑" w:eastAsia="微软雅黑"/>
+                <w:b w:val="0"/>
+                <w:sz w:val="19"/>
+              </w:rPr>
+              <w:t>走 runner.run 的集成链路</w:t>
+            </w:r>
+          </w:p>
+        </w:tc>
+        <w:tc>
+          <w:tcPr>
+            <w:tcW w:type="dxa" w:w="2880"/>
+          </w:tcPr>
+          <w:p>
+            <w:pPr>
+              <w:spacing w:after="20"/>
+            </w:pPr>
+            <w:r>
+              <w:rPr>
+                <w:rFonts w:ascii="微软雅黑" w:hAnsi="微软雅黑" w:eastAsia="微软雅黑"/>
+                <w:b w:val="0"/>
+                <w:sz w:val="19"/>
+              </w:rPr>
+              <w:t>61/61</w:t>
+            </w:r>
+          </w:p>
+        </w:tc>
+      </w:tr>
+      <w:tr>
+        <w:tc>
+          <w:tcPr>
+            <w:tcW w:type="dxa" w:w="2880"/>
+          </w:tcPr>
+          <w:p>
+            <w:pPr>
+              <w:spacing w:after="20"/>
+            </w:pPr>
+            <w:r>
+              <w:rPr>
+                <w:rFonts w:ascii="微软雅黑" w:hAnsi="微软雅黑" w:eastAsia="微软雅黑"/>
+                <w:b w:val="0"/>
+                <w:sz w:val="19"/>
+              </w:rPr>
+              <w:t>新模块专项</w:t>
+            </w:r>
+          </w:p>
+        </w:tc>
+        <w:tc>
+          <w:tcPr>
+            <w:tcW w:type="dxa" w:w="2880"/>
+          </w:tcPr>
+          <w:p>
+            <w:pPr>
+              <w:spacing w:after="20"/>
+            </w:pPr>
+            <w:r>
+              <w:rPr>
+                <w:rFonts w:ascii="微软雅黑" w:hAnsi="微软雅黑" w:eastAsia="微软雅黑"/>
+                <w:b w:val="0"/>
+                <w:sz w:val="19"/>
+              </w:rPr>
+              <w:t>binx/hexq/filemerge/stego/rev 等</w:t>
+            </w:r>
+          </w:p>
+        </w:tc>
+        <w:tc>
+          <w:tcPr>
+            <w:tcW w:type="dxa" w:w="2880"/>
+          </w:tcPr>
+          <w:p>
+            <w:pPr>
+              <w:spacing w:after="20"/>
+            </w:pPr>
+            <w:r>
+              <w:rPr>
+                <w:rFonts w:ascii="微软雅黑" w:hAnsi="微软雅黑" w:eastAsia="微软雅黑"/>
+                <w:b w:val="0"/>
+                <w:sz w:val="19"/>
+              </w:rPr>
+              <w:t>117/117</w:t>
+            </w:r>
+          </w:p>
+        </w:tc>
+      </w:tr>
+      <w:tr>
+        <w:tc>
+          <w:tcPr>
+            <w:tcW w:type="dxa" w:w="2880"/>
+          </w:tcPr>
+          <w:p>
+            <w:pPr>
+              <w:spacing w:after="20"/>
+            </w:pPr>
+            <w:r>
+              <w:rPr>
+                <w:rFonts w:ascii="微软雅黑" w:hAnsi="微软雅黑" w:eastAsia="微软雅黑"/>
+                <w:b w:val="0"/>
+                <w:sz w:val="19"/>
+              </w:rPr>
+              <w:t>古典端到端</w:t>
+            </w:r>
+          </w:p>
+        </w:tc>
+        <w:tc>
+          <w:tcPr>
+            <w:tcW w:type="dxa" w:w="2880"/>
+          </w:tcPr>
+          <w:p>
+            <w:pPr>
+              <w:spacing w:after="20"/>
+            </w:pPr>
+            <w:r>
+              <w:rPr>
+                <w:rFonts w:ascii="微软雅黑" w:hAnsi="微软雅黑" w:eastAsia="微软雅黑"/>
+                <w:b w:val="0"/>
+                <w:sz w:val="19"/>
+              </w:rPr>
+              <w:t>古典密码识别链路</w:t>
+            </w:r>
+          </w:p>
+        </w:tc>
+        <w:tc>
+          <w:tcPr>
+            <w:tcW w:type="dxa" w:w="2880"/>
+          </w:tcPr>
+          <w:p>
+            <w:pPr>
+              <w:spacing w:after="20"/>
+            </w:pPr>
+            <w:r>
+              <w:rPr>
+                <w:rFonts w:ascii="微软雅黑" w:hAnsi="微软雅黑" w:eastAsia="微软雅黑"/>
+                <w:b w:val="0"/>
+                <w:sz w:val="19"/>
+              </w:rPr>
+              <w:t>10/10</w:t>
             </w:r>
           </w:p>
         </w:tc>
@@ -1413,7 +1740,468 @@
           <w:color w:val="1F3A5F"/>
           <w:sz w:val="25"/>
         </w:rPr>
-        <w:t>2.4 手工边界样本</w:t>
+        <w:t>2.4 第二轮补测（用户追问「确定全面吗」之后）</w:t>
+      </w:r>
+    </w:p>
+    <w:p/>
+    <w:p>
+      <w:pPr>
+        <w:spacing w:after="60"/>
+      </w:pPr>
+      <w:r>
+        <w:rPr>
+          <w:rFonts w:ascii="微软雅黑" w:hAnsi="微软雅黑" w:eastAsia="微软雅黑"/>
+          <w:b w:val="0"/>
+          <w:sz w:val="21"/>
+        </w:rPr>
+        <w:t>第一轮只覆盖了引擎、HTTP、畸形输入三条线，补测了 6 块：</w:t>
+      </w:r>
+    </w:p>
+    <w:p/>
+    <w:tbl>
+      <w:tblPr>
+        <w:tblStyle w:val="TableGrid"/>
+        <w:tblW w:type="auto" w:w="0"/>
+        <w:jc w:val="center"/>
+        <w:tblLook w:firstColumn="1" w:firstRow="1" w:lastColumn="0" w:lastRow="0" w:noHBand="0" w:noVBand="1" w:val="04A0"/>
+      </w:tblPr>
+      <w:tblGrid>
+        <w:gridCol w:w="2880"/>
+        <w:gridCol w:w="2880"/>
+        <w:gridCol w:w="2880"/>
+      </w:tblGrid>
+      <w:tr>
+        <w:tc>
+          <w:tcPr>
+            <w:tcW w:type="dxa" w:w="2880"/>
+          </w:tcPr>
+          <w:p>
+            <w:pPr>
+              <w:spacing w:after="20"/>
+            </w:pPr>
+            <w:r>
+              <w:rPr>
+                <w:rFonts w:ascii="微软雅黑" w:hAnsi="微软雅黑" w:eastAsia="微软雅黑"/>
+                <w:b/>
+                <w:sz w:val="19"/>
+              </w:rPr>
+              <w:t>补测项</w:t>
+            </w:r>
+          </w:p>
+        </w:tc>
+        <w:tc>
+          <w:tcPr>
+            <w:tcW w:type="dxa" w:w="2880"/>
+          </w:tcPr>
+          <w:p>
+            <w:pPr>
+              <w:spacing w:after="20"/>
+            </w:pPr>
+            <w:r>
+              <w:rPr>
+                <w:rFonts w:ascii="微软雅黑" w:hAnsi="微软雅黑" w:eastAsia="微软雅黑"/>
+                <w:b/>
+                <w:sz w:val="19"/>
+              </w:rPr>
+              <w:t>做法</w:t>
+            </w:r>
+          </w:p>
+        </w:tc>
+        <w:tc>
+          <w:tcPr>
+            <w:tcW w:type="dxa" w:w="2880"/>
+          </w:tcPr>
+          <w:p>
+            <w:pPr>
+              <w:spacing w:after="20"/>
+            </w:pPr>
+            <w:r>
+              <w:rPr>
+                <w:rFonts w:ascii="微软雅黑" w:hAnsi="微软雅黑" w:eastAsia="微软雅黑"/>
+                <w:b/>
+                <w:sz w:val="19"/>
+              </w:rPr>
+              <w:t>结果</w:t>
+            </w:r>
+          </w:p>
+        </w:tc>
+      </w:tr>
+      <w:tr>
+        <w:tc>
+          <w:tcPr>
+            <w:tcW w:type="dxa" w:w="2880"/>
+          </w:tcPr>
+          <w:p>
+            <w:pPr>
+              <w:spacing w:after="20"/>
+            </w:pPr>
+            <w:r>
+              <w:rPr>
+                <w:rFonts w:ascii="微软雅黑" w:hAnsi="微软雅黑" w:eastAsia="微软雅黑"/>
+                <w:b w:val="0"/>
+                <w:sz w:val="19"/>
+              </w:rPr>
+              <w:t>未纳入一键全量的 5 个套件</w:t>
+            </w:r>
+          </w:p>
+        </w:tc>
+        <w:tc>
+          <w:tcPr>
+            <w:tcW w:type="dxa" w:w="2880"/>
+          </w:tcPr>
+          <w:p>
+            <w:pPr>
+              <w:spacing w:after="20"/>
+            </w:pPr>
+            <w:r>
+              <w:rPr>
+                <w:rFonts w:ascii="微软雅黑" w:hAnsi="微软雅黑" w:eastAsia="微软雅黑"/>
+                <w:b w:val="0"/>
+                <w:sz w:val="19"/>
+              </w:rPr>
+              <w:t>uitest / battletest / real_challenge / binary_ability / classic_e2e</w:t>
+            </w:r>
+          </w:p>
+        </w:tc>
+        <w:tc>
+          <w:tcPr>
+            <w:tcW w:type="dxa" w:w="2880"/>
+          </w:tcPr>
+          <w:p>
+            <w:pPr>
+              <w:spacing w:after="20"/>
+            </w:pPr>
+            <w:r>
+              <w:rPr>
+                <w:rFonts w:ascii="微软雅黑" w:hAnsi="微软雅黑" w:eastAsia="微软雅黑"/>
+                <w:b w:val="0"/>
+                <w:sz w:val="19"/>
+              </w:rPr>
+              <w:t>47/47、61/61、</w:t>
+            </w:r>
+            <w:r>
+              <w:rPr>
+                <w:rFonts w:ascii="微软雅黑" w:hAnsi="微软雅黑" w:eastAsia="微软雅黑"/>
+                <w:b/>
+                <w:sz w:val="19"/>
+              </w:rPr>
+              <w:t>4/7</w:t>
+            </w:r>
+            <w:r>
+              <w:rPr>
+                <w:rFonts w:ascii="微软雅黑" w:hAnsi="微软雅黑" w:eastAsia="微软雅黑"/>
+                <w:b w:val="0"/>
+                <w:sz w:val="19"/>
+              </w:rPr>
+              <w:t>、117/117、10/10</w:t>
+            </w:r>
+          </w:p>
+        </w:tc>
+      </w:tr>
+      <w:tr>
+        <w:tc>
+          <w:tcPr>
+            <w:tcW w:type="dxa" w:w="2880"/>
+          </w:tcPr>
+          <w:p>
+            <w:pPr>
+              <w:spacing w:after="20"/>
+            </w:pPr>
+            <w:r>
+              <w:rPr>
+                <w:rFonts w:ascii="微软雅黑" w:hAnsi="微软雅黑" w:eastAsia="微软雅黑"/>
+                <w:b w:val="0"/>
+                <w:sz w:val="19"/>
+              </w:rPr>
+              <w:t>320MB 大文件</w:t>
+            </w:r>
+          </w:p>
+        </w:tc>
+        <w:tc>
+          <w:tcPr>
+            <w:tcW w:type="dxa" w:w="2880"/>
+          </w:tcPr>
+          <w:p>
+            <w:pPr>
+              <w:spacing w:after="20"/>
+            </w:pPr>
+            <w:r>
+              <w:rPr>
+                <w:rFonts w:ascii="Consolas" w:hAnsi="Consolas" w:eastAsia="Consolas"/>
+                <w:b w:val="0"/>
+                <w:color w:val="C7254E"/>
+                <w:sz w:val="17"/>
+              </w:rPr>
+              <w:t>selftest.py --big</w:t>
+            </w:r>
+            <w:r>
+              <w:rPr>
+                <w:rFonts w:ascii="微软雅黑" w:hAnsi="微软雅黑" w:eastAsia="微软雅黑"/>
+                <w:b w:val="0"/>
+                <w:sz w:val="19"/>
+              </w:rPr>
+              <w:t>（流式扫描 + 长度分级）</w:t>
+            </w:r>
+          </w:p>
+        </w:tc>
+        <w:tc>
+          <w:tcPr>
+            <w:tcW w:type="dxa" w:w="2880"/>
+          </w:tcPr>
+          <w:p>
+            <w:pPr>
+              <w:spacing w:after="20"/>
+            </w:pPr>
+            <w:r>
+              <w:rPr>
+                <w:rFonts w:ascii="微软雅黑" w:hAnsi="微软雅黑" w:eastAsia="微软雅黑"/>
+                <w:b w:val="0"/>
+                <w:sz w:val="19"/>
+              </w:rPr>
+              <w:t>64/64，320MB 用 1.07 秒</w:t>
+            </w:r>
+          </w:p>
+        </w:tc>
+      </w:tr>
+      <w:tr>
+        <w:tc>
+          <w:tcPr>
+            <w:tcW w:type="dxa" w:w="2880"/>
+          </w:tcPr>
+          <w:p>
+            <w:pPr>
+              <w:spacing w:after="20"/>
+            </w:pPr>
+            <w:r>
+              <w:rPr>
+                <w:rFonts w:ascii="微软雅黑" w:hAnsi="微软雅黑" w:eastAsia="微软雅黑"/>
+                <w:b w:val="0"/>
+                <w:sz w:val="19"/>
+              </w:rPr>
+              <w:t>长时运行</w:t>
+            </w:r>
+          </w:p>
+        </w:tc>
+        <w:tc>
+          <w:tcPr>
+            <w:tcW w:type="dxa" w:w="2880"/>
+          </w:tcPr>
+          <w:p>
+            <w:pPr>
+              <w:spacing w:after="20"/>
+            </w:pPr>
+            <w:r>
+              <w:rPr>
+                <w:rFonts w:ascii="微软雅黑" w:hAnsi="微软雅黑" w:eastAsia="微软雅黑"/>
+                <w:b w:val="0"/>
+                <w:sz w:val="19"/>
+              </w:rPr>
+              <w:t>36 次混合分析，每轮记 RSS</w:t>
+            </w:r>
+          </w:p>
+        </w:tc>
+        <w:tc>
+          <w:tcPr>
+            <w:tcW w:type="dxa" w:w="2880"/>
+          </w:tcPr>
+          <w:p>
+            <w:pPr>
+              <w:spacing w:after="20"/>
+            </w:pPr>
+            <w:r>
+              <w:rPr>
+                <w:rFonts w:ascii="微软雅黑" w:hAnsi="微软雅黑" w:eastAsia="微软雅黑"/>
+                <w:b w:val="0"/>
+                <w:sz w:val="19"/>
+              </w:rPr>
+              <w:t>0 失败；内存 +39→+45→+48MB，趋稳</w:t>
+            </w:r>
+          </w:p>
+        </w:tc>
+      </w:tr>
+      <w:tr>
+        <w:tc>
+          <w:tcPr>
+            <w:tcW w:type="dxa" w:w="2880"/>
+          </w:tcPr>
+          <w:p>
+            <w:pPr>
+              <w:spacing w:after="20"/>
+            </w:pPr>
+            <w:r>
+              <w:rPr>
+                <w:rFonts w:ascii="微软雅黑" w:hAnsi="微软雅黑" w:eastAsia="微软雅黑"/>
+                <w:b w:val="0"/>
+                <w:sz w:val="19"/>
+              </w:rPr>
+              <w:t>并发压力</w:t>
+            </w:r>
+          </w:p>
+        </w:tc>
+        <w:tc>
+          <w:tcPr>
+            <w:tcW w:type="dxa" w:w="2880"/>
+          </w:tcPr>
+          <w:p>
+            <w:pPr>
+              <w:spacing w:after="20"/>
+            </w:pPr>
+            <w:r>
+              <w:rPr>
+                <w:rFonts w:ascii="微软雅黑" w:hAnsi="微软雅黑" w:eastAsia="微软雅黑"/>
+                <w:b w:val="0"/>
+                <w:sz w:val="19"/>
+              </w:rPr>
+              <w:t>16 线程同时分析不同文件；8 线程同名上传</w:t>
+            </w:r>
+          </w:p>
+        </w:tc>
+        <w:tc>
+          <w:tcPr>
+            <w:tcW w:type="dxa" w:w="2880"/>
+          </w:tcPr>
+          <w:p>
+            <w:pPr>
+              <w:spacing w:after="20"/>
+            </w:pPr>
+            <w:r>
+              <w:rPr>
+                <w:rFonts w:ascii="微软雅黑" w:hAnsi="微软雅黑" w:eastAsia="微软雅黑"/>
+                <w:b w:val="0"/>
+                <w:sz w:val="19"/>
+              </w:rPr>
+              <w:t>0 串台；落盘不损坏</w:t>
+            </w:r>
+          </w:p>
+        </w:tc>
+      </w:tr>
+      <w:tr>
+        <w:tc>
+          <w:tcPr>
+            <w:tcW w:type="dxa" w:w="2880"/>
+          </w:tcPr>
+          <w:p>
+            <w:pPr>
+              <w:spacing w:after="20"/>
+            </w:pPr>
+            <w:r>
+              <w:rPr>
+                <w:rFonts w:ascii="微软雅黑" w:hAnsi="微软雅黑" w:eastAsia="微软雅黑"/>
+                <w:b w:val="0"/>
+                <w:sz w:val="19"/>
+              </w:rPr>
+              <w:t>真实浏览器</w:t>
+            </w:r>
+          </w:p>
+        </w:tc>
+        <w:tc>
+          <w:tcPr>
+            <w:tcW w:type="dxa" w:w="2880"/>
+          </w:tcPr>
+          <w:p>
+            <w:pPr>
+              <w:spacing w:after="20"/>
+            </w:pPr>
+            <w:r>
+              <w:rPr>
+                <w:rFonts w:ascii="微软雅黑" w:hAnsi="微软雅黑" w:eastAsia="微软雅黑"/>
+                <w:b w:val="0"/>
+                <w:sz w:val="19"/>
+              </w:rPr>
+              <w:t>Playwright 打开网页版，上传→分析→下载→搜索</w:t>
+            </w:r>
+          </w:p>
+        </w:tc>
+        <w:tc>
+          <w:tcPr>
+            <w:tcW w:type="dxa" w:w="2880"/>
+          </w:tcPr>
+          <w:p>
+            <w:pPr>
+              <w:spacing w:after="20"/>
+            </w:pPr>
+            <w:r>
+              <w:rPr>
+                <w:rFonts w:ascii="微软雅黑" w:hAnsi="微软雅黑" w:eastAsia="微软雅黑"/>
+                <w:b w:val="0"/>
+                <w:sz w:val="19"/>
+              </w:rPr>
+              <w:t>0 控制台错误；flag 正常显示</w:t>
+            </w:r>
+          </w:p>
+        </w:tc>
+      </w:tr>
+      <w:tr>
+        <w:tc>
+          <w:tcPr>
+            <w:tcW w:type="dxa" w:w="2880"/>
+          </w:tcPr>
+          <w:p>
+            <w:pPr>
+              <w:spacing w:after="20"/>
+            </w:pPr>
+            <w:r>
+              <w:rPr>
+                <w:rFonts w:ascii="微软雅黑" w:hAnsi="微软雅黑" w:eastAsia="微软雅黑"/>
+                <w:b w:val="0"/>
+                <w:sz w:val="19"/>
+              </w:rPr>
+              <w:t>特殊输入</w:t>
+            </w:r>
+          </w:p>
+        </w:tc>
+        <w:tc>
+          <w:tcPr>
+            <w:tcW w:type="dxa" w:w="2880"/>
+          </w:tcPr>
+          <w:p>
+            <w:pPr>
+              <w:spacing w:after="20"/>
+            </w:pPr>
+            <w:r>
+              <w:rPr>
+                <w:rFonts w:ascii="微软雅黑" w:hAnsi="微软雅黑" w:eastAsia="微软雅黑"/>
+                <w:b w:val="0"/>
+                <w:sz w:val="19"/>
+              </w:rPr>
+              <w:t>342 字符长路径、只读目录、畸形 HTTP、11 种特殊文件名、flag 配置 5 种异常</w:t>
+            </w:r>
+          </w:p>
+        </w:tc>
+        <w:tc>
+          <w:tcPr>
+            <w:tcW w:type="dxa" w:w="2880"/>
+          </w:tcPr>
+          <w:p>
+            <w:pPr>
+              <w:spacing w:after="20"/>
+            </w:pPr>
+            <w:r>
+              <w:rPr>
+                <w:rFonts w:ascii="微软雅黑" w:hAnsi="微软雅黑" w:eastAsia="微软雅黑"/>
+                <w:b w:val="0"/>
+                <w:sz w:val="19"/>
+              </w:rPr>
+              <w:t>全部不崩、行为正确（修了 1 个解码 bug）</w:t>
+            </w:r>
+          </w:p>
+        </w:tc>
+      </w:tr>
+    </w:tbl>
+    <w:p/>
+    <w:p/>
+    <w:p>
+      <w:pPr>
+        <w:pStyle w:val="Heading3"/>
+      </w:pPr>
+      <w:r>
+        <w:rPr>
+          <w:rFonts w:ascii="微软雅黑" w:hAnsi="微软雅黑" w:eastAsia="微软雅黑"/>
+          <w:b w:val="0"/>
+          <w:color w:val="1F3A5F"/>
+          <w:sz w:val="25"/>
+        </w:rPr>
+        <w:t>2.5 手工边界样本</w:t>
       </w:r>
     </w:p>
     <w:p/>
@@ -4114,6 +4902,644 @@
                 <w:sz w:val="19"/>
               </w:rPr>
               <w:t>（首页与 uploads 返回 200）</w:t>
+            </w:r>
+          </w:p>
+        </w:tc>
+      </w:tr>
+    </w:tbl>
+    <w:p/>
+    <w:p/>
+    <w:p>
+      <w:pPr>
+        <w:pStyle w:val="Heading3"/>
+      </w:pPr>
+      <w:r>
+        <w:rPr>
+          <w:rFonts w:ascii="微软雅黑" w:hAnsi="微软雅黑" w:eastAsia="微软雅黑"/>
+          <w:b w:val="0"/>
+          <w:color w:val="1F3A5F"/>
+          <w:sz w:val="25"/>
+        </w:rPr>
+        <w:t>3.4 第二轮补测新发现（20–22）</w:t>
+      </w:r>
+    </w:p>
+    <w:p/>
+    <w:tbl>
+      <w:tblPr>
+        <w:tblStyle w:val="TableGrid"/>
+        <w:tblW w:type="auto" w:w="0"/>
+        <w:jc w:val="center"/>
+        <w:tblLook w:firstColumn="1" w:firstRow="1" w:lastColumn="0" w:lastRow="0" w:noHBand="0" w:noVBand="1" w:val="04A0"/>
+      </w:tblPr>
+      <w:tblGrid>
+        <w:gridCol w:w="1728"/>
+        <w:gridCol w:w="1728"/>
+        <w:gridCol w:w="1728"/>
+        <w:gridCol w:w="1728"/>
+        <w:gridCol w:w="1728"/>
+      </w:tblGrid>
+      <w:tr>
+        <w:tc>
+          <w:tcPr>
+            <w:tcW w:type="dxa" w:w="1728"/>
+          </w:tcPr>
+          <w:p>
+            <w:pPr>
+              <w:spacing w:after="20"/>
+            </w:pPr>
+            <w:r>
+              <w:rPr>
+                <w:rFonts w:ascii="微软雅黑" w:hAnsi="微软雅黑" w:eastAsia="微软雅黑"/>
+                <w:b/>
+                <w:sz w:val="19"/>
+              </w:rPr>
+              <w:t>#</w:t>
+            </w:r>
+          </w:p>
+        </w:tc>
+        <w:tc>
+          <w:tcPr>
+            <w:tcW w:type="dxa" w:w="1728"/>
+          </w:tcPr>
+          <w:p>
+            <w:pPr>
+              <w:spacing w:after="20"/>
+            </w:pPr>
+            <w:r>
+              <w:rPr>
+                <w:rFonts w:ascii="微软雅黑" w:hAnsi="微软雅黑" w:eastAsia="微软雅黑"/>
+                <w:b/>
+                <w:sz w:val="19"/>
+              </w:rPr>
+              <w:t>问题</w:t>
+            </w:r>
+          </w:p>
+        </w:tc>
+        <w:tc>
+          <w:tcPr>
+            <w:tcW w:type="dxa" w:w="1728"/>
+          </w:tcPr>
+          <w:p>
+            <w:pPr>
+              <w:spacing w:after="20"/>
+            </w:pPr>
+            <w:r>
+              <w:rPr>
+                <w:rFonts w:ascii="微软雅黑" w:hAnsi="微软雅黑" w:eastAsia="微软雅黑"/>
+                <w:b/>
+                <w:sz w:val="19"/>
+              </w:rPr>
+              <w:t>现象</w:t>
+            </w:r>
+          </w:p>
+        </w:tc>
+        <w:tc>
+          <w:tcPr>
+            <w:tcW w:type="dxa" w:w="1728"/>
+          </w:tcPr>
+          <w:p>
+            <w:pPr>
+              <w:spacing w:after="20"/>
+            </w:pPr>
+            <w:r>
+              <w:rPr>
+                <w:rFonts w:ascii="微软雅黑" w:hAnsi="微软雅黑" w:eastAsia="微软雅黑"/>
+                <w:b/>
+                <w:sz w:val="19"/>
+              </w:rPr>
+              <w:t>根因</w:t>
+            </w:r>
+          </w:p>
+        </w:tc>
+        <w:tc>
+          <w:tcPr>
+            <w:tcW w:type="dxa" w:w="1728"/>
+          </w:tcPr>
+          <w:p>
+            <w:pPr>
+              <w:spacing w:after="20"/>
+            </w:pPr>
+            <w:r>
+              <w:rPr>
+                <w:rFonts w:ascii="微软雅黑" w:hAnsi="微软雅黑" w:eastAsia="微软雅黑"/>
+                <w:b/>
+                <w:sz w:val="19"/>
+              </w:rPr>
+              <w:t>修复</w:t>
+            </w:r>
+          </w:p>
+        </w:tc>
+      </w:tr>
+      <w:tr>
+        <w:tc>
+          <w:tcPr>
+            <w:tcW w:type="dxa" w:w="1728"/>
+          </w:tcPr>
+          <w:p>
+            <w:pPr>
+              <w:spacing w:after="20"/>
+            </w:pPr>
+            <w:r>
+              <w:rPr>
+                <w:rFonts w:ascii="微软雅黑" w:hAnsi="微软雅黑" w:eastAsia="微软雅黑"/>
+                <w:b w:val="0"/>
+                <w:sz w:val="19"/>
+              </w:rPr>
+              <w:t>20</w:t>
+            </w:r>
+          </w:p>
+        </w:tc>
+        <w:tc>
+          <w:tcPr>
+            <w:tcW w:type="dxa" w:w="1728"/>
+          </w:tcPr>
+          <w:p>
+            <w:pPr>
+              <w:spacing w:after="20"/>
+            </w:pPr>
+            <w:r>
+              <w:rPr>
+                <w:rFonts w:ascii="微软雅黑" w:hAnsi="微软雅黑" w:eastAsia="微软雅黑"/>
+                <w:b/>
+                <w:sz w:val="19"/>
+              </w:rPr>
+              <w:t>下载链接二次解码</w:t>
+            </w:r>
+          </w:p>
+        </w:tc>
+        <w:tc>
+          <w:tcPr>
+            <w:tcW w:type="dxa" w:w="1728"/>
+          </w:tcPr>
+          <w:p>
+            <w:pPr>
+              <w:spacing w:after="20"/>
+            </w:pPr>
+            <w:r>
+              <w:rPr>
+                <w:rFonts w:ascii="微软雅黑" w:hAnsi="微软雅黑" w:eastAsia="微软雅黑"/>
+                <w:b w:val="0"/>
+                <w:sz w:val="19"/>
+              </w:rPr>
+              <w:t xml:space="preserve">文件名含 </w:t>
+            </w:r>
+            <w:r>
+              <w:rPr>
+                <w:rFonts w:ascii="Consolas" w:hAnsi="Consolas" w:eastAsia="Consolas"/>
+                <w:b w:val="0"/>
+                <w:color w:val="C7254E"/>
+                <w:sz w:val="17"/>
+              </w:rPr>
+              <w:t>100%41.txt</w:t>
+            </w:r>
+            <w:r>
+              <w:rPr>
+                <w:rFonts w:ascii="微软雅黑" w:hAnsi="微软雅黑" w:eastAsia="微软雅黑"/>
+                <w:b w:val="0"/>
+                <w:sz w:val="19"/>
+              </w:rPr>
+              <w:t xml:space="preserve"> 时，分析正常、点下载 404</w:t>
+            </w:r>
+          </w:p>
+        </w:tc>
+        <w:tc>
+          <w:tcPr>
+            <w:tcW w:type="dxa" w:w="1728"/>
+          </w:tcPr>
+          <w:p>
+            <w:pPr>
+              <w:spacing w:after="20"/>
+            </w:pPr>
+            <w:r>
+              <w:rPr>
+                <w:rFonts w:ascii="Consolas" w:hAnsi="Consolas" w:eastAsia="Consolas"/>
+                <w:b w:val="0"/>
+                <w:color w:val="C7254E"/>
+                <w:sz w:val="17"/>
+              </w:rPr>
+              <w:t>parse_qs</w:t>
+            </w:r>
+            <w:r>
+              <w:rPr>
+                <w:rFonts w:ascii="微软雅黑" w:hAnsi="微软雅黑" w:eastAsia="微软雅黑"/>
+                <w:b w:val="0"/>
+                <w:sz w:val="19"/>
+              </w:rPr>
+              <w:t xml:space="preserve"> 已经解过一次 </w:t>
+            </w:r>
+            <w:r>
+              <w:rPr>
+                <w:rFonts w:ascii="Consolas" w:hAnsi="Consolas" w:eastAsia="Consolas"/>
+                <w:b w:val="0"/>
+                <w:color w:val="C7254E"/>
+                <w:sz w:val="17"/>
+              </w:rPr>
+              <w:t>%XX</w:t>
+            </w:r>
+            <w:r>
+              <w:rPr>
+                <w:rFonts w:ascii="微软雅黑" w:hAnsi="微软雅黑" w:eastAsia="微软雅黑"/>
+                <w:b w:val="0"/>
+                <w:sz w:val="19"/>
+              </w:rPr>
+              <w:t xml:space="preserve">，代码又 </w:t>
+            </w:r>
+            <w:r>
+              <w:rPr>
+                <w:rFonts w:ascii="Consolas" w:hAnsi="Consolas" w:eastAsia="Consolas"/>
+                <w:b w:val="0"/>
+                <w:color w:val="C7254E"/>
+                <w:sz w:val="17"/>
+              </w:rPr>
+              <w:t>unquote</w:t>
+            </w:r>
+            <w:r>
+              <w:rPr>
+                <w:rFonts w:ascii="微软雅黑" w:hAnsi="微软雅黑" w:eastAsia="微软雅黑"/>
+                <w:b w:val="0"/>
+                <w:sz w:val="19"/>
+              </w:rPr>
+              <w:t xml:space="preserve"> 了一次，</w:t>
+            </w:r>
+            <w:r>
+              <w:rPr>
+                <w:rFonts w:ascii="Consolas" w:hAnsi="Consolas" w:eastAsia="Consolas"/>
+                <w:b w:val="0"/>
+                <w:color w:val="C7254E"/>
+                <w:sz w:val="17"/>
+              </w:rPr>
+              <w:t>%41</w:t>
+            </w:r>
+            <w:r>
+              <w:rPr>
+                <w:rFonts w:ascii="微软雅黑" w:hAnsi="微软雅黑" w:eastAsia="微软雅黑"/>
+                <w:b w:val="0"/>
+                <w:sz w:val="19"/>
+              </w:rPr>
+              <w:t xml:space="preserve"> 被还原成 </w:t>
+            </w:r>
+            <w:r>
+              <w:rPr>
+                <w:rFonts w:ascii="Consolas" w:hAnsi="Consolas" w:eastAsia="Consolas"/>
+                <w:b w:val="0"/>
+                <w:color w:val="C7254E"/>
+                <w:sz w:val="17"/>
+              </w:rPr>
+              <w:t>A</w:t>
+            </w:r>
+          </w:p>
+        </w:tc>
+        <w:tc>
+          <w:tcPr>
+            <w:tcW w:type="dxa" w:w="1728"/>
+          </w:tcPr>
+          <w:p>
+            <w:pPr>
+              <w:spacing w:after="20"/>
+            </w:pPr>
+            <w:r>
+              <w:rPr>
+                <w:rFonts w:ascii="微软雅黑" w:hAnsi="微软雅黑" w:eastAsia="微软雅黑"/>
+                <w:b w:val="0"/>
+                <w:sz w:val="19"/>
+              </w:rPr>
+              <w:t>去掉重复解码；11 种特殊文件名（</w:t>
+            </w:r>
+            <w:r>
+              <w:rPr>
+                <w:rFonts w:ascii="Consolas" w:hAnsi="Consolas" w:eastAsia="Consolas"/>
+                <w:b w:val="0"/>
+                <w:color w:val="C7254E"/>
+                <w:sz w:val="17"/>
+              </w:rPr>
+              <w:t>%</w:t>
+            </w:r>
+            <w:r>
+              <w:rPr>
+                <w:rFonts w:ascii="微软雅黑" w:hAnsi="微软雅黑" w:eastAsia="微软雅黑"/>
+                <w:b w:val="0"/>
+                <w:sz w:val="19"/>
+              </w:rPr>
+              <w:t xml:space="preserve"> </w:t>
+            </w:r>
+            <w:r>
+              <w:rPr>
+                <w:rFonts w:ascii="Consolas" w:hAnsi="Consolas" w:eastAsia="Consolas"/>
+                <w:b w:val="0"/>
+                <w:color w:val="C7254E"/>
+                <w:sz w:val="17"/>
+              </w:rPr>
+              <w:t>#</w:t>
+            </w:r>
+            <w:r>
+              <w:rPr>
+                <w:rFonts w:ascii="微软雅黑" w:hAnsi="微软雅黑" w:eastAsia="微软雅黑"/>
+                <w:b w:val="0"/>
+                <w:sz w:val="19"/>
+              </w:rPr>
+              <w:t xml:space="preserve"> </w:t>
+            </w:r>
+            <w:r>
+              <w:rPr>
+                <w:rFonts w:ascii="Consolas" w:hAnsi="Consolas" w:eastAsia="Consolas"/>
+                <w:b w:val="0"/>
+                <w:color w:val="C7254E"/>
+                <w:sz w:val="17"/>
+              </w:rPr>
+              <w:t>&amp;</w:t>
+            </w:r>
+            <w:r>
+              <w:rPr>
+                <w:rFonts w:ascii="微软雅黑" w:hAnsi="微软雅黑" w:eastAsia="微软雅黑"/>
+                <w:b w:val="0"/>
+                <w:sz w:val="19"/>
+              </w:rPr>
+              <w:t xml:space="preserve"> </w:t>
+            </w:r>
+            <w:r>
+              <w:rPr>
+                <w:rFonts w:ascii="Consolas" w:hAnsi="Consolas" w:eastAsia="Consolas"/>
+                <w:b w:val="0"/>
+                <w:color w:val="C7254E"/>
+                <w:sz w:val="17"/>
+              </w:rPr>
+              <w:t>+</w:t>
+            </w:r>
+            <w:r>
+              <w:rPr>
+                <w:rFonts w:ascii="微软雅黑" w:hAnsi="微软雅黑" w:eastAsia="微软雅黑"/>
+                <w:b w:val="0"/>
+                <w:sz w:val="19"/>
+              </w:rPr>
+              <w:t xml:space="preserve"> 空格 中文 方括号 单引号）全部通过</w:t>
+            </w:r>
+          </w:p>
+        </w:tc>
+      </w:tr>
+      <w:tr>
+        <w:tc>
+          <w:tcPr>
+            <w:tcW w:type="dxa" w:w="1728"/>
+          </w:tcPr>
+          <w:p>
+            <w:pPr>
+              <w:spacing w:after="20"/>
+            </w:pPr>
+            <w:r>
+              <w:rPr>
+                <w:rFonts w:ascii="微软雅黑" w:hAnsi="微软雅黑" w:eastAsia="微软雅黑"/>
+                <w:b w:val="0"/>
+                <w:sz w:val="19"/>
+              </w:rPr>
+              <w:t>21</w:t>
+            </w:r>
+          </w:p>
+        </w:tc>
+        <w:tc>
+          <w:tcPr>
+            <w:tcW w:type="dxa" w:w="1728"/>
+          </w:tcPr>
+          <w:p>
+            <w:pPr>
+              <w:spacing w:after="20"/>
+            </w:pPr>
+            <w:r>
+              <w:rPr>
+                <w:rFonts w:ascii="微软雅黑" w:hAnsi="微软雅黑" w:eastAsia="微软雅黑"/>
+                <w:b/>
+                <w:sz w:val="19"/>
+              </w:rPr>
+              <w:t>多步古典密码链缺失</w:t>
+            </w:r>
+          </w:p>
+        </w:tc>
+        <w:tc>
+          <w:tcPr>
+            <w:tcW w:type="dxa" w:w="1728"/>
+          </w:tcPr>
+          <w:p>
+            <w:pPr>
+              <w:spacing w:after="20"/>
+            </w:pPr>
+            <w:r>
+              <w:rPr>
+                <w:rFonts w:ascii="微软雅黑" w:hAnsi="微软雅黑" w:eastAsia="微软雅黑"/>
+                <w:b w:val="0"/>
+                <w:sz w:val="19"/>
+              </w:rPr>
+              <w:t>真实赛题「围在栅栏里的爱」未命中（3/7）</w:t>
+            </w:r>
+          </w:p>
+        </w:tc>
+        <w:tc>
+          <w:tcPr>
+            <w:tcW w:type="dxa" w:w="1728"/>
+          </w:tcPr>
+          <w:p>
+            <w:pPr>
+              <w:spacing w:after="20"/>
+            </w:pPr>
+            <w:r>
+              <w:rPr>
+                <w:rFonts w:ascii="微软雅黑" w:hAnsi="微软雅黑" w:eastAsia="微软雅黑"/>
+                <w:b w:val="0"/>
+                <w:sz w:val="19"/>
+              </w:rPr>
+              <w:t>缺「QWE 键盘替换」和「栅栏交错」两个变换；且这类四步链中间态分数低，会被 A* 剪掉</w:t>
+            </w:r>
+          </w:p>
+        </w:tc>
+        <w:tc>
+          <w:tcPr>
+            <w:tcW w:type="dxa" w:w="1728"/>
+          </w:tcPr>
+          <w:p>
+            <w:pPr>
+              <w:spacing w:after="20"/>
+            </w:pPr>
+            <w:r>
+              <w:rPr>
+                <w:rFonts w:ascii="微软雅黑" w:hAnsi="微软雅黑" w:eastAsia="微软雅黑"/>
+                <w:b w:val="0"/>
+                <w:sz w:val="19"/>
+              </w:rPr>
+              <w:t xml:space="preserve">新增两个变换 + </w:t>
+            </w:r>
+            <w:r>
+              <w:rPr>
+                <w:rFonts w:ascii="Consolas" w:hAnsi="Consolas" w:eastAsia="Consolas"/>
+                <w:b w:val="0"/>
+                <w:color w:val="C7254E"/>
+                <w:sz w:val="17"/>
+              </w:rPr>
+              <w:t>_classic_combo_scan()</w:t>
+            </w:r>
+            <w:r>
+              <w:rPr>
+                <w:rFonts w:ascii="微软雅黑" w:hAnsi="微软雅黑" w:eastAsia="微软雅黑"/>
+                <w:b w:val="0"/>
+                <w:sz w:val="19"/>
+              </w:rPr>
+              <w:t xml:space="preserve"> 有界补扫（88 种组合，毫秒级）；该题现在</w:t>
+            </w:r>
+            <w:r>
+              <w:rPr>
+                <w:rFonts w:ascii="微软雅黑" w:hAnsi="微软雅黑" w:eastAsia="微软雅黑"/>
+                <w:b/>
+                <w:sz w:val="19"/>
+              </w:rPr>
+              <w:t>排第 1 位</w:t>
+            </w:r>
+            <w:r>
+              <w:rPr>
+                <w:rFonts w:ascii="微软雅黑" w:hAnsi="微软雅黑" w:eastAsia="微软雅黑"/>
+                <w:b w:val="0"/>
+                <w:sz w:val="19"/>
+              </w:rPr>
+              <w:t xml:space="preserve">命中，真实赛题 3/7 → </w:t>
+            </w:r>
+            <w:r>
+              <w:rPr>
+                <w:rFonts w:ascii="微软雅黑" w:hAnsi="微软雅黑" w:eastAsia="微软雅黑"/>
+                <w:b/>
+                <w:sz w:val="19"/>
+              </w:rPr>
+              <w:t>4/7</w:t>
+            </w:r>
+          </w:p>
+        </w:tc>
+      </w:tr>
+      <w:tr>
+        <w:tc>
+          <w:tcPr>
+            <w:tcW w:type="dxa" w:w="1728"/>
+          </w:tcPr>
+          <w:p>
+            <w:pPr>
+              <w:spacing w:after="20"/>
+            </w:pPr>
+            <w:r>
+              <w:rPr>
+                <w:rFonts w:ascii="微软雅黑" w:hAnsi="微软雅黑" w:eastAsia="微软雅黑"/>
+                <w:b w:val="0"/>
+                <w:sz w:val="19"/>
+              </w:rPr>
+              <w:t>22</w:t>
+            </w:r>
+          </w:p>
+        </w:tc>
+        <w:tc>
+          <w:tcPr>
+            <w:tcW w:type="dxa" w:w="1728"/>
+          </w:tcPr>
+          <w:p>
+            <w:pPr>
+              <w:spacing w:after="20"/>
+            </w:pPr>
+            <w:r>
+              <w:rPr>
+                <w:rFonts w:ascii="微软雅黑" w:hAnsi="微软雅黑" w:eastAsia="微软雅黑"/>
+                <w:b/>
+                <w:sz w:val="19"/>
+              </w:rPr>
+              <w:t>同名并发上传非原子</w:t>
+            </w:r>
+          </w:p>
+        </w:tc>
+        <w:tc>
+          <w:tcPr>
+            <w:tcW w:type="dxa" w:w="1728"/>
+          </w:tcPr>
+          <w:p>
+            <w:pPr>
+              <w:spacing w:after="20"/>
+            </w:pPr>
+            <w:r>
+              <w:rPr>
+                <w:rFonts w:ascii="微软雅黑" w:hAnsi="微软雅黑" w:eastAsia="微软雅黑"/>
+                <w:b w:val="0"/>
+                <w:sz w:val="19"/>
+              </w:rPr>
+              <w:t>8 线程同时传同名文件，理论上可能写出「前一半 A、后一半 B」</w:t>
+            </w:r>
+          </w:p>
+        </w:tc>
+        <w:tc>
+          <w:tcPr>
+            <w:tcW w:type="dxa" w:w="1728"/>
+          </w:tcPr>
+          <w:p>
+            <w:pPr>
+              <w:spacing w:after="20"/>
+            </w:pPr>
+            <w:r>
+              <w:rPr>
+                <w:rFonts w:ascii="Consolas" w:hAnsi="Consolas" w:eastAsia="Consolas"/>
+                <w:b w:val="0"/>
+                <w:color w:val="C7254E"/>
+                <w:sz w:val="17"/>
+              </w:rPr>
+              <w:t>open(dst,"wb")</w:t>
+            </w:r>
+            <w:r>
+              <w:rPr>
+                <w:rFonts w:ascii="微软雅黑" w:hAnsi="微软雅黑" w:eastAsia="微软雅黑"/>
+                <w:b w:val="0"/>
+                <w:sz w:val="19"/>
+              </w:rPr>
+              <w:t xml:space="preserve"> 先截断再写，两个线程会交错</w:t>
+            </w:r>
+          </w:p>
+        </w:tc>
+        <w:tc>
+          <w:tcPr>
+            <w:tcW w:type="dxa" w:w="1728"/>
+          </w:tcPr>
+          <w:p>
+            <w:pPr>
+              <w:spacing w:after="20"/>
+            </w:pPr>
+            <w:r>
+              <w:rPr>
+                <w:rFonts w:ascii="微软雅黑" w:hAnsi="微软雅黑" w:eastAsia="微软雅黑"/>
+                <w:b w:val="0"/>
+                <w:sz w:val="19"/>
+              </w:rPr>
+              <w:t xml:space="preserve">先写 </w:t>
+            </w:r>
+            <w:r>
+              <w:rPr>
+                <w:rFonts w:ascii="Consolas" w:hAnsi="Consolas" w:eastAsia="Consolas"/>
+                <w:b w:val="0"/>
+                <w:color w:val="C7254E"/>
+                <w:sz w:val="17"/>
+              </w:rPr>
+              <w:t>.part.&lt;线程号&gt;</w:t>
+            </w:r>
+            <w:r>
+              <w:rPr>
+                <w:rFonts w:ascii="微软雅黑" w:hAnsi="微软雅黑" w:eastAsia="微软雅黑"/>
+                <w:b w:val="0"/>
+                <w:sz w:val="19"/>
+              </w:rPr>
+              <w:t xml:space="preserve"> 再 </w:t>
+            </w:r>
+            <w:r>
+              <w:rPr>
+                <w:rFonts w:ascii="Consolas" w:hAnsi="Consolas" w:eastAsia="Consolas"/>
+                <w:b w:val="0"/>
+                <w:color w:val="C7254E"/>
+                <w:sz w:val="17"/>
+              </w:rPr>
+              <w:t>os.replace()</w:t>
+            </w:r>
+            <w:r>
+              <w:rPr>
+                <w:rFonts w:ascii="微软雅黑" w:hAnsi="微软雅黑" w:eastAsia="微软雅黑"/>
+                <w:b w:val="0"/>
+                <w:sz w:val="19"/>
+              </w:rPr>
+              <w:t xml:space="preserve"> 原子替换</w:t>
             </w:r>
           </w:p>
         </w:tc>
@@ -4331,7 +5757,7 @@
           <w:color w:val="1F3A5F"/>
           <w:sz w:val="25"/>
         </w:rPr>
-        <w:t xml:space="preserve"> 新增 8 项</w:t>
+        <w:t xml:space="preserve"> 新增 11 项</w:t>
       </w:r>
     </w:p>
     <w:p/>
@@ -4452,7 +5878,417 @@
           <w:b w:val="0"/>
           <w:sz w:val="21"/>
         </w:rPr>
-        <w:t xml:space="preserve"> 穿越、越权读取拦截。</w:t>
+        <w:t xml:space="preserve"> 穿越、越权读取拦截、</w:t>
+      </w:r>
+    </w:p>
+    <w:p>
+      <w:pPr>
+        <w:spacing w:after="60"/>
+      </w:pPr>
+      <w:r>
+        <w:rPr>
+          <w:rFonts w:ascii="微软雅黑" w:hAnsi="微软雅黑" w:eastAsia="微软雅黑"/>
+          <w:b/>
+          <w:sz w:val="21"/>
+        </w:rPr>
+        <w:t xml:space="preserve">文件名含 </w:t>
+      </w:r>
+      <w:r>
+        <w:rPr>
+          <w:rFonts w:ascii="Consolas" w:hAnsi="Consolas" w:eastAsia="Consolas"/>
+          <w:b/>
+          <w:color w:val="C7254E"/>
+          <w:sz w:val="19"/>
+        </w:rPr>
+        <w:t>%41</w:t>
+      </w:r>
+      <w:r>
+        <w:rPr>
+          <w:rFonts w:ascii="微软雅黑" w:hAnsi="微软雅黑" w:eastAsia="微软雅黑"/>
+          <w:b/>
+          <w:sz w:val="21"/>
+        </w:rPr>
+        <w:t xml:space="preserve"> 的下载</w:t>
+      </w:r>
+      <w:r>
+        <w:rPr>
+          <w:rFonts w:ascii="微软雅黑" w:hAnsi="微软雅黑" w:eastAsia="微软雅黑"/>
+          <w:b w:val="0"/>
+          <w:sz w:val="21"/>
+        </w:rPr>
+        <w:t>、</w:t>
+      </w:r>
+      <w:r>
+        <w:rPr>
+          <w:rFonts w:ascii="微软雅黑" w:hAnsi="微软雅黑" w:eastAsia="微软雅黑"/>
+          <w:b/>
+          <w:sz w:val="21"/>
+        </w:rPr>
+        <w:t>8 线程同名上传不损坏</w:t>
+      </w:r>
+      <w:r>
+        <w:rPr>
+          <w:rFonts w:ascii="微软雅黑" w:hAnsi="微软雅黑" w:eastAsia="微软雅黑"/>
+          <w:b w:val="0"/>
+          <w:sz w:val="21"/>
+        </w:rPr>
+        <w:t>、</w:t>
+      </w:r>
+      <w:r>
+        <w:rPr>
+          <w:rFonts w:ascii="微软雅黑" w:hAnsi="微软雅黑" w:eastAsia="微软雅黑"/>
+          <w:b/>
+          <w:sz w:val="21"/>
+        </w:rPr>
+        <w:t>flag 格式非法正则给 400</w:t>
+      </w:r>
+      <w:r>
+        <w:rPr>
+          <w:rFonts w:ascii="微软雅黑" w:hAnsi="微软雅黑" w:eastAsia="微软雅黑"/>
+          <w:b w:val="0"/>
+          <w:sz w:val="21"/>
+        </w:rPr>
+        <w:t>。</w:t>
+      </w:r>
+    </w:p>
+    <w:p/>
+    <w:p>
+      <w:pPr>
+        <w:pStyle w:val="Heading3"/>
+      </w:pPr>
+      <w:r>
+        <w:rPr>
+          <w:rFonts w:ascii="微软雅黑" w:hAnsi="微软雅黑" w:eastAsia="微软雅黑"/>
+          <w:b w:val="0"/>
+          <w:color w:val="1F3A5F"/>
+          <w:sz w:val="25"/>
+        </w:rPr>
+        <w:t>4.3 一键全量从 10 个套件扩到 13 个</w:t>
+      </w:r>
+    </w:p>
+    <w:p/>
+    <w:p>
+      <w:pPr>
+        <w:spacing w:after="60"/>
+      </w:pPr>
+      <w:r>
+        <w:rPr>
+          <w:rFonts w:ascii="微软雅黑" w:hAnsi="微软雅黑" w:eastAsia="微软雅黑"/>
+          <w:b w:val="0"/>
+          <w:sz w:val="21"/>
+        </w:rPr>
+        <w:t>补进来的三个套件之前一直「存在但没跑」：</w:t>
+      </w:r>
+    </w:p>
+    <w:p/>
+    <w:tbl>
+      <w:tblPr>
+        <w:tblStyle w:val="TableGrid"/>
+        <w:tblW w:type="auto" w:w="0"/>
+        <w:jc w:val="center"/>
+        <w:tblLook w:firstColumn="1" w:firstRow="1" w:lastColumn="0" w:lastRow="0" w:noHBand="0" w:noVBand="1" w:val="04A0"/>
+      </w:tblPr>
+      <w:tblGrid>
+        <w:gridCol w:w="2880"/>
+        <w:gridCol w:w="2880"/>
+        <w:gridCol w:w="2880"/>
+      </w:tblGrid>
+      <w:tr>
+        <w:tc>
+          <w:tcPr>
+            <w:tcW w:type="dxa" w:w="2880"/>
+          </w:tcPr>
+          <w:p>
+            <w:pPr>
+              <w:spacing w:after="20"/>
+            </w:pPr>
+            <w:r>
+              <w:rPr>
+                <w:rFonts w:ascii="微软雅黑" w:hAnsi="微软雅黑" w:eastAsia="微软雅黑"/>
+                <w:b/>
+                <w:sz w:val="19"/>
+              </w:rPr>
+              <w:t>套件</w:t>
+            </w:r>
+          </w:p>
+        </w:tc>
+        <w:tc>
+          <w:tcPr>
+            <w:tcW w:type="dxa" w:w="2880"/>
+          </w:tcPr>
+          <w:p>
+            <w:pPr>
+              <w:spacing w:after="20"/>
+            </w:pPr>
+            <w:r>
+              <w:rPr>
+                <w:rFonts w:ascii="微软雅黑" w:hAnsi="微软雅黑" w:eastAsia="微软雅黑"/>
+                <w:b/>
+                <w:sz w:val="19"/>
+              </w:rPr>
+              <w:t>之前</w:t>
+            </w:r>
+          </w:p>
+        </w:tc>
+        <w:tc>
+          <w:tcPr>
+            <w:tcW w:type="dxa" w:w="2880"/>
+          </w:tcPr>
+          <w:p>
+            <w:pPr>
+              <w:spacing w:after="20"/>
+            </w:pPr>
+            <w:r>
+              <w:rPr>
+                <w:rFonts w:ascii="微软雅黑" w:hAnsi="微软雅黑" w:eastAsia="微软雅黑"/>
+                <w:b/>
+                <w:sz w:val="19"/>
+              </w:rPr>
+              <w:t>现在</w:t>
+            </w:r>
+          </w:p>
+        </w:tc>
+      </w:tr>
+      <w:tr>
+        <w:tc>
+          <w:tcPr>
+            <w:tcW w:type="dxa" w:w="2880"/>
+          </w:tcPr>
+          <w:p>
+            <w:pPr>
+              <w:spacing w:after="20"/>
+            </w:pPr>
+            <w:r>
+              <w:rPr>
+                <w:rFonts w:ascii="Consolas" w:hAnsi="Consolas" w:eastAsia="Consolas"/>
+                <w:b w:val="0"/>
+                <w:color w:val="C7254E"/>
+                <w:sz w:val="17"/>
+              </w:rPr>
+              <w:t>battletest.py</w:t>
+            </w:r>
+            <w:r>
+              <w:rPr>
+                <w:rFonts w:ascii="微软雅黑" w:hAnsi="微软雅黑" w:eastAsia="微软雅黑"/>
+                <w:b w:val="0"/>
+                <w:sz w:val="19"/>
+              </w:rPr>
+              <w:t>（集成链路）</w:t>
+            </w:r>
+          </w:p>
+        </w:tc>
+        <w:tc>
+          <w:tcPr>
+            <w:tcW w:type="dxa" w:w="2880"/>
+          </w:tcPr>
+          <w:p>
+            <w:pPr>
+              <w:spacing w:after="20"/>
+            </w:pPr>
+            <w:r>
+              <w:rPr>
+                <w:rFonts w:ascii="微软雅黑" w:hAnsi="微软雅黑" w:eastAsia="微软雅黑"/>
+                <w:b w:val="0"/>
+                <w:sz w:val="19"/>
+              </w:rPr>
+              <w:t>不在全量里</w:t>
+            </w:r>
+          </w:p>
+        </w:tc>
+        <w:tc>
+          <w:tcPr>
+            <w:tcW w:type="dxa" w:w="2880"/>
+          </w:tcPr>
+          <w:p>
+            <w:pPr>
+              <w:spacing w:after="20"/>
+            </w:pPr>
+            <w:r>
+              <w:rPr>
+                <w:rFonts w:ascii="微软雅黑" w:hAnsi="微软雅黑" w:eastAsia="微软雅黑"/>
+                <w:b w:val="0"/>
+                <w:sz w:val="19"/>
+              </w:rPr>
+              <w:t>61/61</w:t>
+            </w:r>
+          </w:p>
+        </w:tc>
+      </w:tr>
+      <w:tr>
+        <w:tc>
+          <w:tcPr>
+            <w:tcW w:type="dxa" w:w="2880"/>
+          </w:tcPr>
+          <w:p>
+            <w:pPr>
+              <w:spacing w:after="20"/>
+            </w:pPr>
+            <w:r>
+              <w:rPr>
+                <w:rFonts w:ascii="Consolas" w:hAnsi="Consolas" w:eastAsia="Consolas"/>
+                <w:b w:val="0"/>
+                <w:color w:val="C7254E"/>
+                <w:sz w:val="17"/>
+              </w:rPr>
+              <w:t>binary_ability_test.py</w:t>
+            </w:r>
+            <w:r>
+              <w:rPr>
+                <w:rFonts w:ascii="微软雅黑" w:hAnsi="微软雅黑" w:eastAsia="微软雅黑"/>
+                <w:b w:val="0"/>
+                <w:sz w:val="19"/>
+              </w:rPr>
+              <w:t>（新模块）</w:t>
+            </w:r>
+          </w:p>
+        </w:tc>
+        <w:tc>
+          <w:tcPr>
+            <w:tcW w:type="dxa" w:w="2880"/>
+          </w:tcPr>
+          <w:p>
+            <w:pPr>
+              <w:spacing w:after="20"/>
+            </w:pPr>
+            <w:r>
+              <w:rPr>
+                <w:rFonts w:ascii="微软雅黑" w:hAnsi="微软雅黑" w:eastAsia="微软雅黑"/>
+                <w:b w:val="0"/>
+                <w:sz w:val="19"/>
+              </w:rPr>
+              <w:t>不在全量里</w:t>
+            </w:r>
+          </w:p>
+        </w:tc>
+        <w:tc>
+          <w:tcPr>
+            <w:tcW w:type="dxa" w:w="2880"/>
+          </w:tcPr>
+          <w:p>
+            <w:pPr>
+              <w:spacing w:after="20"/>
+            </w:pPr>
+            <w:r>
+              <w:rPr>
+                <w:rFonts w:ascii="微软雅黑" w:hAnsi="微软雅黑" w:eastAsia="微软雅黑"/>
+                <w:b w:val="0"/>
+                <w:sz w:val="19"/>
+              </w:rPr>
+              <w:t>117/117</w:t>
+            </w:r>
+          </w:p>
+        </w:tc>
+      </w:tr>
+      <w:tr>
+        <w:tc>
+          <w:tcPr>
+            <w:tcW w:type="dxa" w:w="2880"/>
+          </w:tcPr>
+          <w:p>
+            <w:pPr>
+              <w:spacing w:after="20"/>
+            </w:pPr>
+            <w:r>
+              <w:rPr>
+                <w:rFonts w:ascii="Consolas" w:hAnsi="Consolas" w:eastAsia="Consolas"/>
+                <w:b w:val="0"/>
+                <w:color w:val="C7254E"/>
+                <w:sz w:val="17"/>
+              </w:rPr>
+              <w:t>classic_e2e_test.py</w:t>
+            </w:r>
+            <w:r>
+              <w:rPr>
+                <w:rFonts w:ascii="微软雅黑" w:hAnsi="微软雅黑" w:eastAsia="微软雅黑"/>
+                <w:b w:val="0"/>
+                <w:sz w:val="19"/>
+              </w:rPr>
+              <w:t>（古典端到端）</w:t>
+            </w:r>
+          </w:p>
+        </w:tc>
+        <w:tc>
+          <w:tcPr>
+            <w:tcW w:type="dxa" w:w="2880"/>
+          </w:tcPr>
+          <w:p>
+            <w:pPr>
+              <w:spacing w:after="20"/>
+            </w:pPr>
+            <w:r>
+              <w:rPr>
+                <w:rFonts w:ascii="微软雅黑" w:hAnsi="微软雅黑" w:eastAsia="微软雅黑"/>
+                <w:b w:val="0"/>
+                <w:sz w:val="19"/>
+              </w:rPr>
+              <w:t>不在全量里</w:t>
+            </w:r>
+          </w:p>
+        </w:tc>
+        <w:tc>
+          <w:tcPr>
+            <w:tcW w:type="dxa" w:w="2880"/>
+          </w:tcPr>
+          <w:p>
+            <w:pPr>
+              <w:spacing w:after="20"/>
+            </w:pPr>
+            <w:r>
+              <w:rPr>
+                <w:rFonts w:ascii="微软雅黑" w:hAnsi="微软雅黑" w:eastAsia="微软雅黑"/>
+                <w:b w:val="0"/>
+                <w:sz w:val="19"/>
+              </w:rPr>
+              <w:t>10/10</w:t>
+            </w:r>
+          </w:p>
+        </w:tc>
+      </w:tr>
+    </w:tbl>
+    <w:p/>
+    <w:p/>
+    <w:p>
+      <w:pPr>
+        <w:spacing w:after="60"/>
+      </w:pPr>
+      <w:r>
+        <w:rPr>
+          <w:rFonts w:ascii="Consolas" w:hAnsi="Consolas" w:eastAsia="Consolas"/>
+          <w:b w:val="0"/>
+          <w:color w:val="C7254E"/>
+          <w:sz w:val="19"/>
+        </w:rPr>
+        <w:t>uitest.py</w:t>
+      </w:r>
+      <w:r>
+        <w:rPr>
+          <w:rFonts w:ascii="微软雅黑" w:hAnsi="微软雅黑" w:eastAsia="微软雅黑"/>
+          <w:b w:val="0"/>
+          <w:sz w:val="21"/>
+        </w:rPr>
+        <w:t xml:space="preserve">（真的创建窗口、真的点按钮）和 </w:t>
+      </w:r>
+      <w:r>
+        <w:rPr>
+          <w:rFonts w:ascii="Consolas" w:hAnsi="Consolas" w:eastAsia="Consolas"/>
+          <w:b w:val="0"/>
+          <w:color w:val="C7254E"/>
+          <w:sz w:val="19"/>
+        </w:rPr>
+        <w:t>real_challenge_test.py</w:t>
+      </w:r>
+    </w:p>
+    <w:p>
+      <w:pPr>
+        <w:spacing w:after="60"/>
+      </w:pPr>
+      <w:r>
+        <w:rPr>
+          <w:rFonts w:ascii="微软雅黑" w:hAnsi="微软雅黑" w:eastAsia="微软雅黑"/>
+          <w:b w:val="0"/>
+          <w:sz w:val="21"/>
+        </w:rPr>
+        <w:t>（有 3 道已知不命中）仍单独跑，避免一键全量变红或依赖桌面环境。</w:t>
       </w:r>
     </w:p>
     <w:p/>
@@ -4553,6 +6389,34 @@
           <w:rFonts w:ascii="Consolas" w:hAnsi="Consolas" w:eastAsia="Consolas"/>
           <w:sz w:val="18"/>
         </w:rPr>
+        <w:t>实战集成         61/61      新模块专项      117/117</w:t>
+      </w:r>
+    </w:p>
+    <w:p>
+      <w:pPr>
+        <w:spacing w:after="0"/>
+        <w:ind w:left="170"/>
+        <w:shd w:val="clear" w:color="auto" w:fill="F2F2F2"/>
+      </w:pPr>
+      <w:r>
+        <w:rPr>
+          <w:rFonts w:ascii="Consolas" w:hAnsi="Consolas" w:eastAsia="Consolas"/>
+          <w:sz w:val="18"/>
+        </w:rPr>
+        <w:t>古典端到端       10/10</w:t>
+      </w:r>
+    </w:p>
+    <w:p>
+      <w:pPr>
+        <w:spacing w:after="0"/>
+        <w:ind w:left="170"/>
+        <w:shd w:val="clear" w:color="auto" w:fill="F2F2F2"/>
+      </w:pPr>
+      <w:r>
+        <w:rPr>
+          <w:rFonts w:ascii="Consolas" w:hAnsi="Consolas" w:eastAsia="Consolas"/>
+          <w:sz w:val="18"/>
+        </w:rPr>
         <w:t>------------------------------------------------</w:t>
       </w:r>
     </w:p>
@@ -4567,7 +6431,7 @@
           <w:rFonts w:ascii="Consolas" w:hAnsi="Consolas" w:eastAsia="Consolas"/>
           <w:sz w:val="18"/>
         </w:rPr>
-        <w:t>合计            517/517（10 个套件全部通过）</w:t>
+        <w:t>合计            663/663（13 个套件全部通过）</w:t>
       </w:r>
     </w:p>
     <w:p>
@@ -4595,7 +6459,7 @@
           <w:rFonts w:ascii="Consolas" w:hAnsi="Consolas" w:eastAsia="Consolas"/>
           <w:sz w:val="18"/>
         </w:rPr>
-        <w:t>网页接口专项     42/42</w:t>
+        <w:t>网页接口专项     45/45</w:t>
       </w:r>
     </w:p>
     <w:p>
@@ -4610,6 +6474,62 @@
           <w:sz w:val="18"/>
         </w:rPr>
         <w:t>面板模糊测试     110 组，0 崩溃 / 0 卡死</w:t>
+      </w:r>
+    </w:p>
+    <w:p>
+      <w:pPr>
+        <w:spacing w:after="0"/>
+        <w:ind w:left="170"/>
+        <w:shd w:val="clear" w:color="auto" w:fill="F2F2F2"/>
+      </w:pPr>
+      <w:r>
+        <w:rPr>
+          <w:rFonts w:ascii="Consolas" w:hAnsi="Consolas" w:eastAsia="Consolas"/>
+          <w:sz w:val="18"/>
+        </w:rPr>
+        <w:t>selftest --big   64/64（含 320MB 大文件）</w:t>
+      </w:r>
+    </w:p>
+    <w:p>
+      <w:pPr>
+        <w:spacing w:after="0"/>
+        <w:ind w:left="170"/>
+        <w:shd w:val="clear" w:color="auto" w:fill="F2F2F2"/>
+      </w:pPr>
+      <w:r>
+        <w:rPr>
+          <w:rFonts w:ascii="Consolas" w:hAnsi="Consolas" w:eastAsia="Consolas"/>
+          <w:sz w:val="18"/>
+        </w:rPr>
+        <w:t>真实赛题         4/7</w:t>
+      </w:r>
+    </w:p>
+    <w:p>
+      <w:pPr>
+        <w:spacing w:after="0"/>
+        <w:ind w:left="170"/>
+        <w:shd w:val="clear" w:color="auto" w:fill="F2F2F2"/>
+      </w:pPr>
+      <w:r>
+        <w:rPr>
+          <w:rFonts w:ascii="Consolas" w:hAnsi="Consolas" w:eastAsia="Consolas"/>
+          <w:sz w:val="18"/>
+        </w:rPr>
+        <w:t>真实浏览器       0 控制台错误，上传→分析→下载→搜索全通</w:t>
+      </w:r>
+    </w:p>
+    <w:p>
+      <w:pPr>
+        <w:spacing w:after="0"/>
+        <w:ind w:left="170"/>
+        <w:shd w:val="clear" w:color="auto" w:fill="F2F2F2"/>
+      </w:pPr>
+      <w:r>
+        <w:rPr>
+          <w:rFonts w:ascii="Consolas" w:hAnsi="Consolas" w:eastAsia="Consolas"/>
+          <w:sz w:val="18"/>
+        </w:rPr>
+        <w:t>长时/并发        36 次顺序 + 16 线程，0 失败 / 0 串台</w:t>
       </w:r>
     </w:p>
     <w:p/>
@@ -5256,6 +7176,144 @@
         <w:t xml:space="preserve">   涂掉定位图案、去静区、非整数缩放都还能解；真正需要修数据区时它也修不了。</w:t>
       </w:r>
     </w:p>
+    <w:p>
+      <w:pPr>
+        <w:pStyle w:val="ListNumber"/>
+        <w:spacing w:after="20"/>
+      </w:pPr>
+      <w:r>
+        <w:rPr>
+          <w:rFonts w:ascii="微软雅黑" w:hAnsi="微软雅黑" w:eastAsia="微软雅黑"/>
+          <w:b/>
+          <w:sz w:val="21"/>
+        </w:rPr>
+        <w:t>3 道真实赛题仍不命中</w:t>
+      </w:r>
+      <w:r>
+        <w:rPr>
+          <w:rFonts w:ascii="微软雅黑" w:hAnsi="微软雅黑" w:eastAsia="微软雅黑"/>
+          <w:b w:val="0"/>
+          <w:sz w:val="21"/>
+        </w:rPr>
+        <w:t>（</w:t>
+      </w:r>
+      <w:r>
+        <w:rPr>
+          <w:rFonts w:ascii="Consolas" w:hAnsi="Consolas" w:eastAsia="Consolas"/>
+          <w:b w:val="0"/>
+          <w:color w:val="C7254E"/>
+          <w:sz w:val="19"/>
+        </w:rPr>
+        <w:t>real_challenge_test.py</w:t>
+      </w:r>
+      <w:r>
+        <w:rPr>
+          <w:rFonts w:ascii="微软雅黑" w:hAnsi="微软雅黑" w:eastAsia="微软雅黑"/>
+          <w:b w:val="0"/>
+          <w:sz w:val="21"/>
+        </w:rPr>
+        <w:t xml:space="preserve"> 4/7）：</w:t>
+      </w:r>
+    </w:p>
+    <w:p>
+      <w:pPr>
+        <w:pStyle w:val="ListBullet2"/>
+        <w:spacing w:after="20"/>
+      </w:pPr>
+      <w:r>
+        <w:rPr>
+          <w:rFonts w:ascii="Consolas" w:hAnsi="Consolas" w:eastAsia="Consolas"/>
+          <w:b w:val="0"/>
+          <w:color w:val="C7254E"/>
+          <w:sz w:val="19"/>
+        </w:rPr>
+        <w:t>2017-XMAN 123木头人</w:t>
+      </w:r>
+      <w:r>
+        <w:rPr>
+          <w:rFonts w:ascii="微软雅黑" w:hAnsi="微软雅黑" w:eastAsia="微软雅黑"/>
+          <w:b w:val="0"/>
+          <w:sz w:val="21"/>
+        </w:rPr>
+        <w:t>：题目特定的数字→字母编码，没有通用规律；</w:t>
+      </w:r>
+    </w:p>
+    <w:p>
+      <w:pPr>
+        <w:pStyle w:val="ListBullet2"/>
+        <w:spacing w:after="20"/>
+      </w:pPr>
+      <w:r>
+        <w:rPr>
+          <w:rFonts w:ascii="Consolas" w:hAnsi="Consolas" w:eastAsia="Consolas"/>
+          <w:b w:val="0"/>
+          <w:color w:val="C7254E"/>
+          <w:sz w:val="19"/>
+        </w:rPr>
+        <w:t>2018-DEFCON Throwback</w:t>
+      </w:r>
+      <w:r>
+        <w:rPr>
+          <w:rFonts w:ascii="微软雅黑" w:hAnsi="微软雅黑" w:eastAsia="微软雅黑"/>
+          <w:b w:val="0"/>
+          <w:sz w:val="21"/>
+        </w:rPr>
+        <w:t xml:space="preserve">：靠 </w:t>
+      </w:r>
+      <w:r>
+        <w:rPr>
+          <w:rFonts w:ascii="Consolas" w:hAnsi="Consolas" w:eastAsia="Consolas"/>
+          <w:b w:val="0"/>
+          <w:color w:val="C7254E"/>
+          <w:sz w:val="19"/>
+        </w:rPr>
+        <w:t>!</w:t>
+      </w:r>
+      <w:r>
+        <w:rPr>
+          <w:rFonts w:ascii="微软雅黑" w:hAnsi="微软雅黑" w:eastAsia="微软雅黑"/>
+          <w:b w:val="0"/>
+          <w:sz w:val="21"/>
+        </w:rPr>
+        <w:t xml:space="preserve"> 的位置/缺字母做文章，属于谜题而非标准密码；</w:t>
+      </w:r>
+    </w:p>
+    <w:p>
+      <w:pPr>
+        <w:pStyle w:val="ListBullet2"/>
+        <w:spacing w:after="20"/>
+      </w:pPr>
+      <w:r>
+        <w:rPr>
+          <w:rFonts w:ascii="Consolas" w:hAnsi="Consolas" w:eastAsia="Consolas"/>
+          <w:b w:val="0"/>
+          <w:color w:val="C7254E"/>
+          <w:sz w:val="19"/>
+        </w:rPr>
+        <w:t>TWCTF2016 super_express</w:t>
+      </w:r>
+      <w:r>
+        <w:rPr>
+          <w:rFonts w:ascii="微软雅黑" w:hAnsi="微软雅黑" w:eastAsia="微软雅黑"/>
+          <w:b w:val="0"/>
+          <w:sz w:val="21"/>
+        </w:rPr>
+        <w:t>：测试只给了密文，没给公钥 n，单凭这一串无法解。</w:t>
+      </w:r>
+    </w:p>
+    <w:p>
+      <w:pPr>
+        <w:spacing w:after="60"/>
+      </w:pPr>
+      <w:r>
+        <w:rPr>
+          <w:rFonts w:ascii="微软雅黑" w:hAnsi="微软雅黑" w:eastAsia="微软雅黑"/>
+          <w:b w:val="0"/>
+          <w:sz w:val="21"/>
+        </w:rPr>
+        <w:t xml:space="preserve">   这三道不属于「引擎有 bug」，是题面信息/通用性不足。</w:t>
+      </w:r>
+    </w:p>
     <w:p/>
     <w:p/>
     <w:p>
@@ -5284,7 +7342,7 @@
           <w:rFonts w:ascii="Consolas" w:hAnsi="Consolas" w:eastAsia="Consolas"/>
           <w:sz w:val="18"/>
         </w:rPr>
-        <w:t>rem 全量（约 10 分钟，10 个套件）</w:t>
+        <w:t>rem 全量（约 13 分钟，13 个套件）</w:t>
       </w:r>
     </w:p>
     <w:p>
@@ -5427,6 +7485,132 @@
         <w:t>python core\entrypoint_test.py</w:t>
       </w:r>
     </w:p>
+    <w:p>
+      <w:pPr>
+        <w:spacing w:after="0"/>
+        <w:ind w:left="170"/>
+        <w:shd w:val="clear" w:color="auto" w:fill="F2F2F2"/>
+      </w:pPr>
+      <w:r>
+        <w:rPr>
+          <w:rFonts w:ascii="Consolas" w:hAnsi="Consolas" w:eastAsia="Consolas"/>
+          <w:sz w:val="18"/>
+        </w:rPr>
+        <w:t xml:space="preserve"> </w:t>
+      </w:r>
+    </w:p>
+    <w:p>
+      <w:pPr>
+        <w:spacing w:after="0"/>
+        <w:ind w:left="170"/>
+        <w:shd w:val="clear" w:color="auto" w:fill="F2F2F2"/>
+      </w:pPr>
+      <w:r>
+        <w:rPr>
+          <w:rFonts w:ascii="Consolas" w:hAnsi="Consolas" w:eastAsia="Consolas"/>
+          <w:sz w:val="18"/>
+        </w:rPr>
+        <w:t>rem 桌面版全按钮（真的建窗口、真的点，需要桌面环境）</w:t>
+      </w:r>
+    </w:p>
+    <w:p>
+      <w:pPr>
+        <w:spacing w:after="0"/>
+        <w:ind w:left="170"/>
+        <w:shd w:val="clear" w:color="auto" w:fill="F2F2F2"/>
+      </w:pPr>
+      <w:r>
+        <w:rPr>
+          <w:rFonts w:ascii="Consolas" w:hAnsi="Consolas" w:eastAsia="Consolas"/>
+          <w:sz w:val="18"/>
+        </w:rPr>
+        <w:t>python core\uitest.py</w:t>
+      </w:r>
+    </w:p>
+    <w:p>
+      <w:pPr>
+        <w:spacing w:after="0"/>
+        <w:ind w:left="170"/>
+        <w:shd w:val="clear" w:color="auto" w:fill="F2F2F2"/>
+      </w:pPr>
+      <w:r>
+        <w:rPr>
+          <w:rFonts w:ascii="Consolas" w:hAnsi="Consolas" w:eastAsia="Consolas"/>
+          <w:sz w:val="18"/>
+        </w:rPr>
+        <w:t xml:space="preserve"> </w:t>
+      </w:r>
+    </w:p>
+    <w:p>
+      <w:pPr>
+        <w:spacing w:after="0"/>
+        <w:ind w:left="170"/>
+        <w:shd w:val="clear" w:color="auto" w:fill="F2F2F2"/>
+      </w:pPr>
+      <w:r>
+        <w:rPr>
+          <w:rFonts w:ascii="Consolas" w:hAnsi="Consolas" w:eastAsia="Consolas"/>
+          <w:sz w:val="18"/>
+        </w:rPr>
+        <w:t>rem 真实赛题（有 3 道已知不命中）</w:t>
+      </w:r>
+    </w:p>
+    <w:p>
+      <w:pPr>
+        <w:spacing w:after="0"/>
+        <w:ind w:left="170"/>
+        <w:shd w:val="clear" w:color="auto" w:fill="F2F2F2"/>
+      </w:pPr>
+      <w:r>
+        <w:rPr>
+          <w:rFonts w:ascii="Consolas" w:hAnsi="Consolas" w:eastAsia="Consolas"/>
+          <w:sz w:val="18"/>
+        </w:rPr>
+        <w:t>python core\real_challenge_test.py</w:t>
+      </w:r>
+    </w:p>
+    <w:p>
+      <w:pPr>
+        <w:spacing w:after="0"/>
+        <w:ind w:left="170"/>
+        <w:shd w:val="clear" w:color="auto" w:fill="F2F2F2"/>
+      </w:pPr>
+      <w:r>
+        <w:rPr>
+          <w:rFonts w:ascii="Consolas" w:hAnsi="Consolas" w:eastAsia="Consolas"/>
+          <w:sz w:val="18"/>
+        </w:rPr>
+        <w:t xml:space="preserve"> </w:t>
+      </w:r>
+    </w:p>
+    <w:p>
+      <w:pPr>
+        <w:spacing w:after="0"/>
+        <w:ind w:left="170"/>
+        <w:shd w:val="clear" w:color="auto" w:fill="F2F2F2"/>
+      </w:pPr>
+      <w:r>
+        <w:rPr>
+          <w:rFonts w:ascii="Consolas" w:hAnsi="Consolas" w:eastAsia="Consolas"/>
+          <w:sz w:val="18"/>
+        </w:rPr>
+        <w:t>rem 大文件（320MB 流式扫描）</w:t>
+      </w:r>
+    </w:p>
+    <w:p>
+      <w:pPr>
+        <w:spacing w:after="0"/>
+        <w:ind w:left="170"/>
+        <w:shd w:val="clear" w:color="auto" w:fill="F2F2F2"/>
+      </w:pPr>
+      <w:r>
+        <w:rPr>
+          <w:rFonts w:ascii="Consolas" w:hAnsi="Consolas" w:eastAsia="Consolas"/>
+          <w:sz w:val="18"/>
+        </w:rPr>
+        <w:t>python core\selftest.py --big</w:t>
+      </w:r>
+    </w:p>
     <w:p/>
     <w:p/>
     <w:p>
@@ -5498,7 +7682,7 @@
           <w:color w:val="555555"/>
           <w:sz w:val="21"/>
         </w:rPr>
-        <w:t>图形界面/启动脚本的改动需要重新打包才会进 exe。</w:t>
+        <w:t>图形界面/启动脚本的改动需要重新打包才会进 exe（本轮已重新打包）。</w:t>
       </w:r>
     </w:p>
     <w:sectPr>

--- a/详细测试报告_20261026.docx
+++ b/详细测试报告_20261026.docx
@@ -168,7 +168,7 @@
           <w:b/>
           <w:sz w:val="21"/>
         </w:rPr>
-        <w:t>两轮共发现 22 个问题，全部修复并加了回归用例。</w:t>
+        <w:t>三轮共发现 25 个问题，全部修复并加了回归用例。</w:t>
       </w:r>
     </w:p>
     <w:p>
@@ -205,7 +205,7 @@
           <w:b/>
           <w:sz w:val="21"/>
         </w:rPr>
-        <w:t>45 项</w:t>
+        <w:t>46 项</w:t>
       </w:r>
       <w:r>
         <w:rPr>
@@ -226,7 +226,23 @@
           <w:b w:val="0"/>
           <w:sz w:val="21"/>
         </w:rPr>
-        <w:t xml:space="preserve">面板模糊 </w:t>
+        <w:t xml:space="preserve">赛前自检 </w:t>
+      </w:r>
+      <w:r>
+        <w:rPr>
+          <w:rFonts w:ascii="微软雅黑" w:hAnsi="微软雅黑" w:eastAsia="微软雅黑"/>
+          <w:b/>
+          <w:sz w:val="21"/>
+        </w:rPr>
+        <w:t>22 项</w:t>
+      </w:r>
+      <w:r>
+        <w:rPr>
+          <w:rFonts w:ascii="微软雅黑" w:hAnsi="微软雅黑" w:eastAsia="微软雅黑"/>
+          <w:b w:val="0"/>
+          <w:sz w:val="21"/>
+        </w:rPr>
+        <w:t xml:space="preserve">、面板模糊 </w:t>
       </w:r>
       <w:r>
         <w:rPr>
@@ -258,7 +274,20 @@
           <w:b w:val="0"/>
           <w:sz w:val="21"/>
         </w:rPr>
-        <w:t xml:space="preserve">、长时/并发 </w:t>
+        <w:t>、</w:t>
+      </w:r>
+    </w:p>
+    <w:p>
+      <w:pPr>
+        <w:spacing w:after="60"/>
+      </w:pPr>
+      <w:r>
+        <w:rPr>
+          <w:rFonts w:ascii="微软雅黑" w:hAnsi="微软雅黑" w:eastAsia="微软雅黑"/>
+          <w:b w:val="0"/>
+          <w:sz w:val="21"/>
+        </w:rPr>
+        <w:t xml:space="preserve">长时/并发/便携拷贝/多实例 </w:t>
       </w:r>
       <w:r>
         <w:rPr>
@@ -266,7 +295,7 @@
           <w:b/>
           <w:sz w:val="21"/>
         </w:rPr>
-        <w:t>1 轮</w:t>
+        <w:t>各 1 轮</w:t>
       </w:r>
       <w:r>
         <w:rPr>
@@ -627,6 +656,175 @@
                 <w:sz w:val="19"/>
               </w:rPr>
               <w:t>4 / 7（剩余 3 道见第六节）</w:t>
+            </w:r>
+          </w:p>
+        </w:tc>
+      </w:tr>
+      <w:tr>
+        <w:tc>
+          <w:tcPr>
+            <w:tcW w:type="dxa" w:w="4320"/>
+          </w:tcPr>
+          <w:p>
+            <w:pPr>
+              <w:spacing w:after="20"/>
+            </w:pPr>
+            <w:r>
+              <w:rPr>
+                <w:rFonts w:ascii="微软雅黑" w:hAnsi="微软雅黑" w:eastAsia="微软雅黑"/>
+                <w:b w:val="0"/>
+                <w:sz w:val="19"/>
+              </w:rPr>
+              <w:t>赛前自检（</w:t>
+            </w:r>
+            <w:r>
+              <w:rPr>
+                <w:rFonts w:ascii="Consolas" w:hAnsi="Consolas" w:eastAsia="Consolas"/>
+                <w:b w:val="0"/>
+                <w:color w:val="C7254E"/>
+                <w:sz w:val="17"/>
+              </w:rPr>
+              <w:t>--preflight</w:t>
+            </w:r>
+            <w:r>
+              <w:rPr>
+                <w:rFonts w:ascii="微软雅黑" w:hAnsi="微软雅黑" w:eastAsia="微软雅黑"/>
+                <w:b w:val="0"/>
+                <w:sz w:val="19"/>
+              </w:rPr>
+              <w:t>）</w:t>
+            </w:r>
+          </w:p>
+        </w:tc>
+        <w:tc>
+          <w:tcPr>
+            <w:tcW w:type="dxa" w:w="4320"/>
+          </w:tcPr>
+          <w:p>
+            <w:pPr>
+              <w:spacing w:after="20"/>
+            </w:pPr>
+            <w:r>
+              <w:rPr>
+                <w:rFonts w:ascii="微软雅黑" w:hAnsi="微软雅黑" w:eastAsia="微软雅黑"/>
+                <w:b w:val="0"/>
+                <w:sz w:val="19"/>
+              </w:rPr>
+              <w:t>22 项全绿，7 秒</w:t>
+            </w:r>
+          </w:p>
+        </w:tc>
+      </w:tr>
+      <w:tr>
+        <w:tc>
+          <w:tcPr>
+            <w:tcW w:type="dxa" w:w="4320"/>
+          </w:tcPr>
+          <w:p>
+            <w:pPr>
+              <w:spacing w:after="20"/>
+            </w:pPr>
+            <w:r>
+              <w:rPr>
+                <w:rFonts w:ascii="微软雅黑" w:hAnsi="微软雅黑" w:eastAsia="微软雅黑"/>
+                <w:b w:val="0"/>
+                <w:sz w:val="19"/>
+              </w:rPr>
+              <w:t>便携拷贝（带空格中文路径）</w:t>
+            </w:r>
+          </w:p>
+        </w:tc>
+        <w:tc>
+          <w:tcPr>
+            <w:tcW w:type="dxa" w:w="4320"/>
+          </w:tcPr>
+          <w:p>
+            <w:pPr>
+              <w:spacing w:after="20"/>
+            </w:pPr>
+            <w:r>
+              <w:rPr>
+                <w:rFonts w:ascii="微软雅黑" w:hAnsi="微软雅黑" w:eastAsia="微软雅黑"/>
+                <w:b w:val="0"/>
+                <w:sz w:val="19"/>
+              </w:rPr>
+              <w:t>启动、工具识别、分析全通</w:t>
+            </w:r>
+          </w:p>
+        </w:tc>
+      </w:tr>
+      <w:tr>
+        <w:tc>
+          <w:tcPr>
+            <w:tcW w:type="dxa" w:w="4320"/>
+          </w:tcPr>
+          <w:p>
+            <w:pPr>
+              <w:spacing w:after="20"/>
+            </w:pPr>
+            <w:r>
+              <w:rPr>
+                <w:rFonts w:ascii="微软雅黑" w:hAnsi="微软雅黑" w:eastAsia="微软雅黑"/>
+                <w:b w:val="0"/>
+                <w:sz w:val="19"/>
+              </w:rPr>
+              <w:t>多实例（2 个 GUI + 1 个 web）</w:t>
+            </w:r>
+          </w:p>
+        </w:tc>
+        <w:tc>
+          <w:tcPr>
+            <w:tcW w:type="dxa" w:w="4320"/>
+          </w:tcPr>
+          <w:p>
+            <w:pPr>
+              <w:spacing w:after="20"/>
+            </w:pPr>
+            <w:r>
+              <w:rPr>
+                <w:rFonts w:ascii="微软雅黑" w:hAnsi="微软雅黑" w:eastAsia="微软雅黑"/>
+                <w:b w:val="0"/>
+                <w:sz w:val="19"/>
+              </w:rPr>
+              <w:t>同时运行互不影响</w:t>
+            </w:r>
+          </w:p>
+        </w:tc>
+      </w:tr>
+      <w:tr>
+        <w:tc>
+          <w:tcPr>
+            <w:tcW w:type="dxa" w:w="4320"/>
+          </w:tcPr>
+          <w:p>
+            <w:pPr>
+              <w:spacing w:after="20"/>
+            </w:pPr>
+            <w:r>
+              <w:rPr>
+                <w:rFonts w:ascii="微软雅黑" w:hAnsi="微软雅黑" w:eastAsia="微软雅黑"/>
+                <w:b w:val="0"/>
+                <w:sz w:val="19"/>
+              </w:rPr>
+              <w:t>100MB 网页上传</w:t>
+            </w:r>
+          </w:p>
+        </w:tc>
+        <w:tc>
+          <w:tcPr>
+            <w:tcW w:type="dxa" w:w="4320"/>
+          </w:tcPr>
+          <w:p>
+            <w:pPr>
+              <w:spacing w:after="20"/>
+            </w:pPr>
+            <w:r>
+              <w:rPr>
+                <w:rFonts w:ascii="微软雅黑" w:hAnsi="微软雅黑" w:eastAsia="微软雅黑"/>
+                <w:b w:val="0"/>
+                <w:sz w:val="19"/>
+              </w:rPr>
+              <w:t>内存峰值 32MB（原来 328MB），0.4 秒</w:t>
             </w:r>
           </w:p>
         </w:tc>
@@ -2201,6 +2399,965 @@
           <w:color w:val="1F3A5F"/>
           <w:sz w:val="25"/>
         </w:rPr>
+        <w:t>2.6 第三轮：赛前加固（按「换机器、双击就能用」的标准）</w:t>
+      </w:r>
+    </w:p>
+    <w:p/>
+    <w:tbl>
+      <w:tblPr>
+        <w:tblStyle w:val="TableGrid"/>
+        <w:tblW w:type="auto" w:w="0"/>
+        <w:jc w:val="center"/>
+        <w:tblLook w:firstColumn="1" w:firstRow="1" w:lastColumn="0" w:lastRow="0" w:noHBand="0" w:noVBand="1" w:val="04A0"/>
+      </w:tblPr>
+      <w:tblGrid>
+        <w:gridCol w:w="2880"/>
+        <w:gridCol w:w="2880"/>
+        <w:gridCol w:w="2880"/>
+      </w:tblGrid>
+      <w:tr>
+        <w:tc>
+          <w:tcPr>
+            <w:tcW w:type="dxa" w:w="2880"/>
+          </w:tcPr>
+          <w:p>
+            <w:pPr>
+              <w:spacing w:after="20"/>
+            </w:pPr>
+            <w:r>
+              <w:rPr>
+                <w:rFonts w:ascii="微软雅黑" w:hAnsi="微软雅黑" w:eastAsia="微软雅黑"/>
+                <w:b/>
+                <w:sz w:val="19"/>
+              </w:rPr>
+              <w:t>场景</w:t>
+            </w:r>
+          </w:p>
+        </w:tc>
+        <w:tc>
+          <w:tcPr>
+            <w:tcW w:type="dxa" w:w="2880"/>
+          </w:tcPr>
+          <w:p>
+            <w:pPr>
+              <w:spacing w:after="20"/>
+            </w:pPr>
+            <w:r>
+              <w:rPr>
+                <w:rFonts w:ascii="微软雅黑" w:hAnsi="微软雅黑" w:eastAsia="微软雅黑"/>
+                <w:b/>
+                <w:sz w:val="19"/>
+              </w:rPr>
+              <w:t>做法</w:t>
+            </w:r>
+          </w:p>
+        </w:tc>
+        <w:tc>
+          <w:tcPr>
+            <w:tcW w:type="dxa" w:w="2880"/>
+          </w:tcPr>
+          <w:p>
+            <w:pPr>
+              <w:spacing w:after="20"/>
+            </w:pPr>
+            <w:r>
+              <w:rPr>
+                <w:rFonts w:ascii="微软雅黑" w:hAnsi="微软雅黑" w:eastAsia="微软雅黑"/>
+                <w:b/>
+                <w:sz w:val="19"/>
+              </w:rPr>
+              <w:t>结果</w:t>
+            </w:r>
+          </w:p>
+        </w:tc>
+      </w:tr>
+      <w:tr>
+        <w:tc>
+          <w:tcPr>
+            <w:tcW w:type="dxa" w:w="2880"/>
+          </w:tcPr>
+          <w:p>
+            <w:pPr>
+              <w:spacing w:after="20"/>
+            </w:pPr>
+            <w:r>
+              <w:rPr>
+                <w:rFonts w:ascii="微软雅黑" w:hAnsi="微软雅黑" w:eastAsia="微软雅黑"/>
+                <w:b w:val="0"/>
+                <w:sz w:val="19"/>
+              </w:rPr>
+              <w:t>便携拷贝</w:t>
+            </w:r>
+          </w:p>
+        </w:tc>
+        <w:tc>
+          <w:tcPr>
+            <w:tcW w:type="dxa" w:w="2880"/>
+          </w:tcPr>
+          <w:p>
+            <w:pPr>
+              <w:spacing w:after="20"/>
+            </w:pPr>
+            <w:r>
+              <w:rPr>
+                <w:rFonts w:ascii="微软雅黑" w:hAnsi="微软雅黑" w:eastAsia="微软雅黑"/>
+                <w:b w:val="0"/>
+                <w:sz w:val="19"/>
+              </w:rPr>
+              <w:t xml:space="preserve">整个 </w:t>
+            </w:r>
+            <w:r>
+              <w:rPr>
+                <w:rFonts w:ascii="Consolas" w:hAnsi="Consolas" w:eastAsia="Consolas"/>
+                <w:b w:val="0"/>
+                <w:color w:val="C7254E"/>
+                <w:sz w:val="17"/>
+              </w:rPr>
+              <w:t>dist\FlagRush</w:t>
+            </w:r>
+            <w:r>
+              <w:rPr>
+                <w:rFonts w:ascii="微软雅黑" w:hAnsi="微软雅黑" w:eastAsia="微软雅黑"/>
+                <w:b w:val="0"/>
+                <w:sz w:val="19"/>
+              </w:rPr>
+              <w:t xml:space="preserve"> 拷到 </w:t>
+            </w:r>
+            <w:r>
+              <w:rPr>
+                <w:rFonts w:ascii="Consolas" w:hAnsi="Consolas" w:eastAsia="Consolas"/>
+                <w:b w:val="0"/>
+                <w:color w:val="C7254E"/>
+                <w:sz w:val="17"/>
+              </w:rPr>
+              <w:t>…\比赛 环境 测试\FlagRush 拷贝</w:t>
+            </w:r>
+            <w:r>
+              <w:rPr>
+                <w:rFonts w:ascii="微软雅黑" w:hAnsi="微软雅黑" w:eastAsia="微软雅黑"/>
+                <w:b w:val="0"/>
+                <w:sz w:val="19"/>
+              </w:rPr>
+              <w:t>（带空格+中文）</w:t>
+            </w:r>
+          </w:p>
+        </w:tc>
+        <w:tc>
+          <w:tcPr>
+            <w:tcW w:type="dxa" w:w="2880"/>
+          </w:tcPr>
+          <w:p>
+            <w:pPr>
+              <w:spacing w:after="20"/>
+            </w:pPr>
+            <w:r>
+              <w:rPr>
+                <w:rFonts w:ascii="微软雅黑" w:hAnsi="微软雅黑" w:eastAsia="微软雅黑"/>
+                <w:b w:val="0"/>
+                <w:sz w:val="19"/>
+              </w:rPr>
+              <w:t>启动正常，root 正确指向新目录，7z/exiftool/ffmpeg/upx/bkcrack 全部识别，分析出 flag</w:t>
+            </w:r>
+          </w:p>
+        </w:tc>
+      </w:tr>
+      <w:tr>
+        <w:tc>
+          <w:tcPr>
+            <w:tcW w:type="dxa" w:w="2880"/>
+          </w:tcPr>
+          <w:p>
+            <w:pPr>
+              <w:spacing w:after="20"/>
+            </w:pPr>
+            <w:r>
+              <w:rPr>
+                <w:rFonts w:ascii="微软雅黑" w:hAnsi="微软雅黑" w:eastAsia="微软雅黑"/>
+                <w:b w:val="0"/>
+                <w:sz w:val="19"/>
+              </w:rPr>
+              <w:t>exe 图形界面</w:t>
+            </w:r>
+          </w:p>
+        </w:tc>
+        <w:tc>
+          <w:tcPr>
+            <w:tcW w:type="dxa" w:w="2880"/>
+          </w:tcPr>
+          <w:p>
+            <w:pPr>
+              <w:spacing w:after="20"/>
+            </w:pPr>
+            <w:r>
+              <w:rPr>
+                <w:rFonts w:ascii="微软雅黑" w:hAnsi="微软雅黑" w:eastAsia="微软雅黑"/>
+                <w:b w:val="0"/>
+                <w:sz w:val="19"/>
+              </w:rPr>
+              <w:t xml:space="preserve">启动 </w:t>
+            </w:r>
+            <w:r>
+              <w:rPr>
+                <w:rFonts w:ascii="Consolas" w:hAnsi="Consolas" w:eastAsia="Consolas"/>
+                <w:b w:val="0"/>
+                <w:color w:val="C7254E"/>
+                <w:sz w:val="17"/>
+              </w:rPr>
+              <w:t>FlagRush.exe</w:t>
+            </w:r>
+            <w:r>
+              <w:rPr>
+                <w:rFonts w:ascii="微软雅黑" w:hAnsi="微软雅黑" w:eastAsia="微软雅黑"/>
+                <w:b w:val="0"/>
+                <w:sz w:val="19"/>
+              </w:rPr>
+              <w:t xml:space="preserve">，用 </w:t>
+            </w:r>
+            <w:r>
+              <w:rPr>
+                <w:rFonts w:ascii="Consolas" w:hAnsi="Consolas" w:eastAsia="Consolas"/>
+                <w:b w:val="0"/>
+                <w:color w:val="C7254E"/>
+                <w:sz w:val="17"/>
+              </w:rPr>
+              <w:t>EnumWindows</w:t>
+            </w:r>
+            <w:r>
+              <w:rPr>
+                <w:rFonts w:ascii="微软雅黑" w:hAnsi="微软雅黑" w:eastAsia="微软雅黑"/>
+                <w:b w:val="0"/>
+                <w:sz w:val="19"/>
+              </w:rPr>
+              <w:t xml:space="preserve"> 查窗口</w:t>
+            </w:r>
+          </w:p>
+        </w:tc>
+        <w:tc>
+          <w:tcPr>
+            <w:tcW w:type="dxa" w:w="2880"/>
+          </w:tcPr>
+          <w:p>
+            <w:pPr>
+              <w:spacing w:after="20"/>
+            </w:pPr>
+            <w:r>
+              <w:rPr>
+                <w:rFonts w:ascii="微软雅黑" w:hAnsi="微软雅黑" w:eastAsia="微软雅黑"/>
+                <w:b w:val="0"/>
+                <w:sz w:val="19"/>
+              </w:rPr>
+              <w:t>出现可见窗口「FlagRush — CTF Toolkit」</w:t>
+            </w:r>
+          </w:p>
+        </w:tc>
+      </w:tr>
+      <w:tr>
+        <w:tc>
+          <w:tcPr>
+            <w:tcW w:type="dxa" w:w="2880"/>
+          </w:tcPr>
+          <w:p>
+            <w:pPr>
+              <w:spacing w:after="20"/>
+            </w:pPr>
+            <w:r>
+              <w:rPr>
+                <w:rFonts w:ascii="微软雅黑" w:hAnsi="微软雅黑" w:eastAsia="微软雅黑"/>
+                <w:b w:val="0"/>
+                <w:sz w:val="19"/>
+              </w:rPr>
+              <w:t>多实例</w:t>
+            </w:r>
+          </w:p>
+        </w:tc>
+        <w:tc>
+          <w:tcPr>
+            <w:tcW w:type="dxa" w:w="2880"/>
+          </w:tcPr>
+          <w:p>
+            <w:pPr>
+              <w:spacing w:after="20"/>
+            </w:pPr>
+            <w:r>
+              <w:rPr>
+                <w:rFonts w:ascii="微软雅黑" w:hAnsi="微软雅黑" w:eastAsia="微软雅黑"/>
+                <w:b w:val="0"/>
+                <w:sz w:val="19"/>
+              </w:rPr>
+              <w:t>2 个 GUI + 1 个 web 同时开</w:t>
+            </w:r>
+          </w:p>
+        </w:tc>
+        <w:tc>
+          <w:tcPr>
+            <w:tcW w:type="dxa" w:w="2880"/>
+          </w:tcPr>
+          <w:p>
+            <w:pPr>
+              <w:spacing w:after="20"/>
+            </w:pPr>
+            <w:r>
+              <w:rPr>
+                <w:rFonts w:ascii="微软雅黑" w:hAnsi="微软雅黑" w:eastAsia="微软雅黑"/>
+                <w:b w:val="0"/>
+                <w:sz w:val="19"/>
+              </w:rPr>
+              <w:t>三个进程都在，配置未被写坏</w:t>
+            </w:r>
+          </w:p>
+        </w:tc>
+      </w:tr>
+      <w:tr>
+        <w:tc>
+          <w:tcPr>
+            <w:tcW w:type="dxa" w:w="2880"/>
+          </w:tcPr>
+          <w:p>
+            <w:pPr>
+              <w:spacing w:after="20"/>
+            </w:pPr>
+            <w:r>
+              <w:rPr>
+                <w:rFonts w:ascii="微软雅黑" w:hAnsi="微软雅黑" w:eastAsia="微软雅黑"/>
+                <w:b w:val="0"/>
+                <w:sz w:val="19"/>
+              </w:rPr>
+              <w:t>长跑泄漏</w:t>
+            </w:r>
+          </w:p>
+        </w:tc>
+        <w:tc>
+          <w:tcPr>
+            <w:tcW w:type="dxa" w:w="2880"/>
+          </w:tcPr>
+          <w:p>
+            <w:pPr>
+              <w:spacing w:after="20"/>
+            </w:pPr>
+            <w:r>
+              <w:rPr>
+                <w:rFonts w:ascii="微软雅黑" w:hAnsi="微软雅黑" w:eastAsia="微软雅黑"/>
+                <w:b w:val="0"/>
+                <w:sz w:val="19"/>
+              </w:rPr>
+              <w:t>同一张图连跑 40 次，记句柄/内存/%TEMP%</w:t>
+            </w:r>
+          </w:p>
+        </w:tc>
+        <w:tc>
+          <w:tcPr>
+            <w:tcW w:type="dxa" w:w="2880"/>
+          </w:tcPr>
+          <w:p>
+            <w:pPr>
+              <w:spacing w:after="20"/>
+            </w:pPr>
+            <w:r>
+              <w:rPr>
+                <w:rFonts w:ascii="微软雅黑" w:hAnsi="微软雅黑" w:eastAsia="微软雅黑"/>
+                <w:b w:val="0"/>
+                <w:sz w:val="19"/>
+              </w:rPr>
+              <w:t>句柄 186→306 后持平；内存 26→84MB 后持平；TEMP 无增长</w:t>
+            </w:r>
+          </w:p>
+        </w:tc>
+      </w:tr>
+      <w:tr>
+        <w:tc>
+          <w:tcPr>
+            <w:tcW w:type="dxa" w:w="2880"/>
+          </w:tcPr>
+          <w:p>
+            <w:pPr>
+              <w:spacing w:after="20"/>
+            </w:pPr>
+            <w:r>
+              <w:rPr>
+                <w:rFonts w:ascii="微软雅黑" w:hAnsi="微软雅黑" w:eastAsia="微软雅黑"/>
+                <w:b w:val="0"/>
+                <w:sz w:val="19"/>
+              </w:rPr>
+              <w:t>工作区搜索</w:t>
+            </w:r>
+          </w:p>
+        </w:tc>
+        <w:tc>
+          <w:tcPr>
+            <w:tcW w:type="dxa" w:w="2880"/>
+          </w:tcPr>
+          <w:p>
+            <w:pPr>
+              <w:spacing w:after="20"/>
+            </w:pPr>
+            <w:r>
+              <w:rPr>
+                <w:rFonts w:ascii="微软雅黑" w:hAnsi="微软雅黑" w:eastAsia="微软雅黑"/>
+                <w:b w:val="0"/>
+                <w:sz w:val="19"/>
+              </w:rPr>
+              <w:t>300 个文件，搜 flag / 关键词</w:t>
+            </w:r>
+          </w:p>
+        </w:tc>
+        <w:tc>
+          <w:tcPr>
+            <w:tcW w:type="dxa" w:w="2880"/>
+          </w:tcPr>
+          <w:p>
+            <w:pPr>
+              <w:spacing w:after="20"/>
+            </w:pPr>
+            <w:r>
+              <w:rPr>
+                <w:rFonts w:ascii="微软雅黑" w:hAnsi="微软雅黑" w:eastAsia="微软雅黑"/>
+                <w:b w:val="0"/>
+                <w:sz w:val="19"/>
+              </w:rPr>
+              <w:t>0.4 秒</w:t>
+            </w:r>
+          </w:p>
+        </w:tc>
+      </w:tr>
+      <w:tr>
+        <w:tc>
+          <w:tcPr>
+            <w:tcW w:type="dxa" w:w="2880"/>
+          </w:tcPr>
+          <w:p>
+            <w:pPr>
+              <w:spacing w:after="20"/>
+            </w:pPr>
+            <w:r>
+              <w:rPr>
+                <w:rFonts w:ascii="微软雅黑" w:hAnsi="微软雅黑" w:eastAsia="微软雅黑"/>
+                <w:b w:val="0"/>
+                <w:sz w:val="19"/>
+              </w:rPr>
+              <w:t>离线</w:t>
+            </w:r>
+          </w:p>
+        </w:tc>
+        <w:tc>
+          <w:tcPr>
+            <w:tcW w:type="dxa" w:w="2880"/>
+          </w:tcPr>
+          <w:p>
+            <w:pPr>
+              <w:spacing w:after="20"/>
+            </w:pPr>
+            <w:r>
+              <w:rPr>
+                <w:rFonts w:ascii="微软雅黑" w:hAnsi="微软雅黑" w:eastAsia="微软雅黑"/>
+                <w:b w:val="0"/>
+                <w:sz w:val="19"/>
+              </w:rPr>
+              <w:t>检查分析链路里的网络调用</w:t>
+            </w:r>
+          </w:p>
+        </w:tc>
+        <w:tc>
+          <w:tcPr>
+            <w:tcW w:type="dxa" w:w="2880"/>
+          </w:tcPr>
+          <w:p>
+            <w:pPr>
+              <w:spacing w:after="20"/>
+            </w:pPr>
+            <w:r>
+              <w:rPr>
+                <w:rFonts w:ascii="微软雅黑" w:hAnsi="微软雅黑" w:eastAsia="微软雅黑"/>
+                <w:b w:val="0"/>
+                <w:sz w:val="19"/>
+              </w:rPr>
+              <w:t>除「渗透扫描」面板（用户主动给 URL）外，无任何出站请求</w:t>
+            </w:r>
+          </w:p>
+        </w:tc>
+      </w:tr>
+      <w:tr>
+        <w:tc>
+          <w:tcPr>
+            <w:tcW w:type="dxa" w:w="2880"/>
+          </w:tcPr>
+          <w:p>
+            <w:pPr>
+              <w:spacing w:after="20"/>
+            </w:pPr>
+            <w:r>
+              <w:rPr>
+                <w:rFonts w:ascii="微软雅黑" w:hAnsi="微软雅黑" w:eastAsia="微软雅黑"/>
+                <w:b w:val="0"/>
+                <w:sz w:val="19"/>
+              </w:rPr>
+              <w:t>典型题耗时</w:t>
+            </w:r>
+          </w:p>
+        </w:tc>
+        <w:tc>
+          <w:tcPr>
+            <w:tcW w:type="dxa" w:w="2880"/>
+          </w:tcPr>
+          <w:p>
+            <w:pPr>
+              <w:spacing w:after="20"/>
+            </w:pPr>
+            <w:r>
+              <w:rPr>
+                <w:rFonts w:ascii="微软雅黑" w:hAnsi="微软雅黑" w:eastAsia="微软雅黑"/>
+                <w:b w:val="0"/>
+                <w:sz w:val="19"/>
+              </w:rPr>
+              <w:t>PNG / ZIP / PCAP / PE / 文本 / JPEG 各 1 个</w:t>
+            </w:r>
+          </w:p>
+        </w:tc>
+        <w:tc>
+          <w:tcPr>
+            <w:tcW w:type="dxa" w:w="2880"/>
+          </w:tcPr>
+          <w:p>
+            <w:pPr>
+              <w:spacing w:after="20"/>
+            </w:pPr>
+            <w:r>
+              <w:rPr>
+                <w:rFonts w:ascii="微软雅黑" w:hAnsi="微软雅黑" w:eastAsia="微软雅黑"/>
+                <w:b w:val="0"/>
+                <w:sz w:val="19"/>
+              </w:rPr>
+              <w:t>见下表</w:t>
+            </w:r>
+          </w:p>
+        </w:tc>
+      </w:tr>
+    </w:tbl>
+    <w:p/>
+    <w:p/>
+    <w:p>
+      <w:pPr>
+        <w:spacing w:after="60"/>
+      </w:pPr>
+      <w:r>
+        <w:rPr>
+          <w:rFonts w:ascii="微软雅黑" w:hAnsi="微软雅黑" w:eastAsia="微软雅黑"/>
+          <w:b/>
+          <w:sz w:val="21"/>
+        </w:rPr>
+        <w:t>典型题「一键分析」耗时（本机）：</w:t>
+      </w:r>
+    </w:p>
+    <w:p/>
+    <w:tbl>
+      <w:tblPr>
+        <w:tblStyle w:val="TableGrid"/>
+        <w:tblW w:type="auto" w:w="0"/>
+        <w:jc w:val="center"/>
+        <w:tblLook w:firstColumn="1" w:firstRow="1" w:lastColumn="0" w:lastRow="0" w:noHBand="0" w:noVBand="1" w:val="04A0"/>
+      </w:tblPr>
+      <w:tblGrid>
+        <w:gridCol w:w="2880"/>
+        <w:gridCol w:w="2880"/>
+        <w:gridCol w:w="2880"/>
+      </w:tblGrid>
+      <w:tr>
+        <w:tc>
+          <w:tcPr>
+            <w:tcW w:type="dxa" w:w="2880"/>
+          </w:tcPr>
+          <w:p>
+            <w:pPr>
+              <w:spacing w:after="20"/>
+            </w:pPr>
+            <w:r>
+              <w:rPr>
+                <w:rFonts w:ascii="微软雅黑" w:hAnsi="微软雅黑" w:eastAsia="微软雅黑"/>
+                <w:b/>
+                <w:sz w:val="19"/>
+              </w:rPr>
+              <w:t>题型</w:t>
+            </w:r>
+          </w:p>
+        </w:tc>
+        <w:tc>
+          <w:tcPr>
+            <w:tcW w:type="dxa" w:w="2880"/>
+          </w:tcPr>
+          <w:p>
+            <w:pPr>
+              <w:spacing w:after="20"/>
+            </w:pPr>
+            <w:r>
+              <w:rPr>
+                <w:rFonts w:ascii="微软雅黑" w:hAnsi="微软雅黑" w:eastAsia="微软雅黑"/>
+                <w:b/>
+                <w:sz w:val="19"/>
+              </w:rPr>
+              <w:t>耗时</w:t>
+            </w:r>
+          </w:p>
+        </w:tc>
+        <w:tc>
+          <w:tcPr>
+            <w:tcW w:type="dxa" w:w="2880"/>
+          </w:tcPr>
+          <w:p>
+            <w:pPr>
+              <w:spacing w:after="20"/>
+            </w:pPr>
+            <w:r>
+              <w:rPr>
+                <w:rFonts w:ascii="微软雅黑" w:hAnsi="微软雅黑" w:eastAsia="微软雅黑"/>
+                <w:b/>
+                <w:sz w:val="19"/>
+              </w:rPr>
+              <w:t>说明</w:t>
+            </w:r>
+          </w:p>
+        </w:tc>
+      </w:tr>
+      <w:tr>
+        <w:tc>
+          <w:tcPr>
+            <w:tcW w:type="dxa" w:w="2880"/>
+          </w:tcPr>
+          <w:p>
+            <w:pPr>
+              <w:spacing w:after="20"/>
+            </w:pPr>
+            <w:r>
+              <w:rPr>
+                <w:rFonts w:ascii="微软雅黑" w:hAnsi="微软雅黑" w:eastAsia="微软雅黑"/>
+                <w:b w:val="0"/>
+                <w:sz w:val="19"/>
+              </w:rPr>
+              <w:t>1.4MB PNG（1600×900）</w:t>
+            </w:r>
+          </w:p>
+        </w:tc>
+        <w:tc>
+          <w:tcPr>
+            <w:tcW w:type="dxa" w:w="2880"/>
+          </w:tcPr>
+          <w:p>
+            <w:pPr>
+              <w:spacing w:after="20"/>
+            </w:pPr>
+            <w:r>
+              <w:rPr>
+                <w:rFonts w:ascii="微软雅黑" w:hAnsi="微软雅黑" w:eastAsia="微软雅黑"/>
+                <w:b w:val="0"/>
+                <w:sz w:val="19"/>
+              </w:rPr>
+              <w:t>5.6 s</w:t>
+            </w:r>
+          </w:p>
+        </w:tc>
+        <w:tc>
+          <w:tcPr>
+            <w:tcW w:type="dxa" w:w="2880"/>
+          </w:tcPr>
+          <w:p>
+            <w:pPr>
+              <w:spacing w:after="20"/>
+            </w:pPr>
+            <w:r>
+              <w:rPr>
+                <w:rFonts w:ascii="微软雅黑" w:hAnsi="微软雅黑" w:eastAsia="微软雅黑"/>
+                <w:b w:val="0"/>
+                <w:sz w:val="19"/>
+              </w:rPr>
+              <w:t>含 OCR + 频谱 + 27 张位平面</w:t>
+            </w:r>
+          </w:p>
+        </w:tc>
+      </w:tr>
+      <w:tr>
+        <w:tc>
+          <w:tcPr>
+            <w:tcW w:type="dxa" w:w="2880"/>
+          </w:tcPr>
+          <w:p>
+            <w:pPr>
+              <w:spacing w:after="20"/>
+            </w:pPr>
+            <w:r>
+              <w:rPr>
+                <w:rFonts w:ascii="微软雅黑" w:hAnsi="微软雅黑" w:eastAsia="微软雅黑"/>
+                <w:b w:val="0"/>
+                <w:sz w:val="19"/>
+              </w:rPr>
+              <w:t>5MB ZIP</w:t>
+            </w:r>
+          </w:p>
+        </w:tc>
+        <w:tc>
+          <w:tcPr>
+            <w:tcW w:type="dxa" w:w="2880"/>
+          </w:tcPr>
+          <w:p>
+            <w:pPr>
+              <w:spacing w:after="20"/>
+            </w:pPr>
+            <w:r>
+              <w:rPr>
+                <w:rFonts w:ascii="微软雅黑" w:hAnsi="微软雅黑" w:eastAsia="微软雅黑"/>
+                <w:b w:val="0"/>
+                <w:sz w:val="19"/>
+              </w:rPr>
+              <w:t>2.7 s</w:t>
+            </w:r>
+          </w:p>
+        </w:tc>
+        <w:tc>
+          <w:tcPr>
+            <w:tcW w:type="dxa" w:w="2880"/>
+          </w:tcPr>
+          <w:p>
+            <w:pPr>
+              <w:spacing w:after="20"/>
+            </w:pPr>
+            <w:r>
+              <w:rPr>
+                <w:rFonts w:ascii="微软雅黑" w:hAnsi="微软雅黑" w:eastAsia="微软雅黑"/>
+                <w:b w:val="0"/>
+                <w:sz w:val="19"/>
+              </w:rPr>
+              <w:t>含解压 + 递归</w:t>
+            </w:r>
+          </w:p>
+        </w:tc>
+      </w:tr>
+      <w:tr>
+        <w:tc>
+          <w:tcPr>
+            <w:tcW w:type="dxa" w:w="2880"/>
+          </w:tcPr>
+          <w:p>
+            <w:pPr>
+              <w:spacing w:after="20"/>
+            </w:pPr>
+            <w:r>
+              <w:rPr>
+                <w:rFonts w:ascii="微软雅黑" w:hAnsi="微软雅黑" w:eastAsia="微软雅黑"/>
+                <w:b w:val="0"/>
+                <w:sz w:val="19"/>
+              </w:rPr>
+              <w:t>1.2MB PCAP（2 万包）</w:t>
+            </w:r>
+          </w:p>
+        </w:tc>
+        <w:tc>
+          <w:tcPr>
+            <w:tcW w:type="dxa" w:w="2880"/>
+          </w:tcPr>
+          <w:p>
+            <w:pPr>
+              <w:spacing w:after="20"/>
+            </w:pPr>
+            <w:r>
+              <w:rPr>
+                <w:rFonts w:ascii="微软雅黑" w:hAnsi="微软雅黑" w:eastAsia="微软雅黑"/>
+                <w:b w:val="0"/>
+                <w:sz w:val="19"/>
+              </w:rPr>
+              <w:t>1.6 s</w:t>
+            </w:r>
+          </w:p>
+        </w:tc>
+        <w:tc>
+          <w:tcPr>
+            <w:tcW w:type="dxa" w:w="2880"/>
+          </w:tcPr>
+          <w:p>
+            <w:pPr>
+              <w:spacing w:after="20"/>
+            </w:pPr>
+          </w:p>
+        </w:tc>
+      </w:tr>
+      <w:tr>
+        <w:tc>
+          <w:tcPr>
+            <w:tcW w:type="dxa" w:w="2880"/>
+          </w:tcPr>
+          <w:p>
+            <w:pPr>
+              <w:spacing w:after="20"/>
+            </w:pPr>
+            <w:r>
+              <w:rPr>
+                <w:rFonts w:ascii="微软雅黑" w:hAnsi="微软雅黑" w:eastAsia="微软雅黑"/>
+                <w:b w:val="0"/>
+                <w:sz w:val="19"/>
+              </w:rPr>
+              <w:t>3MB PE</w:t>
+            </w:r>
+          </w:p>
+        </w:tc>
+        <w:tc>
+          <w:tcPr>
+            <w:tcW w:type="dxa" w:w="2880"/>
+          </w:tcPr>
+          <w:p>
+            <w:pPr>
+              <w:spacing w:after="20"/>
+            </w:pPr>
+            <w:r>
+              <w:rPr>
+                <w:rFonts w:ascii="微软雅黑" w:hAnsi="微软雅黑" w:eastAsia="微软雅黑"/>
+                <w:b w:val="0"/>
+                <w:sz w:val="19"/>
+              </w:rPr>
+              <w:t>5.9 s</w:t>
+            </w:r>
+          </w:p>
+        </w:tc>
+        <w:tc>
+          <w:tcPr>
+            <w:tcW w:type="dxa" w:w="2880"/>
+          </w:tcPr>
+          <w:p>
+            <w:pPr>
+              <w:spacing w:after="20"/>
+            </w:pPr>
+            <w:r>
+              <w:rPr>
+                <w:rFonts w:ascii="微软雅黑" w:hAnsi="微软雅黑" w:eastAsia="微软雅黑"/>
+                <w:b w:val="0"/>
+                <w:sz w:val="19"/>
+              </w:rPr>
+              <w:t>优化前 11.4 s</w:t>
+            </w:r>
+          </w:p>
+        </w:tc>
+      </w:tr>
+      <w:tr>
+        <w:tc>
+          <w:tcPr>
+            <w:tcW w:type="dxa" w:w="2880"/>
+          </w:tcPr>
+          <w:p>
+            <w:pPr>
+              <w:spacing w:after="20"/>
+            </w:pPr>
+            <w:r>
+              <w:rPr>
+                <w:rFonts w:ascii="微软雅黑" w:hAnsi="微软雅黑" w:eastAsia="微软雅黑"/>
+                <w:b w:val="0"/>
+                <w:sz w:val="19"/>
+              </w:rPr>
+              <w:t>0.5MB 文本</w:t>
+            </w:r>
+          </w:p>
+        </w:tc>
+        <w:tc>
+          <w:tcPr>
+            <w:tcW w:type="dxa" w:w="2880"/>
+          </w:tcPr>
+          <w:p>
+            <w:pPr>
+              <w:spacing w:after="20"/>
+            </w:pPr>
+            <w:r>
+              <w:rPr>
+                <w:rFonts w:ascii="微软雅黑" w:hAnsi="微软雅黑" w:eastAsia="微软雅黑"/>
+                <w:b w:val="0"/>
+                <w:sz w:val="19"/>
+              </w:rPr>
+              <w:t>1.4 s</w:t>
+            </w:r>
+          </w:p>
+        </w:tc>
+        <w:tc>
+          <w:tcPr>
+            <w:tcW w:type="dxa" w:w="2880"/>
+          </w:tcPr>
+          <w:p>
+            <w:pPr>
+              <w:spacing w:after="20"/>
+            </w:pPr>
+            <w:r>
+              <w:rPr>
+                <w:rFonts w:ascii="微软雅黑" w:hAnsi="微软雅黑" w:eastAsia="微软雅黑"/>
+                <w:b w:val="0"/>
+                <w:sz w:val="19"/>
+              </w:rPr>
+              <w:t>含 8 层组合</w:t>
+            </w:r>
+          </w:p>
+        </w:tc>
+      </w:tr>
+      <w:tr>
+        <w:tc>
+          <w:tcPr>
+            <w:tcW w:type="dxa" w:w="2880"/>
+          </w:tcPr>
+          <w:p>
+            <w:pPr>
+              <w:spacing w:after="20"/>
+            </w:pPr>
+            <w:r>
+              <w:rPr>
+                <w:rFonts w:ascii="微软雅黑" w:hAnsi="微软雅黑" w:eastAsia="微软雅黑"/>
+                <w:b w:val="0"/>
+                <w:sz w:val="19"/>
+              </w:rPr>
+              <w:t>0.1MB JPEG</w:t>
+            </w:r>
+          </w:p>
+        </w:tc>
+        <w:tc>
+          <w:tcPr>
+            <w:tcW w:type="dxa" w:w="2880"/>
+          </w:tcPr>
+          <w:p>
+            <w:pPr>
+              <w:spacing w:after="20"/>
+            </w:pPr>
+            <w:r>
+              <w:rPr>
+                <w:rFonts w:ascii="微软雅黑" w:hAnsi="微软雅黑" w:eastAsia="微软雅黑"/>
+                <w:b w:val="0"/>
+                <w:sz w:val="19"/>
+              </w:rPr>
+              <w:t>4.9 s</w:t>
+            </w:r>
+          </w:p>
+        </w:tc>
+        <w:tc>
+          <w:tcPr>
+            <w:tcW w:type="dxa" w:w="2880"/>
+          </w:tcPr>
+          <w:p>
+            <w:pPr>
+              <w:spacing w:after="20"/>
+            </w:pPr>
+            <w:r>
+              <w:rPr>
+                <w:rFonts w:ascii="微软雅黑" w:hAnsi="微软雅黑" w:eastAsia="微软雅黑"/>
+                <w:b w:val="0"/>
+                <w:sz w:val="19"/>
+              </w:rPr>
+              <w:t>含频谱/位平面</w:t>
+            </w:r>
+          </w:p>
+        </w:tc>
+      </w:tr>
+    </w:tbl>
+    <w:p/>
+    <w:p/>
+    <w:p>
+      <w:pPr>
+        <w:pStyle w:val="Heading3"/>
+      </w:pPr>
+      <w:r>
+        <w:rPr>
+          <w:rFonts w:ascii="微软雅黑" w:hAnsi="微软雅黑" w:eastAsia="微软雅黑"/>
+          <w:b w:val="0"/>
+          <w:color w:val="1F3A5F"/>
+          <w:sz w:val="25"/>
+        </w:rPr>
         <w:t>2.5 手工边界样本</w:t>
       </w:r>
     </w:p>
@@ -5540,6 +6697,532 @@
                 <w:sz w:val="19"/>
               </w:rPr>
               <w:t xml:space="preserve"> 原子替换</w:t>
+            </w:r>
+          </w:p>
+        </w:tc>
+      </w:tr>
+    </w:tbl>
+    <w:p/>
+    <w:p/>
+    <w:p>
+      <w:pPr>
+        <w:pStyle w:val="Heading3"/>
+      </w:pPr>
+      <w:r>
+        <w:rPr>
+          <w:rFonts w:ascii="微软雅黑" w:hAnsi="微软雅黑" w:eastAsia="微软雅黑"/>
+          <w:b w:val="0"/>
+          <w:color w:val="1F3A5F"/>
+          <w:sz w:val="25"/>
+        </w:rPr>
+        <w:t>3.5 第三轮赛前加固发现（23–25）</w:t>
+      </w:r>
+    </w:p>
+    <w:p/>
+    <w:tbl>
+      <w:tblPr>
+        <w:tblStyle w:val="TableGrid"/>
+        <w:tblW w:type="auto" w:w="0"/>
+        <w:jc w:val="center"/>
+        <w:tblLook w:firstColumn="1" w:firstRow="1" w:lastColumn="0" w:lastRow="0" w:noHBand="0" w:noVBand="1" w:val="04A0"/>
+      </w:tblPr>
+      <w:tblGrid>
+        <w:gridCol w:w="1728"/>
+        <w:gridCol w:w="1728"/>
+        <w:gridCol w:w="1728"/>
+        <w:gridCol w:w="1728"/>
+        <w:gridCol w:w="1728"/>
+      </w:tblGrid>
+      <w:tr>
+        <w:tc>
+          <w:tcPr>
+            <w:tcW w:type="dxa" w:w="1728"/>
+          </w:tcPr>
+          <w:p>
+            <w:pPr>
+              <w:spacing w:after="20"/>
+            </w:pPr>
+            <w:r>
+              <w:rPr>
+                <w:rFonts w:ascii="微软雅黑" w:hAnsi="微软雅黑" w:eastAsia="微软雅黑"/>
+                <w:b/>
+                <w:sz w:val="19"/>
+              </w:rPr>
+              <w:t>#</w:t>
+            </w:r>
+          </w:p>
+        </w:tc>
+        <w:tc>
+          <w:tcPr>
+            <w:tcW w:type="dxa" w:w="1728"/>
+          </w:tcPr>
+          <w:p>
+            <w:pPr>
+              <w:spacing w:after="20"/>
+            </w:pPr>
+            <w:r>
+              <w:rPr>
+                <w:rFonts w:ascii="微软雅黑" w:hAnsi="微软雅黑" w:eastAsia="微软雅黑"/>
+                <w:b/>
+                <w:sz w:val="19"/>
+              </w:rPr>
+              <w:t>问题</w:t>
+            </w:r>
+          </w:p>
+        </w:tc>
+        <w:tc>
+          <w:tcPr>
+            <w:tcW w:type="dxa" w:w="1728"/>
+          </w:tcPr>
+          <w:p>
+            <w:pPr>
+              <w:spacing w:after="20"/>
+            </w:pPr>
+            <w:r>
+              <w:rPr>
+                <w:rFonts w:ascii="微软雅黑" w:hAnsi="微软雅黑" w:eastAsia="微软雅黑"/>
+                <w:b/>
+                <w:sz w:val="19"/>
+              </w:rPr>
+              <w:t>现象</w:t>
+            </w:r>
+          </w:p>
+        </w:tc>
+        <w:tc>
+          <w:tcPr>
+            <w:tcW w:type="dxa" w:w="1728"/>
+          </w:tcPr>
+          <w:p>
+            <w:pPr>
+              <w:spacing w:after="20"/>
+            </w:pPr>
+            <w:r>
+              <w:rPr>
+                <w:rFonts w:ascii="微软雅黑" w:hAnsi="微软雅黑" w:eastAsia="微软雅黑"/>
+                <w:b/>
+                <w:sz w:val="19"/>
+              </w:rPr>
+              <w:t>根因</w:t>
+            </w:r>
+          </w:p>
+        </w:tc>
+        <w:tc>
+          <w:tcPr>
+            <w:tcW w:type="dxa" w:w="1728"/>
+          </w:tcPr>
+          <w:p>
+            <w:pPr>
+              <w:spacing w:after="20"/>
+            </w:pPr>
+            <w:r>
+              <w:rPr>
+                <w:rFonts w:ascii="微软雅黑" w:hAnsi="微软雅黑" w:eastAsia="微软雅黑"/>
+                <w:b/>
+                <w:sz w:val="19"/>
+              </w:rPr>
+              <w:t>修复</w:t>
+            </w:r>
+          </w:p>
+        </w:tc>
+      </w:tr>
+      <w:tr>
+        <w:tc>
+          <w:tcPr>
+            <w:tcW w:type="dxa" w:w="1728"/>
+          </w:tcPr>
+          <w:p>
+            <w:pPr>
+              <w:spacing w:after="20"/>
+            </w:pPr>
+            <w:r>
+              <w:rPr>
+                <w:rFonts w:ascii="微软雅黑" w:hAnsi="微软雅黑" w:eastAsia="微软雅黑"/>
+                <w:b w:val="0"/>
+                <w:sz w:val="19"/>
+              </w:rPr>
+              <w:t>23</w:t>
+            </w:r>
+          </w:p>
+        </w:tc>
+        <w:tc>
+          <w:tcPr>
+            <w:tcW w:type="dxa" w:w="1728"/>
+          </w:tcPr>
+          <w:p>
+            <w:pPr>
+              <w:spacing w:after="20"/>
+            </w:pPr>
+            <w:r>
+              <w:rPr>
+                <w:rFonts w:ascii="微软雅黑" w:hAnsi="微软雅黑" w:eastAsia="微软雅黑"/>
+                <w:b/>
+                <w:sz w:val="19"/>
+              </w:rPr>
+              <w:t>大文件上传吃内存</w:t>
+            </w:r>
+          </w:p>
+        </w:tc>
+        <w:tc>
+          <w:tcPr>
+            <w:tcW w:type="dxa" w:w="1728"/>
+          </w:tcPr>
+          <w:p>
+            <w:pPr>
+              <w:spacing w:after="20"/>
+            </w:pPr>
+            <w:r>
+              <w:rPr>
+                <w:rFonts w:ascii="微软雅黑" w:hAnsi="微软雅黑" w:eastAsia="微软雅黑"/>
+                <w:b w:val="0"/>
+                <w:sz w:val="19"/>
+              </w:rPr>
+              <w:t xml:space="preserve">100MB 上传时服务 RSS 从 28MB 冲到 </w:t>
+            </w:r>
+            <w:r>
+              <w:rPr>
+                <w:rFonts w:ascii="微软雅黑" w:hAnsi="微软雅黑" w:eastAsia="微软雅黑"/>
+                <w:b/>
+                <w:sz w:val="19"/>
+              </w:rPr>
+              <w:t>328MB</w:t>
+            </w:r>
+            <w:r>
+              <w:rPr>
+                <w:rFonts w:ascii="微软雅黑" w:hAnsi="微软雅黑" w:eastAsia="微软雅黑"/>
+                <w:b w:val="0"/>
+                <w:sz w:val="19"/>
+              </w:rPr>
+              <w:t>（约 3 倍）；512MB 上限下可能 1.5GB，比赛笔记本容易 OOM</w:t>
+            </w:r>
+          </w:p>
+        </w:tc>
+        <w:tc>
+          <w:tcPr>
+            <w:tcW w:type="dxa" w:w="1728"/>
+          </w:tcPr>
+          <w:p>
+            <w:pPr>
+              <w:spacing w:after="20"/>
+            </w:pPr>
+            <w:r>
+              <w:rPr>
+                <w:rFonts w:ascii="Consolas" w:hAnsi="Consolas" w:eastAsia="Consolas"/>
+                <w:b w:val="0"/>
+                <w:color w:val="C7254E"/>
+                <w:sz w:val="17"/>
+              </w:rPr>
+              <w:t>rfile.read(ln)</w:t>
+            </w:r>
+            <w:r>
+              <w:rPr>
+                <w:rFonts w:ascii="微软雅黑" w:hAnsi="微软雅黑" w:eastAsia="微软雅黑"/>
+                <w:b w:val="0"/>
+                <w:sz w:val="19"/>
+              </w:rPr>
+              <w:t xml:space="preserve"> 把整个 body 读进内存，再 split 成 parts、每个 part 再切一份 data</w:t>
+            </w:r>
+          </w:p>
+        </w:tc>
+        <w:tc>
+          <w:tcPr>
+            <w:tcW w:type="dxa" w:w="1728"/>
+          </w:tcPr>
+          <w:p>
+            <w:pPr>
+              <w:spacing w:after="20"/>
+            </w:pPr>
+            <w:r>
+              <w:rPr>
+                <w:rFonts w:ascii="微软雅黑" w:hAnsi="微软雅黑" w:eastAsia="微软雅黑"/>
+                <w:b w:val="0"/>
+                <w:sz w:val="19"/>
+              </w:rPr>
+              <w:t>改成流式 multipart 解析：1MB 缓冲、边读边写盘。</w:t>
+            </w:r>
+            <w:r>
+              <w:rPr>
+                <w:rFonts w:ascii="微软雅黑" w:hAnsi="微软雅黑" w:eastAsia="微软雅黑"/>
+                <w:b/>
+                <w:sz w:val="19"/>
+              </w:rPr>
+              <w:t>100MB 上传峰值 32MB（+3MB）</w:t>
+            </w:r>
+            <w:r>
+              <w:rPr>
+                <w:rFonts w:ascii="微软雅黑" w:hAnsi="微软雅黑" w:eastAsia="微软雅黑"/>
+                <w:b w:val="0"/>
+                <w:sz w:val="19"/>
+              </w:rPr>
+              <w:t>，速度 0.4 秒</w:t>
+            </w:r>
+          </w:p>
+        </w:tc>
+      </w:tr>
+      <w:tr>
+        <w:tc>
+          <w:tcPr>
+            <w:tcW w:type="dxa" w:w="1728"/>
+          </w:tcPr>
+          <w:p>
+            <w:pPr>
+              <w:spacing w:after="20"/>
+            </w:pPr>
+            <w:r>
+              <w:rPr>
+                <w:rFonts w:ascii="微软雅黑" w:hAnsi="微软雅黑" w:eastAsia="微软雅黑"/>
+                <w:b w:val="0"/>
+                <w:sz w:val="19"/>
+              </w:rPr>
+              <w:t>24</w:t>
+            </w:r>
+          </w:p>
+        </w:tc>
+        <w:tc>
+          <w:tcPr>
+            <w:tcW w:type="dxa" w:w="1728"/>
+          </w:tcPr>
+          <w:p>
+            <w:pPr>
+              <w:spacing w:after="20"/>
+            </w:pPr>
+            <w:r>
+              <w:rPr>
+                <w:rFonts w:ascii="微软雅黑" w:hAnsi="微软雅黑" w:eastAsia="微软雅黑"/>
+                <w:b/>
+                <w:sz w:val="19"/>
+              </w:rPr>
+              <w:t>雕刻小图白耗 OCR</w:t>
+            </w:r>
+          </w:p>
+        </w:tc>
+        <w:tc>
+          <w:tcPr>
+            <w:tcW w:type="dxa" w:w="1728"/>
+          </w:tcPr>
+          <w:p>
+            <w:pPr>
+              <w:spacing w:after="20"/>
+            </w:pPr>
+            <w:r>
+              <w:rPr>
+                <w:rFonts w:ascii="微软雅黑" w:hAnsi="微软雅黑" w:eastAsia="微软雅黑"/>
+                <w:b w:val="0"/>
+                <w:sz w:val="19"/>
+              </w:rPr>
+              <w:t>3MB 的 exe 分析 11.4 秒，其中 6.8 秒在 OCR 6 张 16~32px 图标</w:t>
+            </w:r>
+          </w:p>
+        </w:tc>
+        <w:tc>
+          <w:tcPr>
+            <w:tcW w:type="dxa" w:w="1728"/>
+          </w:tcPr>
+          <w:p>
+            <w:pPr>
+              <w:spacing w:after="20"/>
+            </w:pPr>
+            <w:r>
+              <w:rPr>
+                <w:rFonts w:ascii="微软雅黑" w:hAnsi="微软雅黑" w:eastAsia="微软雅黑"/>
+                <w:b w:val="0"/>
+                <w:sz w:val="19"/>
+              </w:rPr>
+              <w:t xml:space="preserve">从 exe/zip 雕出的资源图（图标/光标）也走完整 OCR，还占满 </w:t>
+            </w:r>
+            <w:r>
+              <w:rPr>
+                <w:rFonts w:ascii="Consolas" w:hAnsi="Consolas" w:eastAsia="Consolas"/>
+                <w:b w:val="0"/>
+                <w:color w:val="C7254E"/>
+                <w:sz w:val="17"/>
+              </w:rPr>
+              <w:t>_OCR_MAX</w:t>
+            </w:r>
+            <w:r>
+              <w:rPr>
+                <w:rFonts w:ascii="微软雅黑" w:hAnsi="微软雅黑" w:eastAsia="微软雅黑"/>
+                <w:b w:val="0"/>
+                <w:sz w:val="19"/>
+              </w:rPr>
+              <w:t xml:space="preserve"> 名额</w:t>
+            </w:r>
+          </w:p>
+        </w:tc>
+        <w:tc>
+          <w:tcPr>
+            <w:tcW w:type="dxa" w:w="1728"/>
+          </w:tcPr>
+          <w:p>
+            <w:pPr>
+              <w:spacing w:after="20"/>
+            </w:pPr>
+            <w:r>
+              <w:rPr>
+                <w:rFonts w:ascii="微软雅黑" w:hAnsi="微软雅黑" w:eastAsia="微软雅黑"/>
+                <w:b w:val="0"/>
+                <w:sz w:val="19"/>
+              </w:rPr>
+              <w:t xml:space="preserve">雕出来的图小于 160×60 直接跳过；3MB PE </w:t>
+            </w:r>
+            <w:r>
+              <w:rPr>
+                <w:rFonts w:ascii="微软雅黑" w:hAnsi="微软雅黑" w:eastAsia="微软雅黑"/>
+                <w:b/>
+                <w:sz w:val="19"/>
+              </w:rPr>
+              <w:t>11.4s → 5.9s</w:t>
+            </w:r>
+            <w:r>
+              <w:rPr>
+                <w:rFonts w:ascii="微软雅黑" w:hAnsi="微软雅黑" w:eastAsia="微软雅黑"/>
+                <w:b w:val="0"/>
+                <w:sz w:val="19"/>
+              </w:rPr>
+              <w:t>，正常截图 OCR 不受影响</w:t>
+            </w:r>
+          </w:p>
+        </w:tc>
+      </w:tr>
+      <w:tr>
+        <w:tc>
+          <w:tcPr>
+            <w:tcW w:type="dxa" w:w="1728"/>
+          </w:tcPr>
+          <w:p>
+            <w:pPr>
+              <w:spacing w:after="20"/>
+            </w:pPr>
+            <w:r>
+              <w:rPr>
+                <w:rFonts w:ascii="微软雅黑" w:hAnsi="微软雅黑" w:eastAsia="微软雅黑"/>
+                <w:b w:val="0"/>
+                <w:sz w:val="19"/>
+              </w:rPr>
+              <w:t>25</w:t>
+            </w:r>
+          </w:p>
+        </w:tc>
+        <w:tc>
+          <w:tcPr>
+            <w:tcW w:type="dxa" w:w="1728"/>
+          </w:tcPr>
+          <w:p>
+            <w:pPr>
+              <w:spacing w:after="20"/>
+            </w:pPr>
+            <w:r>
+              <w:rPr>
+                <w:rFonts w:ascii="微软雅黑" w:hAnsi="微软雅黑" w:eastAsia="微软雅黑"/>
+                <w:b/>
+                <w:sz w:val="19"/>
+              </w:rPr>
+              <w:t xml:space="preserve">RSA 把单个 </w:t>
+            </w:r>
+            <w:r>
+              <w:rPr>
+                <w:rFonts w:ascii="Consolas" w:hAnsi="Consolas" w:eastAsia="Consolas"/>
+                <w:b/>
+                <w:color w:val="C7254E"/>
+                <w:sz w:val="17"/>
+              </w:rPr>
+              <w:t>{</w:t>
+            </w:r>
+            <w:r>
+              <w:rPr>
+                <w:rFonts w:ascii="微软雅黑" w:hAnsi="微软雅黑" w:eastAsia="微软雅黑"/>
+                <w:b/>
+                <w:sz w:val="19"/>
+              </w:rPr>
+              <w:t xml:space="preserve"> 当 flag</w:t>
+            </w:r>
+          </w:p>
+        </w:tc>
+        <w:tc>
+          <w:tcPr>
+            <w:tcW w:type="dxa" w:w="1728"/>
+          </w:tcPr>
+          <w:p>
+            <w:pPr>
+              <w:spacing w:after="20"/>
+            </w:pPr>
+            <w:r>
+              <w:rPr>
+                <w:rFonts w:ascii="Consolas" w:hAnsi="Consolas" w:eastAsia="Consolas"/>
+                <w:b w:val="0"/>
+                <w:color w:val="C7254E"/>
+                <w:sz w:val="17"/>
+              </w:rPr>
+              <w:t>n=3233</w:t>
+            </w:r>
+            <w:r>
+              <w:rPr>
+                <w:rFonts w:ascii="微软雅黑" w:hAnsi="微软雅黑" w:eastAsia="微软雅黑"/>
+                <w:b w:val="0"/>
+                <w:sz w:val="19"/>
+              </w:rPr>
+              <w:t xml:space="preserve"> 这种小样本解出的明文是 </w:t>
+            </w:r>
+            <w:r>
+              <w:rPr>
+                <w:rFonts w:ascii="Consolas" w:hAnsi="Consolas" w:eastAsia="Consolas"/>
+                <w:b w:val="0"/>
+                <w:color w:val="C7254E"/>
+                <w:sz w:val="17"/>
+              </w:rPr>
+              <w:t>{</w:t>
+            </w:r>
+            <w:r>
+              <w:rPr>
+                <w:rFonts w:ascii="微软雅黑" w:hAnsi="微软雅黑" w:eastAsia="微软雅黑"/>
+                <w:b w:val="0"/>
+                <w:sz w:val="19"/>
+              </w:rPr>
+              <w:t>，顶部显示「找到 flag：{」</w:t>
+            </w:r>
+          </w:p>
+        </w:tc>
+        <w:tc>
+          <w:tcPr>
+            <w:tcW w:type="dxa" w:w="1728"/>
+          </w:tcPr>
+          <w:p>
+            <w:pPr>
+              <w:spacing w:after="20"/>
+            </w:pPr>
+            <w:r>
+              <w:rPr>
+                <w:rFonts w:ascii="微软雅黑" w:hAnsi="微软雅黑" w:eastAsia="微软雅黑"/>
+                <w:b w:val="0"/>
+                <w:sz w:val="19"/>
+              </w:rPr>
+              <w:t xml:space="preserve">命中判定是 </w:t>
+            </w:r>
+            <w:r>
+              <w:rPr>
+                <w:rFonts w:ascii="Consolas" w:hAnsi="Consolas" w:eastAsia="Consolas"/>
+                <w:b w:val="0"/>
+                <w:color w:val="C7254E"/>
+                <w:sz w:val="17"/>
+              </w:rPr>
+              <w:t>"{" in txt</w:t>
+            </w:r>
+          </w:p>
+        </w:tc>
+        <w:tc>
+          <w:tcPr>
+            <w:tcW w:type="dxa" w:w="1728"/>
+          </w:tcPr>
+          <w:p>
+            <w:pPr>
+              <w:spacing w:after="20"/>
+            </w:pPr>
+            <w:r>
+              <w:rPr>
+                <w:rFonts w:ascii="微软雅黑" w:hAnsi="微软雅黑" w:eastAsia="微软雅黑"/>
+                <w:b w:val="0"/>
+                <w:sz w:val="19"/>
+              </w:rPr>
+              <w:t>改成标准 flag 正则（前缀 + 至少 2 字符内容）；真 flag 仍能命中</w:t>
             </w:r>
           </w:p>
         </w:tc>
@@ -5963,7 +7646,178 @@
           <w:color w:val="1F3A5F"/>
           <w:sz w:val="25"/>
         </w:rPr>
-        <w:t>4.3 一键全量从 10 个套件扩到 13 个</w:t>
+        <w:t xml:space="preserve">4.3 </w:t>
+      </w:r>
+      <w:r>
+        <w:rPr>
+          <w:rFonts w:ascii="Consolas" w:hAnsi="Consolas" w:eastAsia="Consolas"/>
+          <w:b w:val="0"/>
+          <w:color w:val="1F3A5F"/>
+          <w:sz w:val="23"/>
+        </w:rPr>
+        <w:t>core\preflight_test.py</w:t>
+      </w:r>
+      <w:r>
+        <w:rPr>
+          <w:rFonts w:ascii="微软雅黑" w:hAnsi="微软雅黑" w:eastAsia="微软雅黑"/>
+          <w:b w:val="0"/>
+          <w:color w:val="1F3A5F"/>
+          <w:sz w:val="25"/>
+        </w:rPr>
+        <w:t xml:space="preserve"> + </w:t>
+      </w:r>
+      <w:r>
+        <w:rPr>
+          <w:rFonts w:ascii="Consolas" w:hAnsi="Consolas" w:eastAsia="Consolas"/>
+          <w:b w:val="0"/>
+          <w:color w:val="1F3A5F"/>
+          <w:sz w:val="23"/>
+        </w:rPr>
+        <w:t>赛前自检.bat</w:t>
+      </w:r>
+      <w:r>
+        <w:rPr>
+          <w:rFonts w:ascii="微软雅黑" w:hAnsi="微软雅黑" w:eastAsia="微软雅黑"/>
+          <w:b w:val="0"/>
+          <w:color w:val="1F3A5F"/>
+          <w:sz w:val="25"/>
+        </w:rPr>
+        <w:t>（22 项，新增）</w:t>
+      </w:r>
+    </w:p>
+    <w:p/>
+    <w:p>
+      <w:pPr>
+        <w:spacing w:after="60"/>
+      </w:pPr>
+      <w:r>
+        <w:rPr>
+          <w:rFonts w:ascii="微软雅黑" w:hAnsi="微软雅黑" w:eastAsia="微软雅黑"/>
+          <w:b w:val="0"/>
+          <w:sz w:val="21"/>
+        </w:rPr>
+        <w:t>比赛前在</w:t>
+      </w:r>
+      <w:r>
+        <w:rPr>
+          <w:rFonts w:ascii="微软雅黑" w:hAnsi="微软雅黑" w:eastAsia="微软雅黑"/>
+          <w:b/>
+          <w:sz w:val="21"/>
+        </w:rPr>
+        <w:t>比赛机上</w:t>
+      </w:r>
+      <w:r>
+        <w:rPr>
+          <w:rFonts w:ascii="微软雅黑" w:hAnsi="微软雅黑" w:eastAsia="微软雅黑"/>
+          <w:b w:val="0"/>
+          <w:sz w:val="21"/>
+        </w:rPr>
+        <w:t>跑一遍，7 秒出结论：环境可写、磁盘空间、内置工具、</w:t>
+      </w:r>
+    </w:p>
+    <w:p>
+      <w:pPr>
+        <w:spacing w:after="60"/>
+      </w:pPr>
+      <w:r>
+        <w:rPr>
+          <w:rFonts w:ascii="微软雅黑" w:hAnsi="微软雅黑" w:eastAsia="微软雅黑"/>
+          <w:b w:val="0"/>
+          <w:sz w:val="21"/>
+        </w:rPr>
+        <w:t>OCR、端口、8 类常见题型能不能出结果、每项耗时。有 FAIL 就是现在得修，</w:t>
+      </w:r>
+    </w:p>
+    <w:p>
+      <w:pPr>
+        <w:spacing w:after="60"/>
+      </w:pPr>
+      <w:r>
+        <w:rPr>
+          <w:rFonts w:ascii="微软雅黑" w:hAnsi="微软雅黑" w:eastAsia="微软雅黑"/>
+          <w:b w:val="0"/>
+          <w:sz w:val="21"/>
+        </w:rPr>
+        <w:t xml:space="preserve">有 WARN 就是能用但要注意。源码版双击 </w:t>
+      </w:r>
+      <w:r>
+        <w:rPr>
+          <w:rFonts w:ascii="Consolas" w:hAnsi="Consolas" w:eastAsia="Consolas"/>
+          <w:b w:val="0"/>
+          <w:color w:val="C7254E"/>
+          <w:sz w:val="19"/>
+        </w:rPr>
+        <w:t>赛前自检.bat</w:t>
+      </w:r>
+      <w:r>
+        <w:rPr>
+          <w:rFonts w:ascii="微软雅黑" w:hAnsi="微软雅黑" w:eastAsia="微软雅黑"/>
+          <w:b w:val="0"/>
+          <w:sz w:val="21"/>
+        </w:rPr>
+        <w:t>，</w:t>
+      </w:r>
+    </w:p>
+    <w:p>
+      <w:pPr>
+        <w:spacing w:after="60"/>
+      </w:pPr>
+      <w:r>
+        <w:rPr>
+          <w:rFonts w:ascii="微软雅黑" w:hAnsi="微软雅黑" w:eastAsia="微软雅黑"/>
+          <w:b w:val="0"/>
+          <w:sz w:val="21"/>
+        </w:rPr>
+        <w:t xml:space="preserve">exe 版双击 </w:t>
+      </w:r>
+      <w:r>
+        <w:rPr>
+          <w:rFonts w:ascii="Consolas" w:hAnsi="Consolas" w:eastAsia="Consolas"/>
+          <w:b w:val="0"/>
+          <w:color w:val="C7254E"/>
+          <w:sz w:val="19"/>
+        </w:rPr>
+        <w:t>dist\FlagRush\赛前自检.bat</w:t>
+      </w:r>
+      <w:r>
+        <w:rPr>
+          <w:rFonts w:ascii="微软雅黑" w:hAnsi="微软雅黑" w:eastAsia="微软雅黑"/>
+          <w:b w:val="0"/>
+          <w:sz w:val="21"/>
+        </w:rPr>
+        <w:t xml:space="preserve">（等价于 </w:t>
+      </w:r>
+      <w:r>
+        <w:rPr>
+          <w:rFonts w:ascii="Consolas" w:hAnsi="Consolas" w:eastAsia="Consolas"/>
+          <w:b w:val="0"/>
+          <w:color w:val="C7254E"/>
+          <w:sz w:val="19"/>
+        </w:rPr>
+        <w:t>FlagRush.exe --preflight</w:t>
+      </w:r>
+      <w:r>
+        <w:rPr>
+          <w:rFonts w:ascii="微软雅黑" w:hAnsi="微软雅黑" w:eastAsia="微软雅黑"/>
+          <w:b w:val="0"/>
+          <w:sz w:val="21"/>
+        </w:rPr>
+        <w:t>）。</w:t>
+      </w:r>
+    </w:p>
+    <w:p/>
+    <w:p>
+      <w:pPr>
+        <w:pStyle w:val="Heading3"/>
+      </w:pPr>
+      <w:r>
+        <w:rPr>
+          <w:rFonts w:ascii="微软雅黑" w:hAnsi="微软雅黑" w:eastAsia="微软雅黑"/>
+          <w:b w:val="0"/>
+          <w:color w:val="1F3A5F"/>
+          <w:sz w:val="25"/>
+        </w:rPr>
+        <w:t>4.4 一键全量从 10 个套件扩到 13 个</w:t>
       </w:r>
     </w:p>
     <w:p/>
@@ -6459,7 +8313,21 @@
           <w:rFonts w:ascii="Consolas" w:hAnsi="Consolas" w:eastAsia="Consolas"/>
           <w:sz w:val="18"/>
         </w:rPr>
-        <w:t>网页接口专项     45/45</w:t>
+        <w:t>网页接口专项     46/46</w:t>
+      </w:r>
+    </w:p>
+    <w:p>
+      <w:pPr>
+        <w:spacing w:after="0"/>
+        <w:ind w:left="170"/>
+        <w:shd w:val="clear" w:color="auto" w:fill="F2F2F2"/>
+      </w:pPr>
+      <w:r>
+        <w:rPr>
+          <w:rFonts w:ascii="Consolas" w:hAnsi="Consolas" w:eastAsia="Consolas"/>
+          <w:sz w:val="18"/>
+        </w:rPr>
+        <w:t>赛前自检         22/22（7 秒）</w:t>
       </w:r>
     </w:p>
     <w:p>
@@ -6530,6 +8398,20 @@
           <w:sz w:val="18"/>
         </w:rPr>
         <w:t>长时/并发        36 次顺序 + 16 线程，0 失败 / 0 串台</w:t>
+      </w:r>
+    </w:p>
+    <w:p>
+      <w:pPr>
+        <w:spacing w:after="0"/>
+        <w:ind w:left="170"/>
+        <w:shd w:val="clear" w:color="auto" w:fill="F2F2F2"/>
+      </w:pPr>
+      <w:r>
+        <w:rPr>
+          <w:rFonts w:ascii="Consolas" w:hAnsi="Consolas" w:eastAsia="Consolas"/>
+          <w:sz w:val="18"/>
+        </w:rPr>
+        <w:t>赛前加固         便携拷贝 / 2 GUI + 1 web / 40 次不泄漏 / 100MB 上传 32MB</w:t>
       </w:r>
     </w:p>
     <w:p/>
@@ -7609,6 +9491,48 @@
           <w:sz w:val="18"/>
         </w:rPr>
         <w:t>python core\selftest.py --big</w:t>
+      </w:r>
+    </w:p>
+    <w:p>
+      <w:pPr>
+        <w:spacing w:after="0"/>
+        <w:ind w:left="170"/>
+        <w:shd w:val="clear" w:color="auto" w:fill="F2F2F2"/>
+      </w:pPr>
+      <w:r>
+        <w:rPr>
+          <w:rFonts w:ascii="Consolas" w:hAnsi="Consolas" w:eastAsia="Consolas"/>
+          <w:sz w:val="18"/>
+        </w:rPr>
+        <w:t xml:space="preserve"> </w:t>
+      </w:r>
+    </w:p>
+    <w:p>
+      <w:pPr>
+        <w:spacing w:after="0"/>
+        <w:ind w:left="170"/>
+        <w:shd w:val="clear" w:color="auto" w:fill="F2F2F2"/>
+      </w:pPr>
+      <w:r>
+        <w:rPr>
+          <w:rFonts w:ascii="Consolas" w:hAnsi="Consolas" w:eastAsia="Consolas"/>
+          <w:sz w:val="18"/>
+        </w:rPr>
+        <w:t>rem 赛前自检（比赛前在比赛机上跑这个，7 秒）</w:t>
+      </w:r>
+    </w:p>
+    <w:p>
+      <w:pPr>
+        <w:spacing w:after="0"/>
+        <w:ind w:left="170"/>
+        <w:shd w:val="clear" w:color="auto" w:fill="F2F2F2"/>
+      </w:pPr>
+      <w:r>
+        <w:rPr>
+          <w:rFonts w:ascii="Consolas" w:hAnsi="Consolas" w:eastAsia="Consolas"/>
+          <w:sz w:val="18"/>
+        </w:rPr>
+        <w:t>python core\preflight_test.py</w:t>
       </w:r>
     </w:p>
     <w:p/>

--- a/详细测试报告_20261026.docx
+++ b/详细测试报告_20261026.docx
@@ -168,7 +168,7 @@
           <w:b/>
           <w:sz w:val="21"/>
         </w:rPr>
-        <w:t>三轮共发现 25 个问题，全部修复并加了回归用例。</w:t>
+        <w:t>四轮共发现 27 个问题，全部修复并加了回归用例。</w:t>
       </w:r>
     </w:p>
     <w:p>
@@ -711,6 +711,209 @@
                 <w:sz w:val="19"/>
               </w:rPr>
               <w:t>22 项全绿，7 秒</w:t>
+            </w:r>
+          </w:p>
+        </w:tc>
+      </w:tr>
+      <w:tr>
+        <w:tc>
+          <w:tcPr>
+            <w:tcW w:type="dxa" w:w="4320"/>
+          </w:tcPr>
+          <w:p>
+            <w:pPr>
+              <w:spacing w:after="20"/>
+            </w:pPr>
+            <w:r>
+              <w:rPr>
+                <w:rFonts w:ascii="微软雅黑" w:hAnsi="微软雅黑" w:eastAsia="微软雅黑"/>
+                <w:b w:val="0"/>
+                <w:sz w:val="19"/>
+              </w:rPr>
+              <w:t>数据完整性</w:t>
+            </w:r>
+          </w:p>
+        </w:tc>
+        <w:tc>
+          <w:tcPr>
+            <w:tcW w:type="dxa" w:w="4320"/>
+          </w:tcPr>
+          <w:p>
+            <w:pPr>
+              <w:spacing w:after="20"/>
+            </w:pPr>
+            <w:r>
+              <w:rPr>
+                <w:rFonts w:ascii="微软雅黑" w:hAnsi="微软雅黑" w:eastAsia="微软雅黑"/>
+                <w:b w:val="0"/>
+                <w:sz w:val="19"/>
+              </w:rPr>
+              <w:t>10 种文件分析后原文件 MD5 不变</w:t>
+            </w:r>
+          </w:p>
+        </w:tc>
+      </w:tr>
+      <w:tr>
+        <w:tc>
+          <w:tcPr>
+            <w:tcW w:type="dxa" w:w="4320"/>
+          </w:tcPr>
+          <w:p>
+            <w:pPr>
+              <w:spacing w:after="20"/>
+            </w:pPr>
+            <w:r>
+              <w:rPr>
+                <w:rFonts w:ascii="微软雅黑" w:hAnsi="微软雅黑" w:eastAsia="微软雅黑"/>
+                <w:b w:val="0"/>
+                <w:sz w:val="19"/>
+              </w:rPr>
+              <w:t>超大文件</w:t>
+            </w:r>
+          </w:p>
+        </w:tc>
+        <w:tc>
+          <w:tcPr>
+            <w:tcW w:type="dxa" w:w="4320"/>
+          </w:tcPr>
+          <w:p>
+            <w:pPr>
+              <w:spacing w:after="20"/>
+            </w:pPr>
+            <w:r>
+              <w:rPr>
+                <w:rFonts w:ascii="微软雅黑" w:hAnsi="微软雅黑" w:eastAsia="微软雅黑"/>
+                <w:b w:val="0"/>
+                <w:sz w:val="19"/>
+              </w:rPr>
+              <w:t>1.5GB 流式扫描 3.1 秒，内存 +20MB</w:t>
+            </w:r>
+          </w:p>
+        </w:tc>
+      </w:tr>
+      <w:tr>
+        <w:tc>
+          <w:tcPr>
+            <w:tcW w:type="dxa" w:w="4320"/>
+          </w:tcPr>
+          <w:p>
+            <w:pPr>
+              <w:spacing w:after="20"/>
+            </w:pPr>
+            <w:r>
+              <w:rPr>
+                <w:rFonts w:ascii="微软雅黑" w:hAnsi="微软雅黑" w:eastAsia="微软雅黑"/>
+                <w:b w:val="0"/>
+                <w:sz w:val="19"/>
+              </w:rPr>
+              <w:t>XSS</w:t>
+            </w:r>
+          </w:p>
+        </w:tc>
+        <w:tc>
+          <w:tcPr>
+            <w:tcW w:type="dxa" w:w="4320"/>
+          </w:tcPr>
+          <w:p>
+            <w:pPr>
+              <w:spacing w:after="20"/>
+            </w:pPr>
+            <w:r>
+              <w:rPr>
+                <w:rFonts w:ascii="微软雅黑" w:hAnsi="微软雅黑" w:eastAsia="微软雅黑"/>
+                <w:b w:val="0"/>
+                <w:sz w:val="19"/>
+              </w:rPr>
+              <w:t xml:space="preserve">flag 里塞 </w:t>
+            </w:r>
+            <w:r>
+              <w:rPr>
+                <w:rFonts w:ascii="Consolas" w:hAnsi="Consolas" w:eastAsia="Consolas"/>
+                <w:b w:val="0"/>
+                <w:color w:val="C7254E"/>
+                <w:sz w:val="17"/>
+              </w:rPr>
+              <w:t>&lt;script&gt;</w:t>
+            </w:r>
+            <w:r>
+              <w:rPr>
+                <w:rFonts w:ascii="微软雅黑" w:hAnsi="微软雅黑" w:eastAsia="微软雅黑"/>
+                <w:b w:val="0"/>
+                <w:sz w:val="19"/>
+              </w:rPr>
+              <w:t xml:space="preserve"> 不执行</w:t>
+            </w:r>
+          </w:p>
+        </w:tc>
+      </w:tr>
+      <w:tr>
+        <w:tc>
+          <w:tcPr>
+            <w:tcW w:type="dxa" w:w="4320"/>
+          </w:tcPr>
+          <w:p>
+            <w:pPr>
+              <w:spacing w:after="20"/>
+            </w:pPr>
+            <w:r>
+              <w:rPr>
+                <w:rFonts w:ascii="微软雅黑" w:hAnsi="微软雅黑" w:eastAsia="微软雅黑"/>
+                <w:b w:val="0"/>
+                <w:sz w:val="19"/>
+              </w:rPr>
+              <w:t>特殊路径</w:t>
+            </w:r>
+          </w:p>
+        </w:tc>
+        <w:tc>
+          <w:tcPr>
+            <w:tcW w:type="dxa" w:w="4320"/>
+          </w:tcPr>
+          <w:p>
+            <w:pPr>
+              <w:spacing w:after="20"/>
+            </w:pPr>
+            <w:r>
+              <w:rPr>
+                <w:rFonts w:ascii="微软雅黑" w:hAnsi="微软雅黑" w:eastAsia="微软雅黑"/>
+                <w:b w:val="0"/>
+                <w:sz w:val="19"/>
+              </w:rPr>
+              <w:t xml:space="preserve">含 </w:t>
+            </w:r>
+            <w:r>
+              <w:rPr>
+                <w:rFonts w:ascii="Consolas" w:hAnsi="Consolas" w:eastAsia="Consolas"/>
+                <w:b w:val="0"/>
+                <w:color w:val="C7254E"/>
+                <w:sz w:val="17"/>
+              </w:rPr>
+              <w:t>&amp;</w:t>
+            </w:r>
+            <w:r>
+              <w:rPr>
+                <w:rFonts w:ascii="微软雅黑" w:hAnsi="微软雅黑" w:eastAsia="微软雅黑"/>
+                <w:b w:val="0"/>
+                <w:sz w:val="19"/>
+              </w:rPr>
+              <w:t xml:space="preserve"> / </w:t>
+            </w:r>
+            <w:r>
+              <w:rPr>
+                <w:rFonts w:ascii="Consolas" w:hAnsi="Consolas" w:eastAsia="Consolas"/>
+                <w:b w:val="0"/>
+                <w:color w:val="C7254E"/>
+                <w:sz w:val="17"/>
+              </w:rPr>
+              <w:t>!</w:t>
+            </w:r>
+            <w:r>
+              <w:rPr>
+                <w:rFonts w:ascii="微软雅黑" w:hAnsi="微软雅黑" w:eastAsia="微软雅黑"/>
+                <w:b w:val="0"/>
+                <w:sz w:val="19"/>
+              </w:rPr>
+              <w:t xml:space="preserve"> / 空格 / 中文的路径全部可用</w:t>
             </w:r>
           </w:p>
         </w:tc>
@@ -3358,6 +3561,557 @@
           <w:color w:val="1F3A5F"/>
           <w:sz w:val="25"/>
         </w:rPr>
+        <w:t>2.7 第四轮：数据安全与特殊路径</w:t>
+      </w:r>
+    </w:p>
+    <w:p/>
+    <w:tbl>
+      <w:tblPr>
+        <w:tblStyle w:val="TableGrid"/>
+        <w:tblW w:type="auto" w:w="0"/>
+        <w:jc w:val="center"/>
+        <w:tblLook w:firstColumn="1" w:firstRow="1" w:lastColumn="0" w:lastRow="0" w:noHBand="0" w:noVBand="1" w:val="04A0"/>
+      </w:tblPr>
+      <w:tblGrid>
+        <w:gridCol w:w="2880"/>
+        <w:gridCol w:w="2880"/>
+        <w:gridCol w:w="2880"/>
+      </w:tblGrid>
+      <w:tr>
+        <w:tc>
+          <w:tcPr>
+            <w:tcW w:type="dxa" w:w="2880"/>
+          </w:tcPr>
+          <w:p>
+            <w:pPr>
+              <w:spacing w:after="20"/>
+            </w:pPr>
+            <w:r>
+              <w:rPr>
+                <w:rFonts w:ascii="微软雅黑" w:hAnsi="微软雅黑" w:eastAsia="微软雅黑"/>
+                <w:b/>
+                <w:sz w:val="19"/>
+              </w:rPr>
+              <w:t>场景</w:t>
+            </w:r>
+          </w:p>
+        </w:tc>
+        <w:tc>
+          <w:tcPr>
+            <w:tcW w:type="dxa" w:w="2880"/>
+          </w:tcPr>
+          <w:p>
+            <w:pPr>
+              <w:spacing w:after="20"/>
+            </w:pPr>
+            <w:r>
+              <w:rPr>
+                <w:rFonts w:ascii="微软雅黑" w:hAnsi="微软雅黑" w:eastAsia="微软雅黑"/>
+                <w:b/>
+                <w:sz w:val="19"/>
+              </w:rPr>
+              <w:t>做法</w:t>
+            </w:r>
+          </w:p>
+        </w:tc>
+        <w:tc>
+          <w:tcPr>
+            <w:tcW w:type="dxa" w:w="2880"/>
+          </w:tcPr>
+          <w:p>
+            <w:pPr>
+              <w:spacing w:after="20"/>
+            </w:pPr>
+            <w:r>
+              <w:rPr>
+                <w:rFonts w:ascii="微软雅黑" w:hAnsi="微软雅黑" w:eastAsia="微软雅黑"/>
+                <w:b/>
+                <w:sz w:val="19"/>
+              </w:rPr>
+              <w:t>结果</w:t>
+            </w:r>
+          </w:p>
+        </w:tc>
+      </w:tr>
+      <w:tr>
+        <w:tc>
+          <w:tcPr>
+            <w:tcW w:type="dxa" w:w="2880"/>
+          </w:tcPr>
+          <w:p>
+            <w:pPr>
+              <w:spacing w:after="20"/>
+            </w:pPr>
+            <w:r>
+              <w:rPr>
+                <w:rFonts w:ascii="微软雅黑" w:hAnsi="微软雅黑" w:eastAsia="微软雅黑"/>
+                <w:b/>
+                <w:sz w:val="19"/>
+              </w:rPr>
+              <w:t>原文件会不会被改</w:t>
+            </w:r>
+          </w:p>
+        </w:tc>
+        <w:tc>
+          <w:tcPr>
+            <w:tcW w:type="dxa" w:w="2880"/>
+          </w:tcPr>
+          <w:p>
+            <w:pPr>
+              <w:spacing w:after="20"/>
+            </w:pPr>
+            <w:r>
+              <w:rPr>
+                <w:rFonts w:ascii="微软雅黑" w:hAnsi="微软雅黑" w:eastAsia="微软雅黑"/>
+                <w:b w:val="0"/>
+                <w:sz w:val="19"/>
+              </w:rPr>
+              <w:t>10 种文件（文本/PNG/JPEG/ZIP/GZ/PDF/二进制/PCAP/CRC 坏 PNG/截断 PNG）分析前后算 MD5</w:t>
+            </w:r>
+          </w:p>
+        </w:tc>
+        <w:tc>
+          <w:tcPr>
+            <w:tcW w:type="dxa" w:w="2880"/>
+          </w:tcPr>
+          <w:p>
+            <w:pPr>
+              <w:spacing w:after="20"/>
+            </w:pPr>
+            <w:r>
+              <w:rPr>
+                <w:rFonts w:ascii="微软雅黑" w:hAnsi="微软雅黑" w:eastAsia="微软雅黑"/>
+                <w:b/>
+                <w:sz w:val="19"/>
+              </w:rPr>
+              <w:t>全部一字节未变</w:t>
+            </w:r>
+            <w:r>
+              <w:rPr>
+                <w:rFonts w:ascii="微软雅黑" w:hAnsi="微软雅黑" w:eastAsia="微软雅黑"/>
+                <w:b w:val="0"/>
+                <w:sz w:val="19"/>
+              </w:rPr>
+              <w:t xml:space="preserve">（包括会写 </w:t>
+            </w:r>
+            <w:r>
+              <w:rPr>
+                <w:rFonts w:ascii="Consolas" w:hAnsi="Consolas" w:eastAsia="Consolas"/>
+                <w:b w:val="0"/>
+                <w:color w:val="C7254E"/>
+                <w:sz w:val="17"/>
+              </w:rPr>
+              <w:t>_修复CRC</w:t>
+            </w:r>
+            <w:r>
+              <w:rPr>
+                <w:rFonts w:ascii="微软雅黑" w:hAnsi="微软雅黑" w:eastAsia="微软雅黑"/>
+                <w:b w:val="0"/>
+                <w:sz w:val="19"/>
+              </w:rPr>
+              <w:t xml:space="preserve"> 的分支）</w:t>
+            </w:r>
+          </w:p>
+        </w:tc>
+      </w:tr>
+      <w:tr>
+        <w:tc>
+          <w:tcPr>
+            <w:tcW w:type="dxa" w:w="2880"/>
+          </w:tcPr>
+          <w:p>
+            <w:pPr>
+              <w:spacing w:after="20"/>
+            </w:pPr>
+            <w:r>
+              <w:rPr>
+                <w:rFonts w:ascii="微软雅黑" w:hAnsi="微软雅黑" w:eastAsia="微软雅黑"/>
+                <w:b w:val="0"/>
+                <w:sz w:val="19"/>
+              </w:rPr>
+              <w:t>1.5GB 大文件</w:t>
+            </w:r>
+          </w:p>
+        </w:tc>
+        <w:tc>
+          <w:tcPr>
+            <w:tcW w:type="dxa" w:w="2880"/>
+          </w:tcPr>
+          <w:p>
+            <w:pPr>
+              <w:spacing w:after="20"/>
+            </w:pPr>
+            <w:r>
+              <w:rPr>
+                <w:rFonts w:ascii="微软雅黑" w:hAnsi="微软雅黑" w:eastAsia="微软雅黑"/>
+                <w:b w:val="0"/>
+                <w:sz w:val="19"/>
+              </w:rPr>
+              <w:t>流式扫描，flag 放在文件最后</w:t>
+            </w:r>
+          </w:p>
+        </w:tc>
+        <w:tc>
+          <w:tcPr>
+            <w:tcW w:type="dxa" w:w="2880"/>
+          </w:tcPr>
+          <w:p>
+            <w:pPr>
+              <w:spacing w:after="20"/>
+            </w:pPr>
+            <w:r>
+              <w:rPr>
+                <w:rFonts w:ascii="微软雅黑" w:hAnsi="微软雅黑" w:eastAsia="微软雅黑"/>
+                <w:b w:val="0"/>
+                <w:sz w:val="19"/>
+              </w:rPr>
+              <w:t>3.1 秒扫到，内存只 +20MB</w:t>
+            </w:r>
+          </w:p>
+        </w:tc>
+      </w:tr>
+      <w:tr>
+        <w:tc>
+          <w:tcPr>
+            <w:tcW w:type="dxa" w:w="2880"/>
+          </w:tcPr>
+          <w:p>
+            <w:pPr>
+              <w:spacing w:after="20"/>
+            </w:pPr>
+            <w:r>
+              <w:rPr>
+                <w:rFonts w:ascii="微软雅黑" w:hAnsi="微软雅黑" w:eastAsia="微软雅黑"/>
+                <w:b w:val="0"/>
+                <w:sz w:val="19"/>
+              </w:rPr>
+              <w:t>flag 内容里的 XSS</w:t>
+            </w:r>
+          </w:p>
+        </w:tc>
+        <w:tc>
+          <w:tcPr>
+            <w:tcW w:type="dxa" w:w="2880"/>
+          </w:tcPr>
+          <w:p>
+            <w:pPr>
+              <w:spacing w:after="20"/>
+            </w:pPr>
+            <w:r>
+              <w:rPr>
+                <w:rFonts w:ascii="微软雅黑" w:hAnsi="微软雅黑" w:eastAsia="微软雅黑"/>
+                <w:b w:val="0"/>
+                <w:sz w:val="19"/>
+              </w:rPr>
+              <w:t xml:space="preserve">文件里写 </w:t>
+            </w:r>
+            <w:r>
+              <w:rPr>
+                <w:rFonts w:ascii="Consolas" w:hAnsi="Consolas" w:eastAsia="Consolas"/>
+                <w:b w:val="0"/>
+                <w:color w:val="C7254E"/>
+                <w:sz w:val="17"/>
+              </w:rPr>
+              <w:t>&lt;img onerror=...&gt;</w:t>
+            </w:r>
+            <w:r>
+              <w:rPr>
+                <w:rFonts w:ascii="微软雅黑" w:hAnsi="微软雅黑" w:eastAsia="微软雅黑"/>
+                <w:b w:val="0"/>
+                <w:sz w:val="19"/>
+              </w:rPr>
+              <w:t xml:space="preserve"> + </w:t>
+            </w:r>
+            <w:r>
+              <w:rPr>
+                <w:rFonts w:ascii="Consolas" w:hAnsi="Consolas" w:eastAsia="Consolas"/>
+                <w:b w:val="0"/>
+                <w:color w:val="C7254E"/>
+                <w:sz w:val="17"/>
+              </w:rPr>
+              <w:t>&lt;script&gt;</w:t>
+            </w:r>
+            <w:r>
+              <w:rPr>
+                <w:rFonts w:ascii="微软雅黑" w:hAnsi="微软雅黑" w:eastAsia="微软雅黑"/>
+                <w:b w:val="0"/>
+                <w:sz w:val="19"/>
+              </w:rPr>
+              <w:t>，浏览器里分析</w:t>
+            </w:r>
+          </w:p>
+        </w:tc>
+        <w:tc>
+          <w:tcPr>
+            <w:tcW w:type="dxa" w:w="2880"/>
+          </w:tcPr>
+          <w:p>
+            <w:pPr>
+              <w:spacing w:after="20"/>
+            </w:pPr>
+            <w:r>
+              <w:rPr>
+                <w:rFonts w:ascii="Consolas" w:hAnsi="Consolas" w:eastAsia="Consolas"/>
+                <w:b w:val="0"/>
+                <w:color w:val="C7254E"/>
+                <w:sz w:val="17"/>
+              </w:rPr>
+              <w:t>window.__xss</w:t>
+            </w:r>
+            <w:r>
+              <w:rPr>
+                <w:rFonts w:ascii="微软雅黑" w:hAnsi="微软雅黑" w:eastAsia="微软雅黑"/>
+                <w:b w:val="0"/>
+                <w:sz w:val="19"/>
+              </w:rPr>
+              <w:t xml:space="preserve"> 未设置，标签被转义</w:t>
+            </w:r>
+          </w:p>
+        </w:tc>
+      </w:tr>
+      <w:tr>
+        <w:tc>
+          <w:tcPr>
+            <w:tcW w:type="dxa" w:w="2880"/>
+          </w:tcPr>
+          <w:p>
+            <w:pPr>
+              <w:spacing w:after="20"/>
+            </w:pPr>
+            <w:r>
+              <w:rPr>
+                <w:rFonts w:ascii="微软雅黑" w:hAnsi="微软雅黑" w:eastAsia="微软雅黑"/>
+                <w:b w:val="0"/>
+                <w:sz w:val="19"/>
+              </w:rPr>
+              <w:t xml:space="preserve">路径含 </w:t>
+            </w:r>
+            <w:r>
+              <w:rPr>
+                <w:rFonts w:ascii="Consolas" w:hAnsi="Consolas" w:eastAsia="Consolas"/>
+                <w:b w:val="0"/>
+                <w:color w:val="C7254E"/>
+                <w:sz w:val="17"/>
+              </w:rPr>
+              <w:t>&amp;</w:t>
+            </w:r>
+          </w:p>
+        </w:tc>
+        <w:tc>
+          <w:tcPr>
+            <w:tcW w:type="dxa" w:w="2880"/>
+          </w:tcPr>
+          <w:p>
+            <w:pPr>
+              <w:spacing w:after="20"/>
+            </w:pPr>
+            <w:r>
+              <w:rPr>
+                <w:rFonts w:ascii="微软雅黑" w:hAnsi="微软雅黑" w:eastAsia="微软雅黑"/>
+                <w:b w:val="0"/>
+                <w:sz w:val="19"/>
+              </w:rPr>
+              <w:t xml:space="preserve">用目录联接造 </w:t>
+            </w:r>
+            <w:r>
+              <w:rPr>
+                <w:rFonts w:ascii="Consolas" w:hAnsi="Consolas" w:eastAsia="Consolas"/>
+                <w:b w:val="0"/>
+                <w:color w:val="C7254E"/>
+                <w:sz w:val="17"/>
+              </w:rPr>
+              <w:t>a&amp;b</w:t>
+            </w:r>
+            <w:r>
+              <w:rPr>
+                <w:rFonts w:ascii="微软雅黑" w:hAnsi="微软雅黑" w:eastAsia="微软雅黑"/>
+                <w:b w:val="0"/>
+                <w:sz w:val="19"/>
+              </w:rPr>
+              <w:t xml:space="preserve"> 路径，跑赛前自检/拖拽</w:t>
+            </w:r>
+          </w:p>
+        </w:tc>
+        <w:tc>
+          <w:tcPr>
+            <w:tcW w:type="dxa" w:w="2880"/>
+          </w:tcPr>
+          <w:p>
+            <w:pPr>
+              <w:spacing w:after="20"/>
+            </w:pPr>
+            <w:r>
+              <w:rPr>
+                <w:rFonts w:ascii="微软雅黑" w:hAnsi="微软雅黑" w:eastAsia="微软雅黑"/>
+                <w:b w:val="0"/>
+                <w:sz w:val="19"/>
+              </w:rPr>
+              <w:t>22 项全通</w:t>
+            </w:r>
+          </w:p>
+        </w:tc>
+      </w:tr>
+      <w:tr>
+        <w:tc>
+          <w:tcPr>
+            <w:tcW w:type="dxa" w:w="2880"/>
+          </w:tcPr>
+          <w:p>
+            <w:pPr>
+              <w:spacing w:after="20"/>
+            </w:pPr>
+            <w:r>
+              <w:rPr>
+                <w:rFonts w:ascii="微软雅黑" w:hAnsi="微软雅黑" w:eastAsia="微软雅黑"/>
+                <w:b w:val="0"/>
+                <w:sz w:val="19"/>
+              </w:rPr>
+              <w:t xml:space="preserve">路径含 </w:t>
+            </w:r>
+            <w:r>
+              <w:rPr>
+                <w:rFonts w:ascii="Consolas" w:hAnsi="Consolas" w:eastAsia="Consolas"/>
+                <w:b w:val="0"/>
+                <w:color w:val="C7254E"/>
+                <w:sz w:val="17"/>
+              </w:rPr>
+              <w:t>!</w:t>
+            </w:r>
+            <w:r>
+              <w:rPr>
+                <w:rFonts w:ascii="微软雅黑" w:hAnsi="微软雅黑" w:eastAsia="微软雅黑"/>
+                <w:b w:val="0"/>
+                <w:sz w:val="19"/>
+              </w:rPr>
+              <w:t xml:space="preserve"> 和空格</w:t>
+            </w:r>
+          </w:p>
+        </w:tc>
+        <w:tc>
+          <w:tcPr>
+            <w:tcW w:type="dxa" w:w="2880"/>
+          </w:tcPr>
+          <w:p>
+            <w:pPr>
+              <w:spacing w:after="20"/>
+            </w:pPr>
+            <w:r>
+              <w:rPr>
+                <w:rFonts w:ascii="Consolas" w:hAnsi="Consolas" w:eastAsia="Consolas"/>
+                <w:b w:val="0"/>
+                <w:color w:val="C7254E"/>
+                <w:sz w:val="17"/>
+              </w:rPr>
+              <w:t>a!b 测试</w:t>
+            </w:r>
+            <w:r>
+              <w:rPr>
+                <w:rFonts w:ascii="微软雅黑" w:hAnsi="微软雅黑" w:eastAsia="微软雅黑"/>
+                <w:b w:val="0"/>
+                <w:sz w:val="19"/>
+              </w:rPr>
+              <w:t xml:space="preserve"> 路径，跑赛前自检/拖拽/网页版</w:t>
+            </w:r>
+          </w:p>
+        </w:tc>
+        <w:tc>
+          <w:tcPr>
+            <w:tcW w:type="dxa" w:w="2880"/>
+          </w:tcPr>
+          <w:p>
+            <w:pPr>
+              <w:spacing w:after="20"/>
+            </w:pPr>
+            <w:r>
+              <w:rPr>
+                <w:rFonts w:ascii="微软雅黑" w:hAnsi="微软雅黑" w:eastAsia="微软雅黑"/>
+                <w:b w:val="0"/>
+                <w:sz w:val="19"/>
+              </w:rPr>
+              <w:t>修复后全通（见 3.6）</w:t>
+            </w:r>
+          </w:p>
+        </w:tc>
+      </w:tr>
+      <w:tr>
+        <w:tc>
+          <w:tcPr>
+            <w:tcW w:type="dxa" w:w="2880"/>
+          </w:tcPr>
+          <w:p>
+            <w:pPr>
+              <w:spacing w:after="20"/>
+            </w:pPr>
+            <w:r>
+              <w:rPr>
+                <w:rFonts w:ascii="微软雅黑" w:hAnsi="微软雅黑" w:eastAsia="微软雅黑"/>
+                <w:b w:val="0"/>
+                <w:sz w:val="19"/>
+              </w:rPr>
+              <w:t>路径含空格+中文</w:t>
+            </w:r>
+          </w:p>
+        </w:tc>
+        <w:tc>
+          <w:tcPr>
+            <w:tcW w:type="dxa" w:w="2880"/>
+          </w:tcPr>
+          <w:p>
+            <w:pPr>
+              <w:spacing w:after="20"/>
+            </w:pPr>
+            <w:r>
+              <w:rPr>
+                <w:rFonts w:ascii="微软雅黑" w:hAnsi="微软雅黑" w:eastAsia="微软雅黑"/>
+                <w:b w:val="0"/>
+                <w:sz w:val="19"/>
+              </w:rPr>
+              <w:t xml:space="preserve">拖拽 </w:t>
+            </w:r>
+            <w:r>
+              <w:rPr>
+                <w:rFonts w:ascii="Consolas" w:hAnsi="Consolas" w:eastAsia="Consolas"/>
+                <w:b w:val="0"/>
+                <w:color w:val="C7254E"/>
+                <w:sz w:val="17"/>
+              </w:rPr>
+              <w:t>拖 拽 测试\a b.txt</w:t>
+            </w:r>
+          </w:p>
+        </w:tc>
+        <w:tc>
+          <w:tcPr>
+            <w:tcW w:type="dxa" w:w="2880"/>
+          </w:tcPr>
+          <w:p>
+            <w:pPr>
+              <w:spacing w:after="20"/>
+            </w:pPr>
+            <w:r>
+              <w:rPr>
+                <w:rFonts w:ascii="微软雅黑" w:hAnsi="微软雅黑" w:eastAsia="微软雅黑"/>
+                <w:b w:val="0"/>
+                <w:sz w:val="19"/>
+              </w:rPr>
+              <w:t>命中 flag</w:t>
+            </w:r>
+          </w:p>
+        </w:tc>
+      </w:tr>
+    </w:tbl>
+    <w:p/>
+    <w:p/>
+    <w:p>
+      <w:pPr>
+        <w:pStyle w:val="Heading3"/>
+      </w:pPr>
+      <w:r>
+        <w:rPr>
+          <w:rFonts w:ascii="微软雅黑" w:hAnsi="微软雅黑" w:eastAsia="微软雅黑"/>
+          <w:b w:val="0"/>
+          <w:color w:val="1F3A5F"/>
+          <w:sz w:val="25"/>
+        </w:rPr>
         <w:t>2.5 手工边界样本</w:t>
       </w:r>
     </w:p>
@@ -7223,6 +7977,502 @@
                 <w:sz w:val="19"/>
               </w:rPr>
               <w:t>改成标准 flag 正则（前缀 + 至少 2 字符内容）；真 flag 仍能命中</w:t>
+            </w:r>
+          </w:p>
+        </w:tc>
+      </w:tr>
+    </w:tbl>
+    <w:p/>
+    <w:p/>
+    <w:p>
+      <w:pPr>
+        <w:pStyle w:val="Heading3"/>
+      </w:pPr>
+      <w:r>
+        <w:rPr>
+          <w:rFonts w:ascii="微软雅黑" w:hAnsi="微软雅黑" w:eastAsia="微软雅黑"/>
+          <w:b w:val="0"/>
+          <w:color w:val="1F3A5F"/>
+          <w:sz w:val="25"/>
+        </w:rPr>
+        <w:t>3.6 第四轮发现（26–27）</w:t>
+      </w:r>
+    </w:p>
+    <w:p/>
+    <w:tbl>
+      <w:tblPr>
+        <w:tblStyle w:val="TableGrid"/>
+        <w:tblW w:type="auto" w:w="0"/>
+        <w:jc w:val="center"/>
+        <w:tblLook w:firstColumn="1" w:firstRow="1" w:lastColumn="0" w:lastRow="0" w:noHBand="0" w:noVBand="1" w:val="04A0"/>
+      </w:tblPr>
+      <w:tblGrid>
+        <w:gridCol w:w="1728"/>
+        <w:gridCol w:w="1728"/>
+        <w:gridCol w:w="1728"/>
+        <w:gridCol w:w="1728"/>
+        <w:gridCol w:w="1728"/>
+      </w:tblGrid>
+      <w:tr>
+        <w:tc>
+          <w:tcPr>
+            <w:tcW w:type="dxa" w:w="1728"/>
+          </w:tcPr>
+          <w:p>
+            <w:pPr>
+              <w:spacing w:after="20"/>
+            </w:pPr>
+            <w:r>
+              <w:rPr>
+                <w:rFonts w:ascii="微软雅黑" w:hAnsi="微软雅黑" w:eastAsia="微软雅黑"/>
+                <w:b/>
+                <w:sz w:val="19"/>
+              </w:rPr>
+              <w:t>#</w:t>
+            </w:r>
+          </w:p>
+        </w:tc>
+        <w:tc>
+          <w:tcPr>
+            <w:tcW w:type="dxa" w:w="1728"/>
+          </w:tcPr>
+          <w:p>
+            <w:pPr>
+              <w:spacing w:after="20"/>
+            </w:pPr>
+            <w:r>
+              <w:rPr>
+                <w:rFonts w:ascii="微软雅黑" w:hAnsi="微软雅黑" w:eastAsia="微软雅黑"/>
+                <w:b/>
+                <w:sz w:val="19"/>
+              </w:rPr>
+              <w:t>问题</w:t>
+            </w:r>
+          </w:p>
+        </w:tc>
+        <w:tc>
+          <w:tcPr>
+            <w:tcW w:type="dxa" w:w="1728"/>
+          </w:tcPr>
+          <w:p>
+            <w:pPr>
+              <w:spacing w:after="20"/>
+            </w:pPr>
+            <w:r>
+              <w:rPr>
+                <w:rFonts w:ascii="微软雅黑" w:hAnsi="微软雅黑" w:eastAsia="微软雅黑"/>
+                <w:b/>
+                <w:sz w:val="19"/>
+              </w:rPr>
+              <w:t>现象</w:t>
+            </w:r>
+          </w:p>
+        </w:tc>
+        <w:tc>
+          <w:tcPr>
+            <w:tcW w:type="dxa" w:w="1728"/>
+          </w:tcPr>
+          <w:p>
+            <w:pPr>
+              <w:spacing w:after="20"/>
+            </w:pPr>
+            <w:r>
+              <w:rPr>
+                <w:rFonts w:ascii="微软雅黑" w:hAnsi="微软雅黑" w:eastAsia="微软雅黑"/>
+                <w:b/>
+                <w:sz w:val="19"/>
+              </w:rPr>
+              <w:t>根因</w:t>
+            </w:r>
+          </w:p>
+        </w:tc>
+        <w:tc>
+          <w:tcPr>
+            <w:tcW w:type="dxa" w:w="1728"/>
+          </w:tcPr>
+          <w:p>
+            <w:pPr>
+              <w:spacing w:after="20"/>
+            </w:pPr>
+            <w:r>
+              <w:rPr>
+                <w:rFonts w:ascii="微软雅黑" w:hAnsi="微软雅黑" w:eastAsia="微软雅黑"/>
+                <w:b/>
+                <w:sz w:val="19"/>
+              </w:rPr>
+              <w:t>修复</w:t>
+            </w:r>
+          </w:p>
+        </w:tc>
+      </w:tr>
+      <w:tr>
+        <w:tc>
+          <w:tcPr>
+            <w:tcW w:type="dxa" w:w="1728"/>
+          </w:tcPr>
+          <w:p>
+            <w:pPr>
+              <w:spacing w:after="20"/>
+            </w:pPr>
+            <w:r>
+              <w:rPr>
+                <w:rFonts w:ascii="微软雅黑" w:hAnsi="微软雅黑" w:eastAsia="微软雅黑"/>
+                <w:b w:val="0"/>
+                <w:sz w:val="19"/>
+              </w:rPr>
+              <w:t>26</w:t>
+            </w:r>
+          </w:p>
+        </w:tc>
+        <w:tc>
+          <w:tcPr>
+            <w:tcW w:type="dxa" w:w="1728"/>
+          </w:tcPr>
+          <w:p>
+            <w:pPr>
+              <w:spacing w:after="20"/>
+            </w:pPr>
+            <w:r>
+              <w:rPr>
+                <w:rFonts w:ascii="微软雅黑" w:hAnsi="微软雅黑" w:eastAsia="微软雅黑"/>
+                <w:b/>
+                <w:sz w:val="19"/>
+              </w:rPr>
+              <w:t>拖拽入口不用自带 Python</w:t>
+            </w:r>
+          </w:p>
+        </w:tc>
+        <w:tc>
+          <w:tcPr>
+            <w:tcW w:type="dxa" w:w="1728"/>
+          </w:tcPr>
+          <w:p>
+            <w:pPr>
+              <w:spacing w:after="20"/>
+            </w:pPr>
+            <w:r>
+              <w:rPr>
+                <w:rFonts w:ascii="微软雅黑" w:hAnsi="微软雅黑" w:eastAsia="微软雅黑"/>
+                <w:b w:val="0"/>
+                <w:sz w:val="19"/>
+              </w:rPr>
+              <w:t>「拖文件到这里.bat」先找系统 Python，比赛机上系统 Python 若没装 Pillow，图片题直接失败</w:t>
+            </w:r>
+          </w:p>
+        </w:tc>
+        <w:tc>
+          <w:tcPr>
+            <w:tcW w:type="dxa" w:w="1728"/>
+          </w:tcPr>
+          <w:p>
+            <w:pPr>
+              <w:spacing w:after="20"/>
+            </w:pPr>
+            <w:r>
+              <w:rPr>
+                <w:rFonts w:ascii="微软雅黑" w:hAnsi="微软雅黑" w:eastAsia="微软雅黑"/>
+                <w:b w:val="0"/>
+                <w:sz w:val="19"/>
+              </w:rPr>
+              <w:t xml:space="preserve">其他启动脚本都优先用 </w:t>
+            </w:r>
+            <w:r>
+              <w:rPr>
+                <w:rFonts w:ascii="Consolas" w:hAnsi="Consolas" w:eastAsia="Consolas"/>
+                <w:b w:val="0"/>
+                <w:color w:val="C7254E"/>
+                <w:sz w:val="17"/>
+              </w:rPr>
+              <w:t>runtime\python</w:t>
+            </w:r>
+            <w:r>
+              <w:rPr>
+                <w:rFonts w:ascii="微软雅黑" w:hAnsi="微软雅黑" w:eastAsia="微软雅黑"/>
+                <w:b w:val="0"/>
+                <w:sz w:val="19"/>
+              </w:rPr>
+              <w:t>，只有它漏了</w:t>
+            </w:r>
+          </w:p>
+        </w:tc>
+        <w:tc>
+          <w:tcPr>
+            <w:tcW w:type="dxa" w:w="1728"/>
+          </w:tcPr>
+          <w:p>
+            <w:pPr>
+              <w:spacing w:after="20"/>
+            </w:pPr>
+            <w:r>
+              <w:rPr>
+                <w:rFonts w:ascii="微软雅黑" w:hAnsi="微软雅黑" w:eastAsia="微软雅黑"/>
+                <w:b w:val="0"/>
+                <w:sz w:val="19"/>
+              </w:rPr>
+              <w:t xml:space="preserve">改成先试 </w:t>
+            </w:r>
+            <w:r>
+              <w:rPr>
+                <w:rFonts w:ascii="Consolas" w:hAnsi="Consolas" w:eastAsia="Consolas"/>
+                <w:b w:val="0"/>
+                <w:color w:val="C7254E"/>
+                <w:sz w:val="17"/>
+              </w:rPr>
+              <w:t>%~dp0runtime\python\python.exe</w:t>
+            </w:r>
+            <w:r>
+              <w:rPr>
+                <w:rFonts w:ascii="微软雅黑" w:hAnsi="微软雅黑" w:eastAsia="微软雅黑"/>
+                <w:b w:val="0"/>
+                <w:sz w:val="19"/>
+              </w:rPr>
+              <w:t xml:space="preserve">（并验证 </w:t>
+            </w:r>
+            <w:r>
+              <w:rPr>
+                <w:rFonts w:ascii="Consolas" w:hAnsi="Consolas" w:eastAsia="Consolas"/>
+                <w:b w:val="0"/>
+                <w:color w:val="C7254E"/>
+                <w:sz w:val="17"/>
+              </w:rPr>
+              <w:t>import PIL</w:t>
+            </w:r>
+            <w:r>
+              <w:rPr>
+                <w:rFonts w:ascii="微软雅黑" w:hAnsi="微软雅黑" w:eastAsia="微软雅黑"/>
+                <w:b w:val="0"/>
+                <w:sz w:val="19"/>
+              </w:rPr>
+              <w:t>），再退到系统 Python</w:t>
+            </w:r>
+          </w:p>
+        </w:tc>
+      </w:tr>
+      <w:tr>
+        <w:tc>
+          <w:tcPr>
+            <w:tcW w:type="dxa" w:w="1728"/>
+          </w:tcPr>
+          <w:p>
+            <w:pPr>
+              <w:spacing w:after="20"/>
+            </w:pPr>
+            <w:r>
+              <w:rPr>
+                <w:rFonts w:ascii="微软雅黑" w:hAnsi="微软雅黑" w:eastAsia="微软雅黑"/>
+                <w:b w:val="0"/>
+                <w:sz w:val="19"/>
+              </w:rPr>
+              <w:t>27</w:t>
+            </w:r>
+          </w:p>
+        </w:tc>
+        <w:tc>
+          <w:tcPr>
+            <w:tcW w:type="dxa" w:w="1728"/>
+          </w:tcPr>
+          <w:p>
+            <w:pPr>
+              <w:spacing w:after="20"/>
+            </w:pPr>
+            <w:r>
+              <w:rPr>
+                <w:rFonts w:ascii="微软雅黑" w:hAnsi="微软雅黑" w:eastAsia="微软雅黑"/>
+                <w:b/>
+                <w:sz w:val="19"/>
+              </w:rPr>
+              <w:t>7 个 bat 都开了延迟展开</w:t>
+            </w:r>
+          </w:p>
+        </w:tc>
+        <w:tc>
+          <w:tcPr>
+            <w:tcW w:type="dxa" w:w="1728"/>
+          </w:tcPr>
+          <w:p>
+            <w:pPr>
+              <w:spacing w:after="20"/>
+            </w:pPr>
+            <w:r>
+              <w:rPr>
+                <w:rFonts w:ascii="微软雅黑" w:hAnsi="微软雅黑" w:eastAsia="微软雅黑"/>
+                <w:b w:val="0"/>
+                <w:sz w:val="19"/>
+              </w:rPr>
+              <w:t xml:space="preserve">工具放在含 </w:t>
+            </w:r>
+            <w:r>
+              <w:rPr>
+                <w:rFonts w:ascii="Consolas" w:hAnsi="Consolas" w:eastAsia="Consolas"/>
+                <w:b w:val="0"/>
+                <w:color w:val="C7254E"/>
+                <w:sz w:val="17"/>
+              </w:rPr>
+              <w:t>!</w:t>
+            </w:r>
+            <w:r>
+              <w:rPr>
+                <w:rFonts w:ascii="微软雅黑" w:hAnsi="微软雅黑" w:eastAsia="微软雅黑"/>
+                <w:b w:val="0"/>
+                <w:sz w:val="19"/>
+              </w:rPr>
+              <w:t xml:space="preserve"> 的路径下（如 </w:t>
+            </w:r>
+            <w:r>
+              <w:rPr>
+                <w:rFonts w:ascii="Consolas" w:hAnsi="Consolas" w:eastAsia="Consolas"/>
+                <w:b w:val="0"/>
+                <w:color w:val="C7254E"/>
+                <w:sz w:val="17"/>
+              </w:rPr>
+              <w:t>D://CTF!//</w:t>
+            </w:r>
+            <w:r>
+              <w:rPr>
+                <w:rFonts w:ascii="微软雅黑" w:hAnsi="微软雅黑" w:eastAsia="微软雅黑"/>
+                <w:b w:val="0"/>
+                <w:sz w:val="19"/>
+              </w:rPr>
+              <w:t xml:space="preserve">），路径里的 </w:t>
+            </w:r>
+            <w:r>
+              <w:rPr>
+                <w:rFonts w:ascii="Consolas" w:hAnsi="Consolas" w:eastAsia="Consolas"/>
+                <w:b w:val="0"/>
+                <w:color w:val="C7254E"/>
+                <w:sz w:val="17"/>
+              </w:rPr>
+              <w:t>!</w:t>
+            </w:r>
+            <w:r>
+              <w:rPr>
+                <w:rFonts w:ascii="微软雅黑" w:hAnsi="微软雅黑" w:eastAsia="微软雅黑"/>
+                <w:b w:val="0"/>
+                <w:sz w:val="19"/>
+              </w:rPr>
+              <w:t xml:space="preserve"> 被吞：拖拽显示「文件不存在」，网页版启动失败</w:t>
+            </w:r>
+          </w:p>
+        </w:tc>
+        <w:tc>
+          <w:tcPr>
+            <w:tcW w:type="dxa" w:w="1728"/>
+          </w:tcPr>
+          <w:p>
+            <w:pPr>
+              <w:spacing w:after="20"/>
+            </w:pPr>
+            <w:r>
+              <w:rPr>
+                <w:rFonts w:ascii="Consolas" w:hAnsi="Consolas" w:eastAsia="Consolas"/>
+                <w:b w:val="0"/>
+                <w:color w:val="C7254E"/>
+                <w:sz w:val="17"/>
+              </w:rPr>
+              <w:t>setlocal enabledelayedexpansion</w:t>
+            </w:r>
+            <w:r>
+              <w:rPr>
+                <w:rFonts w:ascii="微软雅黑" w:hAnsi="微软雅黑" w:eastAsia="微软雅黑"/>
+                <w:b w:val="0"/>
+                <w:sz w:val="19"/>
+              </w:rPr>
+              <w:t xml:space="preserve"> 会把 </w:t>
+            </w:r>
+            <w:r>
+              <w:rPr>
+                <w:rFonts w:ascii="Consolas" w:hAnsi="Consolas" w:eastAsia="Consolas"/>
+                <w:b w:val="0"/>
+                <w:color w:val="C7254E"/>
+                <w:sz w:val="17"/>
+              </w:rPr>
+              <w:t>!</w:t>
+            </w:r>
+            <w:r>
+              <w:rPr>
+                <w:rFonts w:ascii="微软雅黑" w:hAnsi="微软雅黑" w:eastAsia="微软雅黑"/>
+                <w:b w:val="0"/>
+                <w:sz w:val="19"/>
+              </w:rPr>
+              <w:t xml:space="preserve"> 当变量分隔符，而这 7 个脚本根本没用到 </w:t>
+            </w:r>
+            <w:r>
+              <w:rPr>
+                <w:rFonts w:ascii="Consolas" w:hAnsi="Consolas" w:eastAsia="Consolas"/>
+                <w:b w:val="0"/>
+                <w:color w:val="C7254E"/>
+                <w:sz w:val="17"/>
+              </w:rPr>
+              <w:t>!变量!</w:t>
+            </w:r>
+          </w:p>
+        </w:tc>
+        <w:tc>
+          <w:tcPr>
+            <w:tcW w:type="dxa" w:w="1728"/>
+          </w:tcPr>
+          <w:p>
+            <w:pPr>
+              <w:spacing w:after="20"/>
+            </w:pPr>
+            <w:r>
+              <w:rPr>
+                <w:rFonts w:ascii="微软雅黑" w:hAnsi="微软雅黑" w:eastAsia="微软雅黑"/>
+                <w:b w:val="0"/>
+                <w:sz w:val="19"/>
+              </w:rPr>
+              <w:t xml:space="preserve">全部改成 </w:t>
+            </w:r>
+            <w:r>
+              <w:rPr>
+                <w:rFonts w:ascii="Consolas" w:hAnsi="Consolas" w:eastAsia="Consolas"/>
+                <w:b w:val="0"/>
+                <w:color w:val="C7254E"/>
+                <w:sz w:val="17"/>
+              </w:rPr>
+              <w:t>setlocal DisableDelayedExpansion</w:t>
+            </w:r>
+            <w:r>
+              <w:rPr>
+                <w:rFonts w:ascii="微软雅黑" w:hAnsi="微软雅黑" w:eastAsia="微软雅黑"/>
+                <w:b w:val="0"/>
+                <w:sz w:val="19"/>
+              </w:rPr>
+              <w:t xml:space="preserve">；含 </w:t>
+            </w:r>
+            <w:r>
+              <w:rPr>
+                <w:rFonts w:ascii="Consolas" w:hAnsi="Consolas" w:eastAsia="Consolas"/>
+                <w:b w:val="0"/>
+                <w:color w:val="C7254E"/>
+                <w:sz w:val="17"/>
+              </w:rPr>
+              <w:t>&amp;</w:t>
+            </w:r>
+            <w:r>
+              <w:rPr>
+                <w:rFonts w:ascii="微软雅黑" w:hAnsi="微软雅黑" w:eastAsia="微软雅黑"/>
+                <w:b w:val="0"/>
+                <w:sz w:val="19"/>
+              </w:rPr>
+              <w:t xml:space="preserve"> / </w:t>
+            </w:r>
+            <w:r>
+              <w:rPr>
+                <w:rFonts w:ascii="Consolas" w:hAnsi="Consolas" w:eastAsia="Consolas"/>
+                <w:b w:val="0"/>
+                <w:color w:val="C7254E"/>
+                <w:sz w:val="17"/>
+              </w:rPr>
+              <w:t>!</w:t>
+            </w:r>
+            <w:r>
+              <w:rPr>
+                <w:rFonts w:ascii="微软雅黑" w:hAnsi="微软雅黑" w:eastAsia="微软雅黑"/>
+                <w:b w:val="0"/>
+                <w:sz w:val="19"/>
+              </w:rPr>
+              <w:t xml:space="preserve"> / 空格 / 中文的路径复测通过</w:t>
             </w:r>
           </w:p>
         </w:tc>

--- a/详细测试报告_20261026.docx
+++ b/详细测试报告_20261026.docx
@@ -168,7 +168,7 @@
           <w:b/>
           <w:sz w:val="21"/>
         </w:rPr>
-        <w:t>四轮共发现 27 个问题，全部修复并加了回归用例。</w:t>
+        <w:t>五轮共发现 29 个问题，全部修复并加了回归用例。</w:t>
       </w:r>
     </w:p>
     <w:p>
@@ -914,6 +914,44 @@
                 <w:sz w:val="19"/>
               </w:rPr>
               <w:t xml:space="preserve"> / 空格 / 中文的路径全部可用</w:t>
+            </w:r>
+          </w:p>
+        </w:tc>
+      </w:tr>
+      <w:tr>
+        <w:tc>
+          <w:tcPr>
+            <w:tcW w:type="dxa" w:w="4320"/>
+          </w:tcPr>
+          <w:p>
+            <w:pPr>
+              <w:spacing w:after="20"/>
+            </w:pPr>
+            <w:r>
+              <w:rPr>
+                <w:rFonts w:ascii="微软雅黑" w:hAnsi="微软雅黑" w:eastAsia="微软雅黑"/>
+                <w:b w:val="0"/>
+                <w:sz w:val="19"/>
+              </w:rPr>
+              <w:t>网页交互</w:t>
+            </w:r>
+          </w:p>
+        </w:tc>
+        <w:tc>
+          <w:tcPr>
+            <w:tcW w:type="dxa" w:w="4320"/>
+          </w:tcPr>
+          <w:p>
+            <w:pPr>
+              <w:spacing w:after="20"/>
+            </w:pPr>
+            <w:r>
+              <w:rPr>
+                <w:rFonts w:ascii="微软雅黑" w:hAnsi="微软雅黑" w:eastAsia="微软雅黑"/>
+                <w:b w:val="0"/>
+                <w:sz w:val="19"/>
+              </w:rPr>
+              <w:t>10 个面板切换、复制、导出、历史回填、十六进制、双图、清理，控制台 0 错误</w:t>
             </w:r>
           </w:p>
         </w:tc>
@@ -4112,6 +4150,364 @@
           <w:color w:val="1F3A5F"/>
           <w:sz w:val="25"/>
         </w:rPr>
+        <w:t>2.8 第五轮：网页界面真实交互（Playwright 真点）</w:t>
+      </w:r>
+    </w:p>
+    <w:p/>
+    <w:tbl>
+      <w:tblPr>
+        <w:tblStyle w:val="TableGrid"/>
+        <w:tblW w:type="auto" w:w="0"/>
+        <w:jc w:val="center"/>
+        <w:tblLook w:firstColumn="1" w:firstRow="1" w:lastColumn="0" w:lastRow="0" w:noHBand="0" w:noVBand="1" w:val="04A0"/>
+      </w:tblPr>
+      <w:tblGrid>
+        <w:gridCol w:w="4320"/>
+        <w:gridCol w:w="4320"/>
+      </w:tblGrid>
+      <w:tr>
+        <w:tc>
+          <w:tcPr>
+            <w:tcW w:type="dxa" w:w="4320"/>
+          </w:tcPr>
+          <w:p>
+            <w:pPr>
+              <w:spacing w:after="20"/>
+            </w:pPr>
+            <w:r>
+              <w:rPr>
+                <w:rFonts w:ascii="微软雅黑" w:hAnsi="微软雅黑" w:eastAsia="微软雅黑"/>
+                <w:b/>
+                <w:sz w:val="19"/>
+              </w:rPr>
+              <w:t>交互</w:t>
+            </w:r>
+          </w:p>
+        </w:tc>
+        <w:tc>
+          <w:tcPr>
+            <w:tcW w:type="dxa" w:w="4320"/>
+          </w:tcPr>
+          <w:p>
+            <w:pPr>
+              <w:spacing w:after="20"/>
+            </w:pPr>
+            <w:r>
+              <w:rPr>
+                <w:rFonts w:ascii="微软雅黑" w:hAnsi="微软雅黑" w:eastAsia="微软雅黑"/>
+                <w:b/>
+                <w:sz w:val="19"/>
+              </w:rPr>
+              <w:t>结果</w:t>
+            </w:r>
+          </w:p>
+        </w:tc>
+      </w:tr>
+      <w:tr>
+        <w:tc>
+          <w:tcPr>
+            <w:tcW w:type="dxa" w:w="4320"/>
+          </w:tcPr>
+          <w:p>
+            <w:pPr>
+              <w:spacing w:after="20"/>
+            </w:pPr>
+            <w:r>
+              <w:rPr>
+                <w:rFonts w:ascii="微软雅黑" w:hAnsi="微软雅黑" w:eastAsia="微软雅黑"/>
+                <w:b w:val="0"/>
+                <w:sz w:val="19"/>
+              </w:rPr>
+              <w:t>10 个面板逐个切换</w:t>
+            </w:r>
+          </w:p>
+        </w:tc>
+        <w:tc>
+          <w:tcPr>
+            <w:tcW w:type="dxa" w:w="4320"/>
+          </w:tcPr>
+          <w:p>
+            <w:pPr>
+              <w:spacing w:after="20"/>
+            </w:pPr>
+            <w:r>
+              <w:rPr>
+                <w:rFonts w:ascii="微软雅黑" w:hAnsi="微软雅黑" w:eastAsia="微软雅黑"/>
+                <w:b w:val="0"/>
+                <w:sz w:val="19"/>
+              </w:rPr>
+              <w:t>全部正常，提示文字跟着变，控制台 0 错误</w:t>
+            </w:r>
+          </w:p>
+        </w:tc>
+      </w:tr>
+      <w:tr>
+        <w:tc>
+          <w:tcPr>
+            <w:tcW w:type="dxa" w:w="4320"/>
+          </w:tcPr>
+          <w:p>
+            <w:pPr>
+              <w:spacing w:after="20"/>
+            </w:pPr>
+            <w:r>
+              <w:rPr>
+                <w:rFonts w:ascii="微软雅黑" w:hAnsi="微软雅黑" w:eastAsia="微软雅黑"/>
+                <w:b w:val="0"/>
+                <w:sz w:val="19"/>
+              </w:rPr>
+              <w:t>「复制」按钮</w:t>
+            </w:r>
+          </w:p>
+        </w:tc>
+        <w:tc>
+          <w:tcPr>
+            <w:tcW w:type="dxa" w:w="4320"/>
+          </w:tcPr>
+          <w:p>
+            <w:pPr>
+              <w:spacing w:after="20"/>
+            </w:pPr>
+            <w:r>
+              <w:rPr>
+                <w:rFonts w:ascii="微软雅黑" w:hAnsi="微软雅黑" w:eastAsia="微软雅黑"/>
+                <w:b w:val="0"/>
+                <w:sz w:val="19"/>
+              </w:rPr>
+              <w:t>点击后变「已复制」，剪贴板拿到 flag</w:t>
+            </w:r>
+          </w:p>
+        </w:tc>
+      </w:tr>
+      <w:tr>
+        <w:tc>
+          <w:tcPr>
+            <w:tcW w:type="dxa" w:w="4320"/>
+          </w:tcPr>
+          <w:p>
+            <w:pPr>
+              <w:spacing w:after="20"/>
+            </w:pPr>
+            <w:r>
+              <w:rPr>
+                <w:rFonts w:ascii="微软雅黑" w:hAnsi="微软雅黑" w:eastAsia="微软雅黑"/>
+                <w:b w:val="0"/>
+                <w:sz w:val="19"/>
+              </w:rPr>
+              <w:t>「导出 .md」</w:t>
+            </w:r>
+          </w:p>
+        </w:tc>
+        <w:tc>
+          <w:tcPr>
+            <w:tcW w:type="dxa" w:w="4320"/>
+          </w:tcPr>
+          <w:p>
+            <w:pPr>
+              <w:spacing w:after="20"/>
+            </w:pPr>
+            <w:r>
+              <w:rPr>
+                <w:rFonts w:ascii="微软雅黑" w:hAnsi="微软雅黑" w:eastAsia="微软雅黑"/>
+                <w:b w:val="0"/>
+                <w:sz w:val="19"/>
+              </w:rPr>
+              <w:t xml:space="preserve">分析后按钮应可见 —— </w:t>
+            </w:r>
+            <w:r>
+              <w:rPr>
+                <w:rFonts w:ascii="微软雅黑" w:hAnsi="微软雅黑" w:eastAsia="微软雅黑"/>
+                <w:b/>
+                <w:sz w:val="19"/>
+              </w:rPr>
+              <w:t>原来一直是隐藏的</w:t>
+            </w:r>
+            <w:r>
+              <w:rPr>
+                <w:rFonts w:ascii="微软雅黑" w:hAnsi="微软雅黑" w:eastAsia="微软雅黑"/>
+                <w:b w:val="0"/>
+                <w:sz w:val="19"/>
+              </w:rPr>
+              <w:t xml:space="preserve">（见 3.7），修复后点击能下载 </w:t>
+            </w:r>
+            <w:r>
+              <w:rPr>
+                <w:rFonts w:ascii="Consolas" w:hAnsi="Consolas" w:eastAsia="Consolas"/>
+                <w:b w:val="0"/>
+                <w:color w:val="C7254E"/>
+                <w:sz w:val="17"/>
+              </w:rPr>
+              <w:t>CTF报告_日期.md</w:t>
+            </w:r>
+          </w:p>
+        </w:tc>
+      </w:tr>
+      <w:tr>
+        <w:tc>
+          <w:tcPr>
+            <w:tcW w:type="dxa" w:w="4320"/>
+          </w:tcPr>
+          <w:p>
+            <w:pPr>
+              <w:spacing w:after="20"/>
+            </w:pPr>
+            <w:r>
+              <w:rPr>
+                <w:rFonts w:ascii="微软雅黑" w:hAnsi="微软雅黑" w:eastAsia="微软雅黑"/>
+                <w:b w:val="0"/>
+                <w:sz w:val="19"/>
+              </w:rPr>
+              <w:t>历史记录点击</w:t>
+            </w:r>
+          </w:p>
+        </w:tc>
+        <w:tc>
+          <w:tcPr>
+            <w:tcW w:type="dxa" w:w="4320"/>
+          </w:tcPr>
+          <w:p>
+            <w:pPr>
+              <w:spacing w:after="20"/>
+            </w:pPr>
+            <w:r>
+              <w:rPr>
+                <w:rFonts w:ascii="微软雅黑" w:hAnsi="微软雅黑" w:eastAsia="微软雅黑"/>
+                <w:b w:val="0"/>
+                <w:sz w:val="19"/>
+              </w:rPr>
+              <w:t>8 条记录，点第一条能回填输入框并重新分析</w:t>
+            </w:r>
+          </w:p>
+        </w:tc>
+      </w:tr>
+      <w:tr>
+        <w:tc>
+          <w:tcPr>
+            <w:tcW w:type="dxa" w:w="4320"/>
+          </w:tcPr>
+          <w:p>
+            <w:pPr>
+              <w:spacing w:after="20"/>
+            </w:pPr>
+            <w:r>
+              <w:rPr>
+                <w:rFonts w:ascii="微软雅黑" w:hAnsi="微软雅黑" w:eastAsia="微软雅黑"/>
+                <w:b w:val="0"/>
+                <w:sz w:val="19"/>
+              </w:rPr>
+              <w:t>十六进制面板</w:t>
+            </w:r>
+          </w:p>
+        </w:tc>
+        <w:tc>
+          <w:tcPr>
+            <w:tcW w:type="dxa" w:w="4320"/>
+          </w:tcPr>
+          <w:p>
+            <w:pPr>
+              <w:spacing w:after="20"/>
+            </w:pPr>
+            <w:r>
+              <w:rPr>
+                <w:rFonts w:ascii="微软雅黑" w:hAnsi="微软雅黑" w:eastAsia="微软雅黑"/>
+                <w:b w:val="0"/>
+                <w:sz w:val="19"/>
+              </w:rPr>
+              <w:t>显示文件大小、偏移、总行数、hexdump，翻屏/跳转控件都在</w:t>
+            </w:r>
+          </w:p>
+        </w:tc>
+      </w:tr>
+      <w:tr>
+        <w:tc>
+          <w:tcPr>
+            <w:tcW w:type="dxa" w:w="4320"/>
+          </w:tcPr>
+          <w:p>
+            <w:pPr>
+              <w:spacing w:after="20"/>
+            </w:pPr>
+            <w:r>
+              <w:rPr>
+                <w:rFonts w:ascii="微软雅黑" w:hAnsi="微软雅黑" w:eastAsia="微软雅黑"/>
+                <w:b w:val="0"/>
+                <w:sz w:val="19"/>
+              </w:rPr>
+              <w:t>双图对比</w:t>
+            </w:r>
+          </w:p>
+        </w:tc>
+        <w:tc>
+          <w:tcPr>
+            <w:tcW w:type="dxa" w:w="4320"/>
+          </w:tcPr>
+          <w:p>
+            <w:pPr>
+              <w:spacing w:after="20"/>
+            </w:pPr>
+            <w:r>
+              <w:rPr>
+                <w:rFonts w:ascii="微软雅黑" w:hAnsi="微软雅黑" w:eastAsia="微软雅黑"/>
+                <w:b w:val="0"/>
+                <w:sz w:val="19"/>
+              </w:rPr>
+              <w:t>传两张图 → 异或/差值/相加 共 5 张预览正常渲染</w:t>
+            </w:r>
+          </w:p>
+        </w:tc>
+      </w:tr>
+      <w:tr>
+        <w:tc>
+          <w:tcPr>
+            <w:tcW w:type="dxa" w:w="4320"/>
+          </w:tcPr>
+          <w:p>
+            <w:pPr>
+              <w:spacing w:after="20"/>
+            </w:pPr>
+            <w:r>
+              <w:rPr>
+                <w:rFonts w:ascii="微软雅黑" w:hAnsi="微软雅黑" w:eastAsia="微软雅黑"/>
+                <w:b w:val="0"/>
+                <w:sz w:val="19"/>
+              </w:rPr>
+              <w:t>「清临时文件」</w:t>
+            </w:r>
+          </w:p>
+        </w:tc>
+        <w:tc>
+          <w:tcPr>
+            <w:tcW w:type="dxa" w:w="4320"/>
+          </w:tcPr>
+          <w:p>
+            <w:pPr>
+              <w:spacing w:after="20"/>
+            </w:pPr>
+            <w:r>
+              <w:rPr>
+                <w:rFonts w:ascii="微软雅黑" w:hAnsi="微软雅黑" w:eastAsia="微软雅黑"/>
+                <w:b w:val="0"/>
+                <w:sz w:val="19"/>
+              </w:rPr>
+              <w:t>第一次点变「再点一次确认」，第二次真清并提示「已清理 1 项」</w:t>
+            </w:r>
+          </w:p>
+        </w:tc>
+      </w:tr>
+    </w:tbl>
+    <w:p/>
+    <w:p/>
+    <w:p>
+      <w:pPr>
+        <w:pStyle w:val="Heading3"/>
+      </w:pPr>
+      <w:r>
+        <w:rPr>
+          <w:rFonts w:ascii="微软雅黑" w:hAnsi="微软雅黑" w:eastAsia="微软雅黑"/>
+          <w:b w:val="0"/>
+          <w:color w:val="1F3A5F"/>
+          <w:sz w:val="25"/>
+        </w:rPr>
         <w:t>2.5 手工边界样本</w:t>
       </w:r>
     </w:p>
@@ -8473,6 +8869,400 @@
                 <w:sz w:val="19"/>
               </w:rPr>
               <w:t xml:space="preserve"> / 空格 / 中文的路径复测通过</w:t>
+            </w:r>
+          </w:p>
+        </w:tc>
+      </w:tr>
+    </w:tbl>
+    <w:p/>
+    <w:p/>
+    <w:p>
+      <w:pPr>
+        <w:pStyle w:val="Heading3"/>
+      </w:pPr>
+      <w:r>
+        <w:rPr>
+          <w:rFonts w:ascii="微软雅黑" w:hAnsi="微软雅黑" w:eastAsia="微软雅黑"/>
+          <w:b w:val="0"/>
+          <w:color w:val="1F3A5F"/>
+          <w:sz w:val="25"/>
+        </w:rPr>
+        <w:t>3.7 第五轮发现（28–29）</w:t>
+      </w:r>
+    </w:p>
+    <w:p/>
+    <w:tbl>
+      <w:tblPr>
+        <w:tblStyle w:val="TableGrid"/>
+        <w:tblW w:type="auto" w:w="0"/>
+        <w:jc w:val="center"/>
+        <w:tblLook w:firstColumn="1" w:firstRow="1" w:lastColumn="0" w:lastRow="0" w:noHBand="0" w:noVBand="1" w:val="04A0"/>
+      </w:tblPr>
+      <w:tblGrid>
+        <w:gridCol w:w="1728"/>
+        <w:gridCol w:w="1728"/>
+        <w:gridCol w:w="1728"/>
+        <w:gridCol w:w="1728"/>
+        <w:gridCol w:w="1728"/>
+      </w:tblGrid>
+      <w:tr>
+        <w:tc>
+          <w:tcPr>
+            <w:tcW w:type="dxa" w:w="1728"/>
+          </w:tcPr>
+          <w:p>
+            <w:pPr>
+              <w:spacing w:after="20"/>
+            </w:pPr>
+            <w:r>
+              <w:rPr>
+                <w:rFonts w:ascii="微软雅黑" w:hAnsi="微软雅黑" w:eastAsia="微软雅黑"/>
+                <w:b/>
+                <w:sz w:val="19"/>
+              </w:rPr>
+              <w:t>#</w:t>
+            </w:r>
+          </w:p>
+        </w:tc>
+        <w:tc>
+          <w:tcPr>
+            <w:tcW w:type="dxa" w:w="1728"/>
+          </w:tcPr>
+          <w:p>
+            <w:pPr>
+              <w:spacing w:after="20"/>
+            </w:pPr>
+            <w:r>
+              <w:rPr>
+                <w:rFonts w:ascii="微软雅黑" w:hAnsi="微软雅黑" w:eastAsia="微软雅黑"/>
+                <w:b/>
+                <w:sz w:val="19"/>
+              </w:rPr>
+              <w:t>问题</w:t>
+            </w:r>
+          </w:p>
+        </w:tc>
+        <w:tc>
+          <w:tcPr>
+            <w:tcW w:type="dxa" w:w="1728"/>
+          </w:tcPr>
+          <w:p>
+            <w:pPr>
+              <w:spacing w:after="20"/>
+            </w:pPr>
+            <w:r>
+              <w:rPr>
+                <w:rFonts w:ascii="微软雅黑" w:hAnsi="微软雅黑" w:eastAsia="微软雅黑"/>
+                <w:b/>
+                <w:sz w:val="19"/>
+              </w:rPr>
+              <w:t>现象</w:t>
+            </w:r>
+          </w:p>
+        </w:tc>
+        <w:tc>
+          <w:tcPr>
+            <w:tcW w:type="dxa" w:w="1728"/>
+          </w:tcPr>
+          <w:p>
+            <w:pPr>
+              <w:spacing w:after="20"/>
+            </w:pPr>
+            <w:r>
+              <w:rPr>
+                <w:rFonts w:ascii="微软雅黑" w:hAnsi="微软雅黑" w:eastAsia="微软雅黑"/>
+                <w:b/>
+                <w:sz w:val="19"/>
+              </w:rPr>
+              <w:t>根因</w:t>
+            </w:r>
+          </w:p>
+        </w:tc>
+        <w:tc>
+          <w:tcPr>
+            <w:tcW w:type="dxa" w:w="1728"/>
+          </w:tcPr>
+          <w:p>
+            <w:pPr>
+              <w:spacing w:after="20"/>
+            </w:pPr>
+            <w:r>
+              <w:rPr>
+                <w:rFonts w:ascii="微软雅黑" w:hAnsi="微软雅黑" w:eastAsia="微软雅黑"/>
+                <w:b/>
+                <w:sz w:val="19"/>
+              </w:rPr>
+              <w:t>修复</w:t>
+            </w:r>
+          </w:p>
+        </w:tc>
+      </w:tr>
+      <w:tr>
+        <w:tc>
+          <w:tcPr>
+            <w:tcW w:type="dxa" w:w="1728"/>
+          </w:tcPr>
+          <w:p>
+            <w:pPr>
+              <w:spacing w:after="20"/>
+            </w:pPr>
+            <w:r>
+              <w:rPr>
+                <w:rFonts w:ascii="微软雅黑" w:hAnsi="微软雅黑" w:eastAsia="微软雅黑"/>
+                <w:b w:val="0"/>
+                <w:sz w:val="19"/>
+              </w:rPr>
+              <w:t>28</w:t>
+            </w:r>
+          </w:p>
+        </w:tc>
+        <w:tc>
+          <w:tcPr>
+            <w:tcW w:type="dxa" w:w="1728"/>
+          </w:tcPr>
+          <w:p>
+            <w:pPr>
+              <w:spacing w:after="20"/>
+            </w:pPr>
+            <w:r>
+              <w:rPr>
+                <w:rFonts w:ascii="微软雅黑" w:hAnsi="微软雅黑" w:eastAsia="微软雅黑"/>
+                <w:b/>
+                <w:sz w:val="19"/>
+              </w:rPr>
+              <w:t>「导出 .md」按钮不显示</w:t>
+            </w:r>
+          </w:p>
+        </w:tc>
+        <w:tc>
+          <w:tcPr>
+            <w:tcW w:type="dxa" w:w="1728"/>
+          </w:tcPr>
+          <w:p>
+            <w:pPr>
+              <w:spacing w:after="20"/>
+            </w:pPr>
+            <w:r>
+              <w:rPr>
+                <w:rFonts w:ascii="微软雅黑" w:hAnsi="微软雅黑" w:eastAsia="微软雅黑"/>
+                <w:b w:val="0"/>
+                <w:sz w:val="19"/>
+              </w:rPr>
+              <w:t>分析完，结果卡片旁边没有「导出 .md」按钮，用户没法导出报告</w:t>
+            </w:r>
+          </w:p>
+        </w:tc>
+        <w:tc>
+          <w:tcPr>
+            <w:tcW w:type="dxa" w:w="1728"/>
+          </w:tcPr>
+          <w:p>
+            <w:pPr>
+              <w:spacing w:after="20"/>
+            </w:pPr>
+            <w:r>
+              <w:rPr>
+                <w:rFonts w:ascii="微软雅黑" w:hAnsi="微软雅黑" w:eastAsia="微软雅黑"/>
+                <w:b w:val="0"/>
+                <w:sz w:val="19"/>
+              </w:rPr>
+              <w:t xml:space="preserve">显示按钮的代码只写在「搜索结果」的 </w:t>
+            </w:r>
+            <w:r>
+              <w:rPr>
+                <w:rFonts w:ascii="Consolas" w:hAnsi="Consolas" w:eastAsia="Consolas"/>
+                <w:b w:val="0"/>
+                <w:color w:val="C7254E"/>
+                <w:sz w:val="17"/>
+              </w:rPr>
+              <w:t>renderSearch()</w:t>
+            </w:r>
+            <w:r>
+              <w:rPr>
+                <w:rFonts w:ascii="微软雅黑" w:hAnsi="微软雅黑" w:eastAsia="微软雅黑"/>
+                <w:b w:val="0"/>
+                <w:sz w:val="19"/>
+              </w:rPr>
+              <w:t xml:space="preserve"> 里，正常分析的 </w:t>
+            </w:r>
+            <w:r>
+              <w:rPr>
+                <w:rFonts w:ascii="Consolas" w:hAnsi="Consolas" w:eastAsia="Consolas"/>
+                <w:b w:val="0"/>
+                <w:color w:val="C7254E"/>
+                <w:sz w:val="17"/>
+              </w:rPr>
+              <w:t>render()</w:t>
+            </w:r>
+            <w:r>
+              <w:rPr>
+                <w:rFonts w:ascii="微软雅黑" w:hAnsi="微软雅黑" w:eastAsia="微软雅黑"/>
+                <w:b w:val="0"/>
+                <w:sz w:val="19"/>
+              </w:rPr>
+              <w:t xml:space="preserve"> 漏了</w:t>
+            </w:r>
+          </w:p>
+        </w:tc>
+        <w:tc>
+          <w:tcPr>
+            <w:tcW w:type="dxa" w:w="1728"/>
+          </w:tcPr>
+          <w:p>
+            <w:pPr>
+              <w:spacing w:after="20"/>
+            </w:pPr>
+            <w:r>
+              <w:rPr>
+                <w:rFonts w:ascii="微软雅黑" w:hAnsi="微软雅黑" w:eastAsia="微软雅黑"/>
+                <w:b w:val="0"/>
+                <w:sz w:val="19"/>
+              </w:rPr>
+              <w:t xml:space="preserve">在 </w:t>
+            </w:r>
+            <w:r>
+              <w:rPr>
+                <w:rFonts w:ascii="Consolas" w:hAnsi="Consolas" w:eastAsia="Consolas"/>
+                <w:b w:val="0"/>
+                <w:color w:val="C7254E"/>
+                <w:sz w:val="17"/>
+              </w:rPr>
+              <w:t>render()</w:t>
+            </w:r>
+            <w:r>
+              <w:rPr>
+                <w:rFonts w:ascii="微软雅黑" w:hAnsi="微软雅黑" w:eastAsia="微软雅黑"/>
+                <w:b w:val="0"/>
+                <w:sz w:val="19"/>
+              </w:rPr>
+              <w:t xml:space="preserve"> 末尾补上 </w:t>
+            </w:r>
+            <w:r>
+              <w:rPr>
+                <w:rFonts w:ascii="Consolas" w:hAnsi="Consolas" w:eastAsia="Consolas"/>
+                <w:b w:val="0"/>
+                <w:color w:val="C7254E"/>
+                <w:sz w:val="17"/>
+              </w:rPr>
+              <w:t>#expmd</w:t>
+            </w:r>
+            <w:r>
+              <w:rPr>
+                <w:rFonts w:ascii="微软雅黑" w:hAnsi="微软雅黑" w:eastAsia="微软雅黑"/>
+                <w:b w:val="0"/>
+                <w:sz w:val="19"/>
+              </w:rPr>
+              <w:t xml:space="preserve"> 显示；实测点击能下载 </w:t>
+            </w:r>
+            <w:r>
+              <w:rPr>
+                <w:rFonts w:ascii="Consolas" w:hAnsi="Consolas" w:eastAsia="Consolas"/>
+                <w:b w:val="0"/>
+                <w:color w:val="C7254E"/>
+                <w:sz w:val="17"/>
+              </w:rPr>
+              <w:t>CTF报告_2026-10-26….md</w:t>
+            </w:r>
+          </w:p>
+        </w:tc>
+      </w:tr>
+      <w:tr>
+        <w:tc>
+          <w:tcPr>
+            <w:tcW w:type="dxa" w:w="1728"/>
+          </w:tcPr>
+          <w:p>
+            <w:pPr>
+              <w:spacing w:after="20"/>
+            </w:pPr>
+            <w:r>
+              <w:rPr>
+                <w:rFonts w:ascii="微软雅黑" w:hAnsi="微软雅黑" w:eastAsia="微软雅黑"/>
+                <w:b w:val="0"/>
+                <w:sz w:val="19"/>
+              </w:rPr>
+              <w:t>29</w:t>
+            </w:r>
+          </w:p>
+        </w:tc>
+        <w:tc>
+          <w:tcPr>
+            <w:tcW w:type="dxa" w:w="1728"/>
+          </w:tcPr>
+          <w:p>
+            <w:pPr>
+              <w:spacing w:after="20"/>
+            </w:pPr>
+            <w:r>
+              <w:rPr>
+                <w:rFonts w:ascii="微软雅黑" w:hAnsi="微软雅黑" w:eastAsia="微软雅黑"/>
+                <w:b/>
+                <w:sz w:val="19"/>
+              </w:rPr>
+              <w:t>面板编号乱序</w:t>
+            </w:r>
+          </w:p>
+        </w:tc>
+        <w:tc>
+          <w:tcPr>
+            <w:tcW w:type="dxa" w:w="1728"/>
+          </w:tcPr>
+          <w:p>
+            <w:pPr>
+              <w:spacing w:after="20"/>
+            </w:pPr>
+            <w:r>
+              <w:rPr>
+                <w:rFonts w:ascii="微软雅黑" w:hAnsi="微软雅黑" w:eastAsia="微软雅黑"/>
+                <w:b w:val="0"/>
+                <w:sz w:val="19"/>
+              </w:rPr>
+              <w:t>标签栏是 ④ Web → ⑧ 渗透扫描 → ⑤ 取证 → ⑥ Pwn → ⑦ RSA → ⑩ 十六进制，跳号且缺 ⑨</w:t>
+            </w:r>
+          </w:p>
+        </w:tc>
+        <w:tc>
+          <w:tcPr>
+            <w:tcW w:type="dxa" w:w="1728"/>
+          </w:tcPr>
+          <w:p>
+            <w:pPr>
+              <w:spacing w:after="20"/>
+            </w:pPr>
+            <w:r>
+              <w:rPr>
+                <w:rFonts w:ascii="Consolas" w:hAnsi="Consolas" w:eastAsia="Consolas"/>
+                <w:b w:val="0"/>
+                <w:color w:val="C7254E"/>
+                <w:sz w:val="17"/>
+              </w:rPr>
+              <w:t>PANELS</w:t>
+            </w:r>
+            <w:r>
+              <w:rPr>
+                <w:rFonts w:ascii="微软雅黑" w:hAnsi="微软雅黑" w:eastAsia="微软雅黑"/>
+                <w:b w:val="0"/>
+                <w:sz w:val="19"/>
+              </w:rPr>
+              <w:t xml:space="preserve"> 数组里 webscan 是后加的，直接插在 web 后面，没按编号排序</w:t>
+            </w:r>
+          </w:p>
+        </w:tc>
+        <w:tc>
+          <w:tcPr>
+            <w:tcW w:type="dxa" w:w="1728"/>
+          </w:tcPr>
+          <w:p>
+            <w:pPr>
+              <w:spacing w:after="20"/>
+            </w:pPr>
+            <w:r>
+              <w:rPr>
+                <w:rFonts w:ascii="微软雅黑" w:hAnsi="微软雅黑" w:eastAsia="微软雅黑"/>
+                <w:b w:val="0"/>
+                <w:sz w:val="19"/>
+              </w:rPr>
+              <w:t>把 webscan 移到 RSA 之后，十六进制改成 ⑨，现在是 ⓪①②③④⑤⑥⑦⑧⑨</w:t>
             </w:r>
           </w:p>
         </w:tc>

--- a/详细测试报告_20261026.docx
+++ b/详细测试报告_20261026.docx
@@ -168,7 +168,7 @@
           <w:b/>
           <w:sz w:val="21"/>
         </w:rPr>
-        <w:t>五轮共发现 29 个问题，全部修复并加了回归用例。</w:t>
+        <w:t>六轮共发现 35 个问题，全部修复并加了回归用例。</w:t>
       </w:r>
     </w:p>
     <w:p>
@@ -181,7 +181,7 @@
           <w:b w:val="0"/>
           <w:sz w:val="21"/>
         </w:rPr>
-        <w:t xml:space="preserve">13 个自动化套件全绿，合计 </w:t>
+        <w:t xml:space="preserve">14 个自动化套件全绿，合计 </w:t>
       </w:r>
       <w:r>
         <w:rPr>
@@ -189,7 +189,7 @@
           <w:b/>
           <w:sz w:val="21"/>
         </w:rPr>
-        <w:t>663 项</w:t>
+        <w:t>672 项</w:t>
       </w:r>
       <w:r>
         <w:rPr>
@@ -389,7 +389,7 @@
                 <w:b w:val="0"/>
                 <w:sz w:val="19"/>
               </w:rPr>
-              <w:t>13 / 13 通过</w:t>
+              <w:t>14 / 14 通过</w:t>
             </w:r>
           </w:p>
         </w:tc>
@@ -427,7 +427,7 @@
                 <w:b w:val="0"/>
                 <w:sz w:val="19"/>
               </w:rPr>
-              <w:t>663 / 663</w:t>
+              <w:t>672 / 672</w:t>
             </w:r>
           </w:p>
         </w:tc>
@@ -465,7 +465,162 @@
                 <w:b w:val="0"/>
                 <w:sz w:val="19"/>
               </w:rPr>
-              <w:t>45 / 45</w:t>
+              <w:t>46 / 46</w:t>
+            </w:r>
+          </w:p>
+        </w:tc>
+      </w:tr>
+      <w:tr>
+        <w:tc>
+          <w:tcPr>
+            <w:tcW w:type="dxa" w:w="4320"/>
+          </w:tcPr>
+          <w:p>
+            <w:pPr>
+              <w:spacing w:after="20"/>
+            </w:pPr>
+            <w:r>
+              <w:rPr>
+                <w:rFonts w:ascii="微软雅黑" w:hAnsi="微软雅黑" w:eastAsia="微软雅黑"/>
+                <w:b w:val="0"/>
+                <w:sz w:val="19"/>
+              </w:rPr>
+              <w:t>卡死防护</w:t>
+            </w:r>
+          </w:p>
+        </w:tc>
+        <w:tc>
+          <w:tcPr>
+            <w:tcW w:type="dxa" w:w="4320"/>
+          </w:tcPr>
+          <w:p>
+            <w:pPr>
+              <w:spacing w:after="20"/>
+            </w:pPr>
+            <w:r>
+              <w:rPr>
+                <w:rFonts w:ascii="Consolas" w:hAnsi="Consolas" w:eastAsia="Consolas"/>
+                <w:b w:val="0"/>
+                <w:color w:val="C7254E"/>
+                <w:sz w:val="17"/>
+              </w:rPr>
+              <w:t>run()</w:t>
+            </w:r>
+            <w:r>
+              <w:rPr>
+                <w:rFonts w:ascii="微软雅黑" w:hAnsi="微软雅黑" w:eastAsia="微软雅黑"/>
+                <w:b w:val="0"/>
+                <w:sz w:val="19"/>
+              </w:rPr>
+              <w:t xml:space="preserve"> 硬超时生效（1 秒超时 1.00 秒返回）；界面可中止</w:t>
+            </w:r>
+          </w:p>
+        </w:tc>
+      </w:tr>
+      <w:tr>
+        <w:tc>
+          <w:tcPr>
+            <w:tcW w:type="dxa" w:w="4320"/>
+          </w:tcPr>
+          <w:p>
+            <w:pPr>
+              <w:spacing w:after="20"/>
+            </w:pPr>
+            <w:r>
+              <w:rPr>
+                <w:rFonts w:ascii="微软雅黑" w:hAnsi="微软雅黑" w:eastAsia="微软雅黑"/>
+                <w:b w:val="0"/>
+                <w:sz w:val="19"/>
+              </w:rPr>
+              <w:t>大文件性能</w:t>
+            </w:r>
+          </w:p>
+        </w:tc>
+        <w:tc>
+          <w:tcPr>
+            <w:tcW w:type="dxa" w:w="4320"/>
+          </w:tcPr>
+          <w:p>
+            <w:pPr>
+              <w:spacing w:after="20"/>
+            </w:pPr>
+            <w:r>
+              <w:rPr>
+                <w:rFonts w:ascii="微软雅黑" w:hAnsi="微软雅黑" w:eastAsia="微软雅黑"/>
+                <w:b w:val="0"/>
+                <w:sz w:val="19"/>
+              </w:rPr>
+              <w:t xml:space="preserve">26MB PE 46.6s → </w:t>
+            </w:r>
+            <w:r>
+              <w:rPr>
+                <w:rFonts w:ascii="微软雅黑" w:hAnsi="微软雅黑" w:eastAsia="微软雅黑"/>
+                <w:b/>
+                <w:sz w:val="19"/>
+              </w:rPr>
+              <w:t>22.9s</w:t>
+            </w:r>
+            <w:r>
+              <w:rPr>
+                <w:rFonts w:ascii="微软雅黑" w:hAnsi="微软雅黑" w:eastAsia="微软雅黑"/>
+                <w:b w:val="0"/>
+                <w:sz w:val="19"/>
+              </w:rPr>
+              <w:t>；XOR 扫描 13.6s → 1.05s</w:t>
+            </w:r>
+          </w:p>
+        </w:tc>
+      </w:tr>
+      <w:tr>
+        <w:tc>
+          <w:tcPr>
+            <w:tcW w:type="dxa" w:w="4320"/>
+          </w:tcPr>
+          <w:p>
+            <w:pPr>
+              <w:spacing w:after="20"/>
+            </w:pPr>
+            <w:r>
+              <w:rPr>
+                <w:rFonts w:ascii="微软雅黑" w:hAnsi="微软雅黑" w:eastAsia="微软雅黑"/>
+                <w:b w:val="0"/>
+                <w:sz w:val="19"/>
+              </w:rPr>
+              <w:t>OCR 故障隔离</w:t>
+            </w:r>
+          </w:p>
+        </w:tc>
+        <w:tc>
+          <w:tcPr>
+            <w:tcW w:type="dxa" w:w="4320"/>
+          </w:tcPr>
+          <w:p>
+            <w:pPr>
+              <w:spacing w:after="20"/>
+            </w:pPr>
+            <w:r>
+              <w:rPr>
+                <w:rFonts w:ascii="微软雅黑" w:hAnsi="微软雅黑" w:eastAsia="微软雅黑"/>
+                <w:b w:val="0"/>
+                <w:sz w:val="19"/>
+              </w:rPr>
+              <w:t xml:space="preserve">tesseract 坏掉时 4 分钟 → </w:t>
+            </w:r>
+            <w:r>
+              <w:rPr>
+                <w:rFonts w:ascii="微软雅黑" w:hAnsi="微软雅黑" w:eastAsia="微软雅黑"/>
+                <w:b/>
+                <w:sz w:val="19"/>
+              </w:rPr>
+              <w:t>0.03 秒</w:t>
+            </w:r>
+            <w:r>
+              <w:rPr>
+                <w:rFonts w:ascii="微软雅黑" w:hAnsi="微软雅黑" w:eastAsia="微软雅黑"/>
+                <w:b w:val="0"/>
+                <w:sz w:val="19"/>
+              </w:rPr>
+              <w:t>跳过</w:t>
             </w:r>
           </w:p>
         </w:tc>
@@ -4508,6 +4663,882 @@
           <w:color w:val="1F3A5F"/>
           <w:sz w:val="25"/>
         </w:rPr>
+        <w:t>2.9 第六轮：用户报「卡死 + exe 打不开」后的专项排查</w:t>
+      </w:r>
+    </w:p>
+    <w:p/>
+    <w:p>
+      <w:pPr>
+        <w:spacing w:after="60"/>
+      </w:pPr>
+      <w:r>
+        <w:rPr>
+          <w:rFonts w:ascii="微软雅黑" w:hAnsi="微软雅黑" w:eastAsia="微软雅黑"/>
+          <w:b w:val="0"/>
+          <w:sz w:val="21"/>
+        </w:rPr>
+        <w:t>用户原话：</w:t>
+      </w:r>
+      <w:r>
+        <w:rPr>
+          <w:rFonts w:ascii="微软雅黑" w:hAnsi="微软雅黑" w:eastAsia="微软雅黑"/>
+          <w:b/>
+          <w:sz w:val="21"/>
+        </w:rPr>
+        <w:t>「做有些题会卡死，然后 exe 界面打不开」</w:t>
+      </w:r>
+      <w:r>
+        <w:rPr>
+          <w:rFonts w:ascii="微软雅黑" w:hAnsi="微软雅黑" w:eastAsia="微软雅黑"/>
+          <w:b w:val="0"/>
+          <w:sz w:val="21"/>
+        </w:rPr>
+        <w:t>。按「卡死」和「打不开」</w:t>
+      </w:r>
+    </w:p>
+    <w:p>
+      <w:pPr>
+        <w:spacing w:after="60"/>
+      </w:pPr>
+      <w:r>
+        <w:rPr>
+          <w:rFonts w:ascii="微软雅黑" w:hAnsi="微软雅黑" w:eastAsia="微软雅黑"/>
+          <w:b w:val="0"/>
+          <w:sz w:val="21"/>
+        </w:rPr>
+        <w:t>两个症状分别定位，用子进程硬超时批量探测哪类输入会真的挂住。</w:t>
+      </w:r>
+    </w:p>
+    <w:p/>
+    <w:tbl>
+      <w:tblPr>
+        <w:tblStyle w:val="TableGrid"/>
+        <w:tblW w:type="auto" w:w="0"/>
+        <w:jc w:val="center"/>
+        <w:tblLook w:firstColumn="1" w:firstRow="1" w:lastColumn="0" w:lastRow="0" w:noHBand="0" w:noVBand="1" w:val="04A0"/>
+      </w:tblPr>
+      <w:tblGrid>
+        <w:gridCol w:w="2880"/>
+        <w:gridCol w:w="2880"/>
+        <w:gridCol w:w="2880"/>
+      </w:tblGrid>
+      <w:tr>
+        <w:tc>
+          <w:tcPr>
+            <w:tcW w:type="dxa" w:w="2880"/>
+          </w:tcPr>
+          <w:p>
+            <w:pPr>
+              <w:spacing w:after="20"/>
+            </w:pPr>
+            <w:r>
+              <w:rPr>
+                <w:rFonts w:ascii="微软雅黑" w:hAnsi="微软雅黑" w:eastAsia="微软雅黑"/>
+                <w:b/>
+                <w:sz w:val="19"/>
+              </w:rPr>
+              <w:t>排查</w:t>
+            </w:r>
+          </w:p>
+        </w:tc>
+        <w:tc>
+          <w:tcPr>
+            <w:tcW w:type="dxa" w:w="2880"/>
+          </w:tcPr>
+          <w:p>
+            <w:pPr>
+              <w:spacing w:after="20"/>
+            </w:pPr>
+            <w:r>
+              <w:rPr>
+                <w:rFonts w:ascii="微软雅黑" w:hAnsi="微软雅黑" w:eastAsia="微软雅黑"/>
+                <w:b/>
+                <w:sz w:val="19"/>
+              </w:rPr>
+              <w:t>做法</w:t>
+            </w:r>
+          </w:p>
+        </w:tc>
+        <w:tc>
+          <w:tcPr>
+            <w:tcW w:type="dxa" w:w="2880"/>
+          </w:tcPr>
+          <w:p>
+            <w:pPr>
+              <w:spacing w:after="20"/>
+            </w:pPr>
+            <w:r>
+              <w:rPr>
+                <w:rFonts w:ascii="微软雅黑" w:hAnsi="微软雅黑" w:eastAsia="微软雅黑"/>
+                <w:b/>
+                <w:sz w:val="19"/>
+              </w:rPr>
+              <w:t>结果</w:t>
+            </w:r>
+          </w:p>
+        </w:tc>
+      </w:tr>
+      <w:tr>
+        <w:tc>
+          <w:tcPr>
+            <w:tcW w:type="dxa" w:w="2880"/>
+          </w:tcPr>
+          <w:p>
+            <w:pPr>
+              <w:spacing w:after="20"/>
+            </w:pPr>
+            <w:r>
+              <w:rPr>
+                <w:rFonts w:ascii="微软雅黑" w:hAnsi="微软雅黑" w:eastAsia="微软雅黑"/>
+                <w:b w:val="0"/>
+                <w:sz w:val="19"/>
+              </w:rPr>
+              <w:t>哪些输入会卡死</w:t>
+            </w:r>
+          </w:p>
+        </w:tc>
+        <w:tc>
+          <w:tcPr>
+            <w:tcW w:type="dxa" w:w="2880"/>
+          </w:tcPr>
+          <w:p>
+            <w:pPr>
+              <w:spacing w:after="20"/>
+            </w:pPr>
+            <w:r>
+              <w:rPr>
+                <w:rFonts w:ascii="微软雅黑" w:hAnsi="微软雅黑" w:eastAsia="微软雅黑"/>
+                <w:b w:val="0"/>
+                <w:sz w:val="19"/>
+              </w:rPr>
+              <w:t>19 类输入各起独立子进程，硬超时 45–90 秒</w:t>
+            </w:r>
+          </w:p>
+        </w:tc>
+        <w:tc>
+          <w:tcPr>
+            <w:tcW w:type="dxa" w:w="2880"/>
+          </w:tcPr>
+          <w:p>
+            <w:pPr>
+              <w:spacing w:after="20"/>
+            </w:pPr>
+            <w:r>
+              <w:rPr>
+                <w:rFonts w:ascii="微软雅黑" w:hAnsi="微软雅黑" w:eastAsia="微软雅黑"/>
+                <w:b/>
+                <w:sz w:val="19"/>
+              </w:rPr>
+              <w:t>没有真死循环</w:t>
+            </w:r>
+            <w:r>
+              <w:rPr>
+                <w:rFonts w:ascii="微软雅黑" w:hAnsi="微软雅黑" w:eastAsia="微软雅黑"/>
+                <w:b w:val="0"/>
+                <w:sz w:val="19"/>
+              </w:rPr>
+              <w:t>，但有 26MB PE 要 46.6 秒、4–5KB base64 要 6.7 秒</w:t>
+            </w:r>
+          </w:p>
+        </w:tc>
+      </w:tr>
+      <w:tr>
+        <w:tc>
+          <w:tcPr>
+            <w:tcW w:type="dxa" w:w="2880"/>
+          </w:tcPr>
+          <w:p>
+            <w:pPr>
+              <w:spacing w:after="20"/>
+            </w:pPr>
+            <w:r>
+              <w:rPr>
+                <w:rFonts w:ascii="Consolas" w:hAnsi="Consolas" w:eastAsia="Consolas"/>
+                <w:b w:val="0"/>
+                <w:color w:val="C7254E"/>
+                <w:sz w:val="17"/>
+              </w:rPr>
+              <w:t>run()</w:t>
+            </w:r>
+            <w:r>
+              <w:rPr>
+                <w:rFonts w:ascii="微软雅黑" w:hAnsi="微软雅黑" w:eastAsia="微软雅黑"/>
+                <w:b w:val="0"/>
+                <w:sz w:val="19"/>
+              </w:rPr>
+              <w:t xml:space="preserve"> 的超时到底生效吗</w:t>
+            </w:r>
+          </w:p>
+        </w:tc>
+        <w:tc>
+          <w:tcPr>
+            <w:tcW w:type="dxa" w:w="2880"/>
+          </w:tcPr>
+          <w:p>
+            <w:pPr>
+              <w:spacing w:after="20"/>
+            </w:pPr>
+            <w:r>
+              <w:rPr>
+                <w:rFonts w:ascii="微软雅黑" w:hAnsi="微软雅黑" w:eastAsia="微软雅黑"/>
+                <w:b w:val="0"/>
+                <w:sz w:val="19"/>
+              </w:rPr>
+              <w:t>读代码 + 注入慢函数实测</w:t>
+            </w:r>
+          </w:p>
+        </w:tc>
+        <w:tc>
+          <w:tcPr>
+            <w:tcW w:type="dxa" w:w="2880"/>
+          </w:tcPr>
+          <w:p>
+            <w:pPr>
+              <w:spacing w:after="20"/>
+            </w:pPr>
+            <w:r>
+              <w:rPr>
+                <w:rFonts w:ascii="微软雅黑" w:hAnsi="微软雅黑" w:eastAsia="微软雅黑"/>
+                <w:b/>
+                <w:sz w:val="19"/>
+              </w:rPr>
+              <w:t>完全没实现</w:t>
+            </w:r>
+            <w:r>
+              <w:rPr>
+                <w:rFonts w:ascii="微软雅黑" w:hAnsi="微软雅黑" w:eastAsia="微软雅黑"/>
+                <w:b w:val="0"/>
+                <w:sz w:val="19"/>
+              </w:rPr>
+              <w:t xml:space="preserve"> —— </w:t>
+            </w:r>
+            <w:r>
+              <w:rPr>
+                <w:rFonts w:ascii="Consolas" w:hAnsi="Consolas" w:eastAsia="Consolas"/>
+                <w:b w:val="0"/>
+                <w:color w:val="C7254E"/>
+                <w:sz w:val="17"/>
+              </w:rPr>
+              <w:t>timeout</w:t>
+            </w:r>
+            <w:r>
+              <w:rPr>
+                <w:rFonts w:ascii="微软雅黑" w:hAnsi="微软雅黑" w:eastAsia="微软雅黑"/>
+                <w:b w:val="0"/>
+                <w:sz w:val="19"/>
+              </w:rPr>
+              <w:t xml:space="preserve"> 参数从没被用过，任何一步卡住就是永久卡死</w:t>
+            </w:r>
+          </w:p>
+        </w:tc>
+      </w:tr>
+      <w:tr>
+        <w:tc>
+          <w:tcPr>
+            <w:tcW w:type="dxa" w:w="2880"/>
+          </w:tcPr>
+          <w:p>
+            <w:pPr>
+              <w:spacing w:after="20"/>
+            </w:pPr>
+            <w:r>
+              <w:rPr>
+                <w:rFonts w:ascii="微软雅黑" w:hAnsi="微软雅黑" w:eastAsia="微软雅黑"/>
+                <w:b w:val="0"/>
+                <w:sz w:val="19"/>
+              </w:rPr>
+              <w:t>界面卡住时有反馈吗</w:t>
+            </w:r>
+          </w:p>
+        </w:tc>
+        <w:tc>
+          <w:tcPr>
+            <w:tcW w:type="dxa" w:w="2880"/>
+          </w:tcPr>
+          <w:p>
+            <w:pPr>
+              <w:spacing w:after="20"/>
+            </w:pPr>
+            <w:r>
+              <w:rPr>
+                <w:rFonts w:ascii="微软雅黑" w:hAnsi="微软雅黑" w:eastAsia="微软雅黑"/>
+                <w:b w:val="0"/>
+                <w:sz w:val="19"/>
+              </w:rPr>
+              <w:t>真点</w:t>
+            </w:r>
+          </w:p>
+        </w:tc>
+        <w:tc>
+          <w:tcPr>
+            <w:tcW w:type="dxa" w:w="2880"/>
+          </w:tcPr>
+          <w:p>
+            <w:pPr>
+              <w:spacing w:after="20"/>
+            </w:pPr>
+            <w:r>
+              <w:rPr>
+                <w:rFonts w:ascii="微软雅黑" w:hAnsi="微软雅黑" w:eastAsia="微软雅黑"/>
+                <w:b w:val="0"/>
+                <w:sz w:val="19"/>
+              </w:rPr>
+              <w:t>只有「正在分析…」，没有秒数、没有中止按钮</w:t>
+            </w:r>
+          </w:p>
+        </w:tc>
+      </w:tr>
+      <w:tr>
+        <w:tc>
+          <w:tcPr>
+            <w:tcW w:type="dxa" w:w="2880"/>
+          </w:tcPr>
+          <w:p>
+            <w:pPr>
+              <w:spacing w:after="20"/>
+            </w:pPr>
+            <w:r>
+              <w:rPr>
+                <w:rFonts w:ascii="微软雅黑" w:hAnsi="微软雅黑" w:eastAsia="微软雅黑"/>
+                <w:b w:val="0"/>
+                <w:sz w:val="19"/>
+              </w:rPr>
+              <w:t>OCR 会不会卡</w:t>
+            </w:r>
+          </w:p>
+        </w:tc>
+        <w:tc>
+          <w:tcPr>
+            <w:tcW w:type="dxa" w:w="2880"/>
+          </w:tcPr>
+          <w:p>
+            <w:pPr>
+              <w:spacing w:after="20"/>
+            </w:pPr>
+            <w:r>
+              <w:rPr>
+                <w:rFonts w:ascii="微软雅黑" w:hAnsi="微软雅黑" w:eastAsia="微软雅黑"/>
+                <w:b w:val="0"/>
+                <w:sz w:val="19"/>
+              </w:rPr>
+              <w:t>造一个缺 DLL 的假 tesseract</w:t>
+            </w:r>
+          </w:p>
+        </w:tc>
+        <w:tc>
+          <w:tcPr>
+            <w:tcW w:type="dxa" w:w="2880"/>
+          </w:tcPr>
+          <w:p>
+            <w:pPr>
+              <w:spacing w:after="20"/>
+            </w:pPr>
+            <w:r>
+              <w:rPr>
+                <w:rFonts w:ascii="微软雅黑" w:hAnsi="微软雅黑" w:eastAsia="微软雅黑"/>
+                <w:b w:val="0"/>
+                <w:sz w:val="19"/>
+              </w:rPr>
+              <w:t>会 —— 每轮等满 60 秒，4 轮 4 分钟，且系统模态框抢焦点</w:t>
+            </w:r>
+          </w:p>
+        </w:tc>
+      </w:tr>
+      <w:tr>
+        <w:tc>
+          <w:tcPr>
+            <w:tcW w:type="dxa" w:w="2880"/>
+          </w:tcPr>
+          <w:p>
+            <w:pPr>
+              <w:spacing w:after="20"/>
+            </w:pPr>
+            <w:r>
+              <w:rPr>
+                <w:rFonts w:ascii="微软雅黑" w:hAnsi="微软雅黑" w:eastAsia="微软雅黑"/>
+                <w:b w:val="0"/>
+                <w:sz w:val="19"/>
+              </w:rPr>
+              <w:t>exe 为什么打不开</w:t>
+            </w:r>
+          </w:p>
+        </w:tc>
+        <w:tc>
+          <w:tcPr>
+            <w:tcW w:type="dxa" w:w="2880"/>
+          </w:tcPr>
+          <w:p>
+            <w:pPr>
+              <w:spacing w:after="20"/>
+            </w:pPr>
+            <w:r>
+              <w:rPr>
+                <w:rFonts w:ascii="微软雅黑" w:hAnsi="微软雅黑" w:eastAsia="微软雅黑"/>
+                <w:b w:val="0"/>
+                <w:sz w:val="19"/>
+              </w:rPr>
+              <w:t xml:space="preserve">只拷 </w:t>
+            </w:r>
+            <w:r>
+              <w:rPr>
+                <w:rFonts w:ascii="Consolas" w:hAnsi="Consolas" w:eastAsia="Consolas"/>
+                <w:b w:val="0"/>
+                <w:color w:val="C7254E"/>
+                <w:sz w:val="17"/>
+              </w:rPr>
+              <w:t>FlagRush.exe</w:t>
+            </w:r>
+            <w:r>
+              <w:rPr>
+                <w:rFonts w:ascii="微软雅黑" w:hAnsi="微软雅黑" w:eastAsia="微软雅黑"/>
+                <w:b w:val="0"/>
+                <w:sz w:val="19"/>
+              </w:rPr>
+              <w:t xml:space="preserve"> 到空目录启动</w:t>
+            </w:r>
+          </w:p>
+        </w:tc>
+        <w:tc>
+          <w:tcPr>
+            <w:tcW w:type="dxa" w:w="2880"/>
+          </w:tcPr>
+          <w:p>
+            <w:pPr>
+              <w:spacing w:after="20"/>
+            </w:pPr>
+            <w:r>
+              <w:rPr>
+                <w:rFonts w:ascii="微软雅黑" w:hAnsi="微软雅黑" w:eastAsia="微软雅黑"/>
+                <w:b w:val="0"/>
+                <w:sz w:val="19"/>
+              </w:rPr>
+              <w:t xml:space="preserve">弹出标题为 </w:t>
+            </w:r>
+            <w:r>
+              <w:rPr>
+                <w:rFonts w:ascii="Consolas" w:hAnsi="Consolas" w:eastAsia="Consolas"/>
+                <w:b/>
+                <w:color w:val="C7254E"/>
+                <w:sz w:val="17"/>
+              </w:rPr>
+              <w:t>Error</w:t>
+            </w:r>
+            <w:r>
+              <w:rPr>
+                <w:rFonts w:ascii="微软雅黑" w:hAnsi="微软雅黑" w:eastAsia="微软雅黑"/>
+                <w:b w:val="0"/>
+                <w:sz w:val="19"/>
+              </w:rPr>
+              <w:t xml:space="preserve"> 的英文框（缺 </w:t>
+            </w:r>
+            <w:r>
+              <w:rPr>
+                <w:rFonts w:ascii="Consolas" w:hAnsi="Consolas" w:eastAsia="Consolas"/>
+                <w:b w:val="0"/>
+                <w:color w:val="C7254E"/>
+                <w:sz w:val="17"/>
+              </w:rPr>
+              <w:t>_internal</w:t>
+            </w:r>
+            <w:r>
+              <w:rPr>
+                <w:rFonts w:ascii="微软雅黑" w:hAnsi="微软雅黑" w:eastAsia="微软雅黑"/>
+                <w:b w:val="0"/>
+                <w:sz w:val="19"/>
+              </w:rPr>
+              <w:t>），用户看不懂</w:t>
+            </w:r>
+          </w:p>
+        </w:tc>
+      </w:tr>
+      <w:tr>
+        <w:tc>
+          <w:tcPr>
+            <w:tcW w:type="dxa" w:w="2880"/>
+          </w:tcPr>
+          <w:p>
+            <w:pPr>
+              <w:spacing w:after="20"/>
+            </w:pPr>
+            <w:r>
+              <w:rPr>
+                <w:rFonts w:ascii="微软雅黑" w:hAnsi="微软雅黑" w:eastAsia="微软雅黑"/>
+                <w:b w:val="0"/>
+                <w:sz w:val="19"/>
+              </w:rPr>
+              <w:t>卡死后进程残留吗</w:t>
+            </w:r>
+          </w:p>
+        </w:tc>
+        <w:tc>
+          <w:tcPr>
+            <w:tcW w:type="dxa" w:w="2880"/>
+          </w:tcPr>
+          <w:p>
+            <w:pPr>
+              <w:spacing w:after="20"/>
+            </w:pPr>
+            <w:r>
+              <w:rPr>
+                <w:rFonts w:ascii="微软雅黑" w:hAnsi="微软雅黑" w:eastAsia="微软雅黑"/>
+                <w:b w:val="0"/>
+                <w:sz w:val="19"/>
+              </w:rPr>
+              <w:t>强杀后看进程表</w:t>
+            </w:r>
+          </w:p>
+        </w:tc>
+        <w:tc>
+          <w:tcPr>
+            <w:tcW w:type="dxa" w:w="2880"/>
+          </w:tcPr>
+          <w:p>
+            <w:pPr>
+              <w:spacing w:after="20"/>
+            </w:pPr>
+            <w:r>
+              <w:rPr>
+                <w:rFonts w:ascii="微软雅黑" w:hAnsi="微软雅黑" w:eastAsia="微软雅黑"/>
+                <w:b w:val="0"/>
+                <w:sz w:val="19"/>
+              </w:rPr>
+              <w:t>会残留，再双击容易以为「打不开」</w:t>
+            </w:r>
+          </w:p>
+        </w:tc>
+      </w:tr>
+    </w:tbl>
+    <w:p/>
+    <w:p/>
+    <w:p>
+      <w:pPr>
+        <w:spacing w:after="60"/>
+      </w:pPr>
+      <w:r>
+        <w:rPr>
+          <w:rFonts w:ascii="微软雅黑" w:hAnsi="微软雅黑" w:eastAsia="微软雅黑"/>
+          <w:b/>
+          <w:sz w:val="21"/>
+        </w:rPr>
+        <w:t>26MB PE 的耗时拆解（优化前）：</w:t>
+      </w:r>
+    </w:p>
+    <w:p/>
+    <w:tbl>
+      <w:tblPr>
+        <w:tblStyle w:val="TableGrid"/>
+        <w:tblW w:type="auto" w:w="0"/>
+        <w:jc w:val="center"/>
+        <w:tblLook w:firstColumn="1" w:firstRow="1" w:lastColumn="0" w:lastRow="0" w:noHBand="0" w:noVBand="1" w:val="04A0"/>
+      </w:tblPr>
+      <w:tblGrid>
+        <w:gridCol w:w="2880"/>
+        <w:gridCol w:w="2880"/>
+        <w:gridCol w:w="2880"/>
+      </w:tblGrid>
+      <w:tr>
+        <w:tc>
+          <w:tcPr>
+            <w:tcW w:type="dxa" w:w="2880"/>
+          </w:tcPr>
+          <w:p>
+            <w:pPr>
+              <w:spacing w:after="20"/>
+            </w:pPr>
+            <w:r>
+              <w:rPr>
+                <w:rFonts w:ascii="微软雅黑" w:hAnsi="微软雅黑" w:eastAsia="微软雅黑"/>
+                <w:b/>
+                <w:sz w:val="19"/>
+              </w:rPr>
+              <w:t>阶段</w:t>
+            </w:r>
+          </w:p>
+        </w:tc>
+        <w:tc>
+          <w:tcPr>
+            <w:tcW w:type="dxa" w:w="2880"/>
+          </w:tcPr>
+          <w:p>
+            <w:pPr>
+              <w:spacing w:after="20"/>
+            </w:pPr>
+            <w:r>
+              <w:rPr>
+                <w:rFonts w:ascii="微软雅黑" w:hAnsi="微软雅黑" w:eastAsia="微软雅黑"/>
+                <w:b/>
+                <w:sz w:val="19"/>
+              </w:rPr>
+              <w:t>耗时</w:t>
+            </w:r>
+          </w:p>
+        </w:tc>
+        <w:tc>
+          <w:tcPr>
+            <w:tcW w:type="dxa" w:w="2880"/>
+          </w:tcPr>
+          <w:p>
+            <w:pPr>
+              <w:spacing w:after="20"/>
+            </w:pPr>
+            <w:r>
+              <w:rPr>
+                <w:rFonts w:ascii="微软雅黑" w:hAnsi="微软雅黑" w:eastAsia="微软雅黑"/>
+                <w:b/>
+                <w:sz w:val="19"/>
+              </w:rPr>
+              <w:t>原因</w:t>
+            </w:r>
+          </w:p>
+        </w:tc>
+      </w:tr>
+      <w:tr>
+        <w:tc>
+          <w:tcPr>
+            <w:tcW w:type="dxa" w:w="2880"/>
+          </w:tcPr>
+          <w:p>
+            <w:pPr>
+              <w:spacing w:after="20"/>
+            </w:pPr>
+            <w:r>
+              <w:rPr>
+                <w:rFonts w:ascii="Consolas" w:hAnsi="Consolas" w:eastAsia="Consolas"/>
+                <w:b w:val="0"/>
+                <w:color w:val="C7254E"/>
+                <w:sz w:val="17"/>
+              </w:rPr>
+              <w:t>xor_scan</w:t>
+            </w:r>
+          </w:p>
+        </w:tc>
+        <w:tc>
+          <w:tcPr>
+            <w:tcW w:type="dxa" w:w="2880"/>
+          </w:tcPr>
+          <w:p>
+            <w:pPr>
+              <w:spacing w:after="20"/>
+            </w:pPr>
+            <w:r>
+              <w:rPr>
+                <w:rFonts w:ascii="微软雅黑" w:hAnsi="微软雅黑" w:eastAsia="微软雅黑"/>
+                <w:b w:val="0"/>
+                <w:sz w:val="19"/>
+              </w:rPr>
+              <w:t>13.6 s</w:t>
+            </w:r>
+          </w:p>
+        </w:tc>
+        <w:tc>
+          <w:tcPr>
+            <w:tcW w:type="dxa" w:w="2880"/>
+          </w:tcPr>
+          <w:p>
+            <w:pPr>
+              <w:spacing w:after="20"/>
+            </w:pPr>
+            <w:r>
+              <w:rPr>
+                <w:rFonts w:ascii="微软雅黑" w:hAnsi="微软雅黑" w:eastAsia="微软雅黑"/>
+                <w:b w:val="0"/>
+                <w:sz w:val="19"/>
+              </w:rPr>
+              <w:t xml:space="preserve">26MB 随机数据产生 </w:t>
+            </w:r>
+            <w:r>
+              <w:rPr>
+                <w:rFonts w:ascii="微软雅黑" w:hAnsi="微软雅黑" w:eastAsia="微软雅黑"/>
+                <w:b/>
+                <w:sz w:val="19"/>
+              </w:rPr>
+              <w:t>21.7 万个候选位置</w:t>
+            </w:r>
+            <w:r>
+              <w:rPr>
+                <w:rFonts w:ascii="微软雅黑" w:hAnsi="微软雅黑" w:eastAsia="微软雅黑"/>
+                <w:b w:val="0"/>
+                <w:sz w:val="19"/>
+              </w:rPr>
+              <w:t>，逐个跑 Python 窗口解密（3667 万次字符判断）</w:t>
+            </w:r>
+          </w:p>
+        </w:tc>
+      </w:tr>
+      <w:tr>
+        <w:tc>
+          <w:tcPr>
+            <w:tcW w:type="dxa" w:w="2880"/>
+          </w:tcPr>
+          <w:p>
+            <w:pPr>
+              <w:spacing w:after="20"/>
+            </w:pPr>
+            <w:r>
+              <w:rPr>
+                <w:rFonts w:ascii="微软雅黑" w:hAnsi="微软雅黑" w:eastAsia="微软雅黑"/>
+                <w:b w:val="0"/>
+                <w:sz w:val="19"/>
+              </w:rPr>
+              <w:t>PyInstaller 解包后读文件</w:t>
+            </w:r>
+          </w:p>
+        </w:tc>
+        <w:tc>
+          <w:tcPr>
+            <w:tcW w:type="dxa" w:w="2880"/>
+          </w:tcPr>
+          <w:p>
+            <w:pPr>
+              <w:spacing w:after="20"/>
+            </w:pPr>
+            <w:r>
+              <w:rPr>
+                <w:rFonts w:ascii="微软雅黑" w:hAnsi="微软雅黑" w:eastAsia="微软雅黑"/>
+                <w:b w:val="0"/>
+                <w:sz w:val="19"/>
+              </w:rPr>
+              <w:t>17.5 s</w:t>
+            </w:r>
+          </w:p>
+        </w:tc>
+        <w:tc>
+          <w:tcPr>
+            <w:tcW w:type="dxa" w:w="2880"/>
+          </w:tcPr>
+          <w:p>
+            <w:pPr>
+              <w:spacing w:after="20"/>
+            </w:pPr>
+            <w:r>
+              <w:rPr>
+                <w:rFonts w:ascii="微软雅黑" w:hAnsi="微软雅黑" w:eastAsia="微软雅黑"/>
+                <w:b w:val="0"/>
+                <w:sz w:val="19"/>
+              </w:rPr>
+              <w:t>对前 200 个解包文件各读 4MB（最多 800MB I/O + 正则）</w:t>
+            </w:r>
+          </w:p>
+        </w:tc>
+      </w:tr>
+      <w:tr>
+        <w:tc>
+          <w:tcPr>
+            <w:tcW w:type="dxa" w:w="2880"/>
+          </w:tcPr>
+          <w:p>
+            <w:pPr>
+              <w:spacing w:after="20"/>
+            </w:pPr>
+            <w:r>
+              <w:rPr>
+                <w:rFonts w:ascii="微软雅黑" w:hAnsi="微软雅黑" w:eastAsia="微软雅黑"/>
+                <w:b w:val="0"/>
+                <w:sz w:val="19"/>
+              </w:rPr>
+              <w:t>UTF-16 全文扫描</w:t>
+            </w:r>
+          </w:p>
+        </w:tc>
+        <w:tc>
+          <w:tcPr>
+            <w:tcW w:type="dxa" w:w="2880"/>
+          </w:tcPr>
+          <w:p>
+            <w:pPr>
+              <w:spacing w:after="20"/>
+            </w:pPr>
+            <w:r>
+              <w:rPr>
+                <w:rFonts w:ascii="微软雅黑" w:hAnsi="微软雅黑" w:eastAsia="微软雅黑"/>
+                <w:b w:val="0"/>
+                <w:sz w:val="19"/>
+              </w:rPr>
+              <w:t>含在上面</w:t>
+            </w:r>
+          </w:p>
+        </w:tc>
+        <w:tc>
+          <w:tcPr>
+            <w:tcW w:type="dxa" w:w="2880"/>
+          </w:tcPr>
+          <w:p>
+            <w:pPr>
+              <w:spacing w:after="20"/>
+            </w:pPr>
+            <w:r>
+              <w:rPr>
+                <w:rFonts w:ascii="微软雅黑" w:hAnsi="微软雅黑" w:eastAsia="微软雅黑"/>
+                <w:b w:val="0"/>
+                <w:sz w:val="19"/>
+              </w:rPr>
+              <w:t>26MB 解码成 1300 万字符，le + be 各跑一遍全文正则</w:t>
+            </w:r>
+          </w:p>
+        </w:tc>
+      </w:tr>
+      <w:tr>
+        <w:tc>
+          <w:tcPr>
+            <w:tcW w:type="dxa" w:w="2880"/>
+          </w:tcPr>
+          <w:p>
+            <w:pPr>
+              <w:spacing w:after="20"/>
+            </w:pPr>
+            <w:r>
+              <w:rPr>
+                <w:rFonts w:ascii="微软雅黑" w:hAnsi="微软雅黑" w:eastAsia="微软雅黑"/>
+                <w:b w:val="0"/>
+                <w:sz w:val="19"/>
+              </w:rPr>
+              <w:t>合计</w:t>
+            </w:r>
+          </w:p>
+        </w:tc>
+        <w:tc>
+          <w:tcPr>
+            <w:tcW w:type="dxa" w:w="2880"/>
+          </w:tcPr>
+          <w:p>
+            <w:pPr>
+              <w:spacing w:after="20"/>
+            </w:pPr>
+            <w:r>
+              <w:rPr>
+                <w:rFonts w:ascii="微软雅黑" w:hAnsi="微软雅黑" w:eastAsia="微软雅黑"/>
+                <w:b/>
+                <w:sz w:val="19"/>
+              </w:rPr>
+              <w:t>46.6 s</w:t>
+            </w:r>
+          </w:p>
+        </w:tc>
+        <w:tc>
+          <w:tcPr>
+            <w:tcW w:type="dxa" w:w="2880"/>
+          </w:tcPr>
+          <w:p>
+            <w:pPr>
+              <w:spacing w:after="20"/>
+            </w:pPr>
+          </w:p>
+        </w:tc>
+      </w:tr>
+    </w:tbl>
+    <w:p/>
+    <w:p/>
+    <w:p>
+      <w:pPr>
+        <w:pStyle w:val="Heading3"/>
+      </w:pPr>
+      <w:r>
+        <w:rPr>
+          <w:rFonts w:ascii="微软雅黑" w:hAnsi="微软雅黑" w:eastAsia="微软雅黑"/>
+          <w:b w:val="0"/>
+          <w:color w:val="1F3A5F"/>
+          <w:sz w:val="25"/>
+        </w:rPr>
         <w:t>2.5 手工边界样本</w:t>
       </w:r>
     </w:p>
@@ -9263,6 +10294,1046 @@
                 <w:sz w:val="19"/>
               </w:rPr>
               <w:t>把 webscan 移到 RSA 之后，十六进制改成 ⑨，现在是 ⓪①②③④⑤⑥⑦⑧⑨</w:t>
+            </w:r>
+          </w:p>
+        </w:tc>
+      </w:tr>
+    </w:tbl>
+    <w:p/>
+    <w:p/>
+    <w:p>
+      <w:pPr>
+        <w:pStyle w:val="Heading3"/>
+      </w:pPr>
+      <w:r>
+        <w:rPr>
+          <w:rFonts w:ascii="微软雅黑" w:hAnsi="微软雅黑" w:eastAsia="微软雅黑"/>
+          <w:b w:val="0"/>
+          <w:color w:val="1F3A5F"/>
+          <w:sz w:val="25"/>
+        </w:rPr>
+        <w:t>3.8 第六轮发现（30–35，全部围绕「卡死 / 打不开」）</w:t>
+      </w:r>
+    </w:p>
+    <w:p/>
+    <w:tbl>
+      <w:tblPr>
+        <w:tblStyle w:val="TableGrid"/>
+        <w:tblW w:type="auto" w:w="0"/>
+        <w:jc w:val="center"/>
+        <w:tblLook w:firstColumn="1" w:firstRow="1" w:lastColumn="0" w:lastRow="0" w:noHBand="0" w:noVBand="1" w:val="04A0"/>
+      </w:tblPr>
+      <w:tblGrid>
+        <w:gridCol w:w="1728"/>
+        <w:gridCol w:w="1728"/>
+        <w:gridCol w:w="1728"/>
+        <w:gridCol w:w="1728"/>
+        <w:gridCol w:w="1728"/>
+      </w:tblGrid>
+      <w:tr>
+        <w:tc>
+          <w:tcPr>
+            <w:tcW w:type="dxa" w:w="1728"/>
+          </w:tcPr>
+          <w:p>
+            <w:pPr>
+              <w:spacing w:after="20"/>
+            </w:pPr>
+            <w:r>
+              <w:rPr>
+                <w:rFonts w:ascii="微软雅黑" w:hAnsi="微软雅黑" w:eastAsia="微软雅黑"/>
+                <w:b/>
+                <w:sz w:val="19"/>
+              </w:rPr>
+              <w:t>#</w:t>
+            </w:r>
+          </w:p>
+        </w:tc>
+        <w:tc>
+          <w:tcPr>
+            <w:tcW w:type="dxa" w:w="1728"/>
+          </w:tcPr>
+          <w:p>
+            <w:pPr>
+              <w:spacing w:after="20"/>
+            </w:pPr>
+            <w:r>
+              <w:rPr>
+                <w:rFonts w:ascii="微软雅黑" w:hAnsi="微软雅黑" w:eastAsia="微软雅黑"/>
+                <w:b/>
+                <w:sz w:val="19"/>
+              </w:rPr>
+              <w:t>问题</w:t>
+            </w:r>
+          </w:p>
+        </w:tc>
+        <w:tc>
+          <w:tcPr>
+            <w:tcW w:type="dxa" w:w="1728"/>
+          </w:tcPr>
+          <w:p>
+            <w:pPr>
+              <w:spacing w:after="20"/>
+            </w:pPr>
+            <w:r>
+              <w:rPr>
+                <w:rFonts w:ascii="微软雅黑" w:hAnsi="微软雅黑" w:eastAsia="微软雅黑"/>
+                <w:b/>
+                <w:sz w:val="19"/>
+              </w:rPr>
+              <w:t>现象</w:t>
+            </w:r>
+          </w:p>
+        </w:tc>
+        <w:tc>
+          <w:tcPr>
+            <w:tcW w:type="dxa" w:w="1728"/>
+          </w:tcPr>
+          <w:p>
+            <w:pPr>
+              <w:spacing w:after="20"/>
+            </w:pPr>
+            <w:r>
+              <w:rPr>
+                <w:rFonts w:ascii="微软雅黑" w:hAnsi="微软雅黑" w:eastAsia="微软雅黑"/>
+                <w:b/>
+                <w:sz w:val="19"/>
+              </w:rPr>
+              <w:t>根因</w:t>
+            </w:r>
+          </w:p>
+        </w:tc>
+        <w:tc>
+          <w:tcPr>
+            <w:tcW w:type="dxa" w:w="1728"/>
+          </w:tcPr>
+          <w:p>
+            <w:pPr>
+              <w:spacing w:after="20"/>
+            </w:pPr>
+            <w:r>
+              <w:rPr>
+                <w:rFonts w:ascii="微软雅黑" w:hAnsi="微软雅黑" w:eastAsia="微软雅黑"/>
+                <w:b/>
+                <w:sz w:val="19"/>
+              </w:rPr>
+              <w:t>修复</w:t>
+            </w:r>
+          </w:p>
+        </w:tc>
+      </w:tr>
+      <w:tr>
+        <w:tc>
+          <w:tcPr>
+            <w:tcW w:type="dxa" w:w="1728"/>
+          </w:tcPr>
+          <w:p>
+            <w:pPr>
+              <w:spacing w:after="20"/>
+            </w:pPr>
+            <w:r>
+              <w:rPr>
+                <w:rFonts w:ascii="微软雅黑" w:hAnsi="微软雅黑" w:eastAsia="微软雅黑"/>
+                <w:b w:val="0"/>
+                <w:sz w:val="19"/>
+              </w:rPr>
+              <w:t>30</w:t>
+            </w:r>
+          </w:p>
+        </w:tc>
+        <w:tc>
+          <w:tcPr>
+            <w:tcW w:type="dxa" w:w="1728"/>
+          </w:tcPr>
+          <w:p>
+            <w:pPr>
+              <w:spacing w:after="20"/>
+            </w:pPr>
+            <w:r>
+              <w:rPr>
+                <w:rFonts w:ascii="Consolas" w:hAnsi="Consolas" w:eastAsia="Consolas"/>
+                <w:b/>
+                <w:color w:val="C7254E"/>
+                <w:sz w:val="17"/>
+              </w:rPr>
+              <w:t>run()</w:t>
+            </w:r>
+            <w:r>
+              <w:rPr>
+                <w:rFonts w:ascii="微软雅黑" w:hAnsi="微软雅黑" w:eastAsia="微软雅黑"/>
+                <w:b/>
+                <w:sz w:val="19"/>
+              </w:rPr>
+              <w:t xml:space="preserve"> 的超时是假的</w:t>
+            </w:r>
+            <w:r>
+              <w:rPr>
+                <w:rFonts w:ascii="微软雅黑" w:hAnsi="微软雅黑" w:eastAsia="微软雅黑"/>
+                <w:b w:val="0"/>
+                <w:sz w:val="19"/>
+              </w:rPr>
+              <w:t>（最严重）</w:t>
+            </w:r>
+          </w:p>
+        </w:tc>
+        <w:tc>
+          <w:tcPr>
+            <w:tcW w:type="dxa" w:w="1728"/>
+          </w:tcPr>
+          <w:p>
+            <w:pPr>
+              <w:spacing w:after="20"/>
+            </w:pPr>
+            <w:r>
+              <w:rPr>
+                <w:rFonts w:ascii="微软雅黑" w:hAnsi="微软雅黑" w:eastAsia="微软雅黑"/>
+                <w:b w:val="0"/>
+                <w:sz w:val="19"/>
+              </w:rPr>
+              <w:t>任何一步卡住，界面永远停在「正在分析…」，只能强杀进程</w:t>
+            </w:r>
+          </w:p>
+        </w:tc>
+        <w:tc>
+          <w:tcPr>
+            <w:tcW w:type="dxa" w:w="1728"/>
+          </w:tcPr>
+          <w:p>
+            <w:pPr>
+              <w:spacing w:after="20"/>
+            </w:pPr>
+            <w:r>
+              <w:rPr>
+                <w:rFonts w:ascii="Consolas" w:hAnsi="Consolas" w:eastAsia="Consolas"/>
+                <w:b w:val="0"/>
+                <w:color w:val="C7254E"/>
+                <w:sz w:val="17"/>
+              </w:rPr>
+              <w:t>def run(panel, value, timeout=60)</w:t>
+            </w:r>
+            <w:r>
+              <w:rPr>
+                <w:rFonts w:ascii="微软雅黑" w:hAnsi="微软雅黑" w:eastAsia="微软雅黑"/>
+                <w:b w:val="0"/>
+                <w:sz w:val="19"/>
+              </w:rPr>
+              <w:t xml:space="preserve"> 里 </w:t>
+            </w:r>
+            <w:r>
+              <w:rPr>
+                <w:rFonts w:ascii="Consolas" w:hAnsi="Consolas" w:eastAsia="Consolas"/>
+                <w:b w:val="0"/>
+                <w:color w:val="C7254E"/>
+                <w:sz w:val="17"/>
+              </w:rPr>
+              <w:t>timeout</w:t>
+            </w:r>
+            <w:r>
+              <w:rPr>
+                <w:rFonts w:ascii="微软雅黑" w:hAnsi="微软雅黑" w:eastAsia="微软雅黑"/>
+                <w:b w:val="0"/>
+                <w:sz w:val="19"/>
+              </w:rPr>
+              <w:t xml:space="preserve"> 从没被使用，</w:t>
+            </w:r>
+            <w:r>
+              <w:rPr>
+                <w:rFonts w:ascii="Consolas" w:hAnsi="Consolas" w:eastAsia="Consolas"/>
+                <w:b w:val="0"/>
+                <w:color w:val="C7254E"/>
+                <w:sz w:val="17"/>
+              </w:rPr>
+              <w:t>fn(value)</w:t>
+            </w:r>
+            <w:r>
+              <w:rPr>
+                <w:rFonts w:ascii="微软雅黑" w:hAnsi="微软雅黑" w:eastAsia="微软雅黑"/>
+                <w:b w:val="0"/>
+                <w:sz w:val="19"/>
+              </w:rPr>
+              <w:t xml:space="preserve"> 是同步直调</w:t>
+            </w:r>
+          </w:p>
+        </w:tc>
+        <w:tc>
+          <w:tcPr>
+            <w:tcW w:type="dxa" w:w="1728"/>
+          </w:tcPr>
+          <w:p>
+            <w:pPr>
+              <w:spacing w:after="20"/>
+            </w:pPr>
+            <w:r>
+              <w:rPr>
+                <w:rFonts w:ascii="微软雅黑" w:hAnsi="微软雅黑" w:eastAsia="微软雅黑"/>
+                <w:b w:val="0"/>
+                <w:sz w:val="19"/>
+              </w:rPr>
+              <w:t xml:space="preserve">主体拆到 </w:t>
+            </w:r>
+            <w:r>
+              <w:rPr>
+                <w:rFonts w:ascii="Consolas" w:hAnsi="Consolas" w:eastAsia="Consolas"/>
+                <w:b w:val="0"/>
+                <w:color w:val="C7254E"/>
+                <w:sz w:val="17"/>
+              </w:rPr>
+              <w:t>_run_impl</w:t>
+            </w:r>
+            <w:r>
+              <w:rPr>
+                <w:rFonts w:ascii="微软雅黑" w:hAnsi="微软雅黑" w:eastAsia="微软雅黑"/>
+                <w:b w:val="0"/>
+                <w:sz w:val="19"/>
+              </w:rPr>
+              <w:t>，</w:t>
+            </w:r>
+            <w:r>
+              <w:rPr>
+                <w:rFonts w:ascii="Consolas" w:hAnsi="Consolas" w:eastAsia="Consolas"/>
+                <w:b w:val="0"/>
+                <w:color w:val="C7254E"/>
+                <w:sz w:val="17"/>
+              </w:rPr>
+              <w:t>run()</w:t>
+            </w:r>
+            <w:r>
+              <w:rPr>
+                <w:rFonts w:ascii="微软雅黑" w:hAnsi="微软雅黑" w:eastAsia="微软雅黑"/>
+                <w:b w:val="0"/>
+                <w:sz w:val="19"/>
+              </w:rPr>
+              <w:t xml:space="preserve"> 用工作线程 + </w:t>
+            </w:r>
+            <w:r>
+              <w:rPr>
+                <w:rFonts w:ascii="Consolas" w:hAnsi="Consolas" w:eastAsia="Consolas"/>
+                <w:b w:val="0"/>
+                <w:color w:val="C7254E"/>
+                <w:sz w:val="17"/>
+              </w:rPr>
+              <w:t>Event.wait(timeout)</w:t>
+            </w:r>
+            <w:r>
+              <w:rPr>
+                <w:rFonts w:ascii="微软雅黑" w:hAnsi="微软雅黑" w:eastAsia="微软雅黑"/>
+                <w:b w:val="0"/>
+                <w:sz w:val="19"/>
+              </w:rPr>
+              <w:t xml:space="preserve">；超时返回 </w:t>
+            </w:r>
+            <w:r>
+              <w:rPr>
+                <w:rFonts w:ascii="Consolas" w:hAnsi="Consolas" w:eastAsia="Consolas"/>
+                <w:b w:val="0"/>
+                <w:color w:val="C7254E"/>
+                <w:sz w:val="17"/>
+              </w:rPr>
+              <w:t>{"timeout": True}</w:t>
+            </w:r>
+            <w:r>
+              <w:rPr>
+                <w:rFonts w:ascii="微软雅黑" w:hAnsi="微软雅黑" w:eastAsia="微软雅黑"/>
+                <w:b w:val="0"/>
+                <w:sz w:val="19"/>
+              </w:rPr>
+              <w:t xml:space="preserve"> 并给中文说明。默认超时按体积算：文本 120s，文件 120s + 2s/MB，上限 300s</w:t>
+            </w:r>
+          </w:p>
+        </w:tc>
+      </w:tr>
+      <w:tr>
+        <w:tc>
+          <w:tcPr>
+            <w:tcW w:type="dxa" w:w="1728"/>
+          </w:tcPr>
+          <w:p>
+            <w:pPr>
+              <w:spacing w:after="20"/>
+            </w:pPr>
+            <w:r>
+              <w:rPr>
+                <w:rFonts w:ascii="微软雅黑" w:hAnsi="微软雅黑" w:eastAsia="微软雅黑"/>
+                <w:b w:val="0"/>
+                <w:sz w:val="19"/>
+              </w:rPr>
+              <w:t>31</w:t>
+            </w:r>
+          </w:p>
+        </w:tc>
+        <w:tc>
+          <w:tcPr>
+            <w:tcW w:type="dxa" w:w="1728"/>
+          </w:tcPr>
+          <w:p>
+            <w:pPr>
+              <w:spacing w:after="20"/>
+            </w:pPr>
+            <w:r>
+              <w:rPr>
+                <w:rFonts w:ascii="微软雅黑" w:hAnsi="微软雅黑" w:eastAsia="微软雅黑"/>
+                <w:b/>
+                <w:sz w:val="19"/>
+              </w:rPr>
+              <w:t>界面没有进度也没有中止</w:t>
+            </w:r>
+          </w:p>
+        </w:tc>
+        <w:tc>
+          <w:tcPr>
+            <w:tcW w:type="dxa" w:w="1728"/>
+          </w:tcPr>
+          <w:p>
+            <w:pPr>
+              <w:spacing w:after="20"/>
+            </w:pPr>
+            <w:r>
+              <w:rPr>
+                <w:rFonts w:ascii="微软雅黑" w:hAnsi="微软雅黑" w:eastAsia="微软雅黑"/>
+                <w:b w:val="0"/>
+                <w:sz w:val="19"/>
+              </w:rPr>
+              <w:t>分析 20 秒以上时用户完全不知道还活着，只能怀疑卡死</w:t>
+            </w:r>
+          </w:p>
+        </w:tc>
+        <w:tc>
+          <w:tcPr>
+            <w:tcW w:type="dxa" w:w="1728"/>
+          </w:tcPr>
+          <w:p>
+            <w:pPr>
+              <w:spacing w:after="20"/>
+            </w:pPr>
+            <w:r>
+              <w:rPr>
+                <w:rFonts w:ascii="微软雅黑" w:hAnsi="微软雅黑" w:eastAsia="微软雅黑"/>
+                <w:b w:val="0"/>
+                <w:sz w:val="19"/>
+              </w:rPr>
+              <w:t>只有一句静态的「正在分析…」</w:t>
+            </w:r>
+          </w:p>
+        </w:tc>
+        <w:tc>
+          <w:tcPr>
+            <w:tcW w:type="dxa" w:w="1728"/>
+          </w:tcPr>
+          <w:p>
+            <w:pPr>
+              <w:spacing w:after="20"/>
+            </w:pPr>
+            <w:r>
+              <w:rPr>
+                <w:rFonts w:ascii="微软雅黑" w:hAnsi="微软雅黑" w:eastAsia="微软雅黑"/>
+                <w:b w:val="0"/>
+                <w:sz w:val="19"/>
+              </w:rPr>
+              <w:t xml:space="preserve">状态栏每 0.5 秒刷「已 N 秒」，超 20 秒追加「可以点停止」；按钮变成 </w:t>
+            </w:r>
+            <w:r>
+              <w:rPr>
+                <w:rFonts w:ascii="微软雅黑" w:hAnsi="微软雅黑" w:eastAsia="微软雅黑"/>
+                <w:b/>
+                <w:sz w:val="19"/>
+              </w:rPr>
+              <w:t>「■ 停止」</w:t>
+            </w:r>
+            <w:r>
+              <w:rPr>
+                <w:rFonts w:ascii="微软雅黑" w:hAnsi="微软雅黑" w:eastAsia="微软雅黑"/>
+                <w:b w:val="0"/>
+                <w:sz w:val="19"/>
+              </w:rPr>
+              <w:t>，点了立刻恢复界面，旧线程后续日志按「分析代号」全部丢弃</w:t>
+            </w:r>
+          </w:p>
+        </w:tc>
+      </w:tr>
+      <w:tr>
+        <w:tc>
+          <w:tcPr>
+            <w:tcW w:type="dxa" w:w="1728"/>
+          </w:tcPr>
+          <w:p>
+            <w:pPr>
+              <w:spacing w:after="20"/>
+            </w:pPr>
+            <w:r>
+              <w:rPr>
+                <w:rFonts w:ascii="微软雅黑" w:hAnsi="微软雅黑" w:eastAsia="微软雅黑"/>
+                <w:b w:val="0"/>
+                <w:sz w:val="19"/>
+              </w:rPr>
+              <w:t>32</w:t>
+            </w:r>
+          </w:p>
+        </w:tc>
+        <w:tc>
+          <w:tcPr>
+            <w:tcW w:type="dxa" w:w="1728"/>
+          </w:tcPr>
+          <w:p>
+            <w:pPr>
+              <w:spacing w:after="20"/>
+            </w:pPr>
+            <w:r>
+              <w:rPr>
+                <w:rFonts w:ascii="微软雅黑" w:hAnsi="微软雅黑" w:eastAsia="微软雅黑"/>
+                <w:b/>
+                <w:sz w:val="19"/>
+              </w:rPr>
+              <w:t>26MB PE 要 46.6 秒</w:t>
+            </w:r>
+          </w:p>
+        </w:tc>
+        <w:tc>
+          <w:tcPr>
+            <w:tcW w:type="dxa" w:w="1728"/>
+          </w:tcPr>
+          <w:p>
+            <w:pPr>
+              <w:spacing w:after="20"/>
+            </w:pPr>
+            <w:r>
+              <w:rPr>
+                <w:rFonts w:ascii="微软雅黑" w:hAnsi="微软雅黑" w:eastAsia="微软雅黑"/>
+                <w:b w:val="0"/>
+                <w:sz w:val="19"/>
+              </w:rPr>
+              <w:t>拖大 exe 进去像卡死</w:t>
+            </w:r>
+          </w:p>
+        </w:tc>
+        <w:tc>
+          <w:tcPr>
+            <w:tcW w:type="dxa" w:w="1728"/>
+          </w:tcPr>
+          <w:p>
+            <w:pPr>
+              <w:spacing w:after="20"/>
+            </w:pPr>
+            <w:r>
+              <w:rPr>
+                <w:rFonts w:ascii="微软雅黑" w:hAnsi="微软雅黑" w:eastAsia="微软雅黑"/>
+                <w:b w:val="0"/>
+                <w:sz w:val="19"/>
+              </w:rPr>
+              <w:t xml:space="preserve">① </w:t>
+            </w:r>
+            <w:r>
+              <w:rPr>
+                <w:rFonts w:ascii="Consolas" w:hAnsi="Consolas" w:eastAsia="Consolas"/>
+                <w:b w:val="0"/>
+                <w:color w:val="C7254E"/>
+                <w:sz w:val="17"/>
+              </w:rPr>
+              <w:t>xor_scan</w:t>
+            </w:r>
+            <w:r>
+              <w:rPr>
+                <w:rFonts w:ascii="微软雅黑" w:hAnsi="微软雅黑" w:eastAsia="微软雅黑"/>
+                <w:b w:val="0"/>
+                <w:sz w:val="19"/>
+              </w:rPr>
+              <w:t xml:space="preserve"> 对 21.7 万候选逐个 Python 解密；② PyInstaller 解包后读 200×4MB；③ UTF-16 全文 1300 万字符跑两遍正则</w:t>
+            </w:r>
+          </w:p>
+        </w:tc>
+        <w:tc>
+          <w:tcPr>
+            <w:tcW w:type="dxa" w:w="1728"/>
+          </w:tcPr>
+          <w:p>
+            <w:pPr>
+              <w:spacing w:after="20"/>
+            </w:pPr>
+            <w:r>
+              <w:rPr>
+                <w:rFonts w:ascii="微软雅黑" w:hAnsi="微软雅黑" w:eastAsia="微软雅黑"/>
+                <w:b w:val="0"/>
+                <w:sz w:val="19"/>
+              </w:rPr>
+              <w:t>① numpy 批量预筛（判据与原来完全一致，新旧实现比对 4 组结果相同）→ 13.6s 降到 1.05s；② 读取加 32MB 总预算、跳过 &gt;8MB 单文件；③ 只扫首尾各 8MB。</w:t>
+            </w:r>
+            <w:r>
+              <w:rPr>
+                <w:rFonts w:ascii="微软雅黑" w:hAnsi="微软雅黑" w:eastAsia="微软雅黑"/>
+                <w:b/>
+                <w:sz w:val="19"/>
+              </w:rPr>
+              <w:t>46.6s → 22.9s</w:t>
+            </w:r>
+            <w:r>
+              <w:rPr>
+                <w:rFonts w:ascii="微软雅黑" w:hAnsi="微软雅黑" w:eastAsia="微软雅黑"/>
+                <w:b w:val="0"/>
+                <w:sz w:val="19"/>
+              </w:rPr>
+              <w:t>，UTF-16 藏的 flag 仍能认出</w:t>
+            </w:r>
+          </w:p>
+        </w:tc>
+      </w:tr>
+      <w:tr>
+        <w:tc>
+          <w:tcPr>
+            <w:tcW w:type="dxa" w:w="1728"/>
+          </w:tcPr>
+          <w:p>
+            <w:pPr>
+              <w:spacing w:after="20"/>
+            </w:pPr>
+            <w:r>
+              <w:rPr>
+                <w:rFonts w:ascii="微软雅黑" w:hAnsi="微软雅黑" w:eastAsia="微软雅黑"/>
+                <w:b w:val="0"/>
+                <w:sz w:val="19"/>
+              </w:rPr>
+              <w:t>33</w:t>
+            </w:r>
+          </w:p>
+        </w:tc>
+        <w:tc>
+          <w:tcPr>
+            <w:tcW w:type="dxa" w:w="1728"/>
+          </w:tcPr>
+          <w:p>
+            <w:pPr>
+              <w:spacing w:after="20"/>
+            </w:pPr>
+            <w:r>
+              <w:rPr>
+                <w:rFonts w:ascii="微软雅黑" w:hAnsi="微软雅黑" w:eastAsia="微软雅黑"/>
+                <w:b/>
+                <w:sz w:val="19"/>
+              </w:rPr>
+              <w:t>tesseract 坏掉会卡 4 分钟</w:t>
+            </w:r>
+          </w:p>
+        </w:tc>
+        <w:tc>
+          <w:tcPr>
+            <w:tcW w:type="dxa" w:w="1728"/>
+          </w:tcPr>
+          <w:p>
+            <w:pPr>
+              <w:spacing w:after="20"/>
+            </w:pPr>
+            <w:r>
+              <w:rPr>
+                <w:rFonts w:ascii="微软雅黑" w:hAnsi="微软雅黑" w:eastAsia="微软雅黑"/>
+                <w:b w:val="0"/>
+                <w:sz w:val="19"/>
+              </w:rPr>
+              <w:t>缺 DLL 时 Windows 弹模态框，进程卡在框上，模态框还抢焦点，整个程序点不动</w:t>
+            </w:r>
+          </w:p>
+        </w:tc>
+        <w:tc>
+          <w:tcPr>
+            <w:tcW w:type="dxa" w:w="1728"/>
+          </w:tcPr>
+          <w:p>
+            <w:pPr>
+              <w:spacing w:after="20"/>
+            </w:pPr>
+            <w:r>
+              <w:rPr>
+                <w:rFonts w:ascii="微软雅黑" w:hAnsi="微软雅黑" w:eastAsia="微软雅黑"/>
+                <w:b w:val="0"/>
+                <w:sz w:val="19"/>
+              </w:rPr>
+              <w:t>每轮 60 秒 × 4 轮，且每张图都重试</w:t>
+            </w:r>
+          </w:p>
+        </w:tc>
+        <w:tc>
+          <w:tcPr>
+            <w:tcW w:type="dxa" w:w="1728"/>
+          </w:tcPr>
+          <w:p>
+            <w:pPr>
+              <w:spacing w:after="20"/>
+            </w:pPr>
+            <w:r>
+              <w:rPr>
+                <w:rFonts w:ascii="微软雅黑" w:hAnsi="微软雅黑" w:eastAsia="微软雅黑"/>
+                <w:b w:val="0"/>
+                <w:sz w:val="19"/>
+              </w:rPr>
+              <w:t xml:space="preserve">新增 </w:t>
+            </w:r>
+            <w:r>
+              <w:rPr>
+                <w:rFonts w:ascii="Consolas" w:hAnsi="Consolas" w:eastAsia="Consolas"/>
+                <w:b w:val="0"/>
+                <w:color w:val="C7254E"/>
+                <w:sz w:val="17"/>
+              </w:rPr>
+              <w:t>ocrx.health()</w:t>
+            </w:r>
+            <w:r>
+              <w:rPr>
+                <w:rFonts w:ascii="微软雅黑" w:hAnsi="微软雅黑" w:eastAsia="微软雅黑"/>
+                <w:b w:val="0"/>
+                <w:sz w:val="19"/>
+              </w:rPr>
+              <w:t xml:space="preserve">：第一次用前跑 </w:t>
+            </w:r>
+            <w:r>
+              <w:rPr>
+                <w:rFonts w:ascii="Consolas" w:hAnsi="Consolas" w:eastAsia="Consolas"/>
+                <w:b w:val="0"/>
+                <w:color w:val="C7254E"/>
+                <w:sz w:val="17"/>
+              </w:rPr>
+              <w:t>--version</w:t>
+            </w:r>
+            <w:r>
+              <w:rPr>
+                <w:rFonts w:ascii="微软雅黑" w:hAnsi="微软雅黑" w:eastAsia="微软雅黑"/>
+                <w:b w:val="0"/>
+                <w:sz w:val="19"/>
+              </w:rPr>
+              <w:t xml:space="preserve">（8 秒硬超时 + </w:t>
+            </w:r>
+            <w:r>
+              <w:rPr>
+                <w:rFonts w:ascii="Consolas" w:hAnsi="Consolas" w:eastAsia="Consolas"/>
+                <w:b w:val="0"/>
+                <w:color w:val="C7254E"/>
+                <w:sz w:val="17"/>
+              </w:rPr>
+              <w:t>CREATE_NO_WINDOW</w:t>
+            </w:r>
+            <w:r>
+              <w:rPr>
+                <w:rFonts w:ascii="微软雅黑" w:hAnsi="微软雅黑" w:eastAsia="微软雅黑"/>
+                <w:b w:val="0"/>
+                <w:sz w:val="19"/>
+              </w:rPr>
+              <w:t>），失败就缓存「不可用」并跳过全部 OCR。</w:t>
+            </w:r>
+            <w:r>
+              <w:rPr>
+                <w:rFonts w:ascii="微软雅黑" w:hAnsi="微软雅黑" w:eastAsia="微软雅黑"/>
+                <w:b/>
+                <w:sz w:val="19"/>
+              </w:rPr>
+              <w:t>坏 tesseract 从 4 分钟变成 0.03 秒</w:t>
+            </w:r>
+            <w:r>
+              <w:rPr>
+                <w:rFonts w:ascii="微软雅黑" w:hAnsi="微软雅黑" w:eastAsia="微软雅黑"/>
+                <w:b w:val="0"/>
+                <w:sz w:val="19"/>
+              </w:rPr>
+              <w:t>。单轮超时 60 → 25 秒</w:t>
+            </w:r>
+          </w:p>
+        </w:tc>
+      </w:tr>
+      <w:tr>
+        <w:tc>
+          <w:tcPr>
+            <w:tcW w:type="dxa" w:w="1728"/>
+          </w:tcPr>
+          <w:p>
+            <w:pPr>
+              <w:spacing w:after="20"/>
+            </w:pPr>
+            <w:r>
+              <w:rPr>
+                <w:rFonts w:ascii="微软雅黑" w:hAnsi="微软雅黑" w:eastAsia="微软雅黑"/>
+                <w:b w:val="0"/>
+                <w:sz w:val="19"/>
+              </w:rPr>
+              <w:t>34</w:t>
+            </w:r>
+          </w:p>
+        </w:tc>
+        <w:tc>
+          <w:tcPr>
+            <w:tcW w:type="dxa" w:w="1728"/>
+          </w:tcPr>
+          <w:p>
+            <w:pPr>
+              <w:spacing w:after="20"/>
+            </w:pPr>
+            <w:r>
+              <w:rPr>
+                <w:rFonts w:ascii="微软雅黑" w:hAnsi="微软雅黑" w:eastAsia="微软雅黑"/>
+                <w:b/>
+                <w:sz w:val="19"/>
+              </w:rPr>
+              <w:t>只拷 exe 会弹英文 Error 框</w:t>
+            </w:r>
+          </w:p>
+        </w:tc>
+        <w:tc>
+          <w:tcPr>
+            <w:tcW w:type="dxa" w:w="1728"/>
+          </w:tcPr>
+          <w:p>
+            <w:pPr>
+              <w:spacing w:after="20"/>
+            </w:pPr>
+            <w:r>
+              <w:rPr>
+                <w:rFonts w:ascii="微软雅黑" w:hAnsi="微软雅黑" w:eastAsia="微软雅黑"/>
+                <w:b w:val="0"/>
+                <w:sz w:val="19"/>
+              </w:rPr>
+              <w:t>用户以为「exe 打不开」</w:t>
+            </w:r>
+          </w:p>
+        </w:tc>
+        <w:tc>
+          <w:tcPr>
+            <w:tcW w:type="dxa" w:w="1728"/>
+          </w:tcPr>
+          <w:p>
+            <w:pPr>
+              <w:spacing w:after="20"/>
+            </w:pPr>
+            <w:r>
+              <w:rPr>
+                <w:rFonts w:ascii="微软雅黑" w:hAnsi="微软雅黑" w:eastAsia="微软雅黑"/>
+                <w:b w:val="0"/>
+                <w:sz w:val="19"/>
+              </w:rPr>
+              <w:t xml:space="preserve">PyInstaller 目录模式必须有 </w:t>
+            </w:r>
+            <w:r>
+              <w:rPr>
+                <w:rFonts w:ascii="Consolas" w:hAnsi="Consolas" w:eastAsia="Consolas"/>
+                <w:b w:val="0"/>
+                <w:color w:val="C7254E"/>
+                <w:sz w:val="17"/>
+              </w:rPr>
+              <w:t>_internal</w:t>
+            </w:r>
+            <w:r>
+              <w:rPr>
+                <w:rFonts w:ascii="微软雅黑" w:hAnsi="微软雅黑" w:eastAsia="微软雅黑"/>
+                <w:b w:val="0"/>
+                <w:sz w:val="19"/>
+              </w:rPr>
+              <w:t xml:space="preserve">，缺了 bootloader 只弹一个 </w:t>
+            </w:r>
+            <w:r>
+              <w:rPr>
+                <w:rFonts w:ascii="Consolas" w:hAnsi="Consolas" w:eastAsia="Consolas"/>
+                <w:b w:val="0"/>
+                <w:color w:val="C7254E"/>
+                <w:sz w:val="17"/>
+              </w:rPr>
+              <w:t>Error</w:t>
+            </w:r>
+            <w:r>
+              <w:rPr>
+                <w:rFonts w:ascii="微软雅黑" w:hAnsi="微软雅黑" w:eastAsia="微软雅黑"/>
+                <w:b w:val="0"/>
+                <w:sz w:val="19"/>
+              </w:rPr>
+              <w:t xml:space="preserve"> 标题的英文框</w:t>
+            </w:r>
+          </w:p>
+        </w:tc>
+        <w:tc>
+          <w:tcPr>
+            <w:tcW w:type="dxa" w:w="1728"/>
+          </w:tcPr>
+          <w:p>
+            <w:pPr>
+              <w:spacing w:after="20"/>
+            </w:pPr>
+            <w:r>
+              <w:rPr>
+                <w:rFonts w:ascii="微软雅黑" w:hAnsi="微软雅黑" w:eastAsia="微软雅黑"/>
+                <w:b w:val="0"/>
+                <w:sz w:val="19"/>
+              </w:rPr>
+              <w:t xml:space="preserve">新增 </w:t>
+            </w:r>
+            <w:r>
+              <w:rPr>
+                <w:rFonts w:ascii="Consolas" w:hAnsi="Consolas" w:eastAsia="Consolas"/>
+                <w:b/>
+                <w:color w:val="C7254E"/>
+                <w:sz w:val="17"/>
+              </w:rPr>
+              <w:t>启动诊断.bat</w:t>
+            </w:r>
+            <w:r>
+              <w:rPr>
+                <w:rFonts w:ascii="微软雅黑" w:hAnsi="微软雅黑" w:eastAsia="微软雅黑"/>
+                <w:b w:val="0"/>
+                <w:sz w:val="19"/>
+              </w:rPr>
+              <w:t xml:space="preserve">（逐项检查文件/残留进程/上次错误/试启动，全中文）和 </w:t>
+            </w:r>
+            <w:r>
+              <w:rPr>
+                <w:rFonts w:ascii="Consolas" w:hAnsi="Consolas" w:eastAsia="Consolas"/>
+                <w:b/>
+                <w:color w:val="C7254E"/>
+                <w:sz w:val="17"/>
+              </w:rPr>
+              <w:t>一键重启.bat</w:t>
+            </w:r>
+            <w:r>
+              <w:rPr>
+                <w:rFonts w:ascii="微软雅黑" w:hAnsi="微软雅黑" w:eastAsia="微软雅黑"/>
+                <w:b w:val="0"/>
+                <w:sz w:val="19"/>
+              </w:rPr>
+              <w:t>（结束残留 + 检查 + 启动 + 失败时给出中文原因）。使用说明加「打不开怎么办」对照表</w:t>
+            </w:r>
+          </w:p>
+        </w:tc>
+      </w:tr>
+      <w:tr>
+        <w:tc>
+          <w:tcPr>
+            <w:tcW w:type="dxa" w:w="1728"/>
+          </w:tcPr>
+          <w:p>
+            <w:pPr>
+              <w:spacing w:after="20"/>
+            </w:pPr>
+            <w:r>
+              <w:rPr>
+                <w:rFonts w:ascii="微软雅黑" w:hAnsi="微软雅黑" w:eastAsia="微软雅黑"/>
+                <w:b w:val="0"/>
+                <w:sz w:val="19"/>
+              </w:rPr>
+              <w:t>35</w:t>
+            </w:r>
+          </w:p>
+        </w:tc>
+        <w:tc>
+          <w:tcPr>
+            <w:tcW w:type="dxa" w:w="1728"/>
+          </w:tcPr>
+          <w:p>
+            <w:pPr>
+              <w:spacing w:after="20"/>
+            </w:pPr>
+            <w:r>
+              <w:rPr>
+                <w:rFonts w:ascii="微软雅黑" w:hAnsi="微软雅黑" w:eastAsia="微软雅黑"/>
+                <w:b/>
+                <w:sz w:val="19"/>
+              </w:rPr>
+              <w:t>GUI 结束回调线程不安全</w:t>
+            </w:r>
+          </w:p>
+        </w:tc>
+        <w:tc>
+          <w:tcPr>
+            <w:tcW w:type="dxa" w:w="1728"/>
+          </w:tcPr>
+          <w:p>
+            <w:pPr>
+              <w:spacing w:after="20"/>
+            </w:pPr>
+            <w:r>
+              <w:rPr>
+                <w:rFonts w:ascii="微软雅黑" w:hAnsi="微软雅黑" w:eastAsia="微软雅黑"/>
+                <w:b w:val="0"/>
+                <w:sz w:val="19"/>
+              </w:rPr>
+              <w:t>第二次分析后按钮一直卡在「■ 停止」，界面像死了</w:t>
+            </w:r>
+          </w:p>
+        </w:tc>
+        <w:tc>
+          <w:tcPr>
+            <w:tcW w:type="dxa" w:w="1728"/>
+          </w:tcPr>
+          <w:p>
+            <w:pPr>
+              <w:spacing w:after="20"/>
+            </w:pPr>
+            <w:r>
+              <w:rPr>
+                <w:rFonts w:ascii="Consolas" w:hAnsi="Consolas" w:eastAsia="Consolas"/>
+                <w:b w:val="0"/>
+                <w:color w:val="C7254E"/>
+                <w:sz w:val="17"/>
+              </w:rPr>
+              <w:t>_finish</w:t>
+            </w:r>
+            <w:r>
+              <w:rPr>
+                <w:rFonts w:ascii="微软雅黑" w:hAnsi="微软雅黑" w:eastAsia="微软雅黑"/>
+                <w:b w:val="0"/>
+                <w:sz w:val="19"/>
+              </w:rPr>
+              <w:t xml:space="preserve"> 从工作线程直接 </w:t>
+            </w:r>
+            <w:r>
+              <w:rPr>
+                <w:rFonts w:ascii="Consolas" w:hAnsi="Consolas" w:eastAsia="Consolas"/>
+                <w:b w:val="0"/>
+                <w:color w:val="C7254E"/>
+                <w:sz w:val="17"/>
+              </w:rPr>
+              <w:t>configure</w:t>
+            </w:r>
+            <w:r>
+              <w:rPr>
+                <w:rFonts w:ascii="微软雅黑" w:hAnsi="微软雅黑" w:eastAsia="微软雅黑"/>
+                <w:b w:val="0"/>
+                <w:sz w:val="19"/>
+              </w:rPr>
+              <w:t xml:space="preserve"> Tk 控件 → </w:t>
+            </w:r>
+            <w:r>
+              <w:rPr>
+                <w:rFonts w:ascii="Consolas" w:hAnsi="Consolas" w:eastAsia="Consolas"/>
+                <w:b w:val="0"/>
+                <w:color w:val="C7254E"/>
+                <w:sz w:val="17"/>
+              </w:rPr>
+              <w:t>RuntimeError: main thread is not in main loop</w:t>
+            </w:r>
+          </w:p>
+        </w:tc>
+        <w:tc>
+          <w:tcPr>
+            <w:tcW w:type="dxa" w:w="1728"/>
+          </w:tcPr>
+          <w:p>
+            <w:pPr>
+              <w:spacing w:after="20"/>
+            </w:pPr>
+            <w:r>
+              <w:rPr>
+                <w:rFonts w:ascii="微软雅黑" w:hAnsi="微软雅黑" w:eastAsia="微软雅黑"/>
+                <w:b w:val="0"/>
+                <w:sz w:val="19"/>
+              </w:rPr>
+              <w:t>改走 UI 队列（</w:t>
+            </w:r>
+            <w:r>
+              <w:rPr>
+                <w:rFonts w:ascii="Consolas" w:hAnsi="Consolas" w:eastAsia="Consolas"/>
+                <w:b w:val="0"/>
+                <w:color w:val="C7254E"/>
+                <w:sz w:val="17"/>
+              </w:rPr>
+              <w:t>_ui(self._finish_ui, ...)</w:t>
+            </w:r>
+            <w:r>
+              <w:rPr>
+                <w:rFonts w:ascii="微软雅黑" w:hAnsi="微软雅黑" w:eastAsia="微软雅黑"/>
+                <w:b w:val="0"/>
+                <w:sz w:val="19"/>
+              </w:rPr>
+              <w:t>）。真实 Tk 验证：计时 / 停止 / 停止后静默 / 重新分析 全通过</w:t>
             </w:r>
           </w:p>
         </w:tc>
@@ -9857,7 +11928,508 @@
           <w:color w:val="1F3A5F"/>
           <w:sz w:val="25"/>
         </w:rPr>
-        <w:t>4.4 一键全量从 10 个套件扩到 13 个</w:t>
+        <w:t xml:space="preserve">4.4 </w:t>
+      </w:r>
+      <w:r>
+        <w:rPr>
+          <w:rFonts w:ascii="Consolas" w:hAnsi="Consolas" w:eastAsia="Consolas"/>
+          <w:b w:val="0"/>
+          <w:color w:val="1F3A5F"/>
+          <w:sz w:val="23"/>
+        </w:rPr>
+        <w:t>core\robust_test.py</w:t>
+      </w:r>
+      <w:r>
+        <w:rPr>
+          <w:rFonts w:ascii="微软雅黑" w:hAnsi="微软雅黑" w:eastAsia="微软雅黑"/>
+          <w:b w:val="0"/>
+          <w:color w:val="1F3A5F"/>
+          <w:sz w:val="25"/>
+        </w:rPr>
+        <w:t>（9 项，新增）</w:t>
+      </w:r>
+    </w:p>
+    <w:p/>
+    <w:p>
+      <w:pPr>
+        <w:spacing w:after="60"/>
+      </w:pPr>
+      <w:r>
+        <w:rPr>
+          <w:rFonts w:ascii="微软雅黑" w:hAnsi="微软雅黑" w:eastAsia="微软雅黑"/>
+          <w:b w:val="0"/>
+          <w:sz w:val="21"/>
+        </w:rPr>
+        <w:t>专测「比赛期间不能卡死」这条底线：</w:t>
+      </w:r>
+    </w:p>
+    <w:p/>
+    <w:tbl>
+      <w:tblPr>
+        <w:tblStyle w:val="TableGrid"/>
+        <w:tblW w:type="auto" w:w="0"/>
+        <w:jc w:val="center"/>
+        <w:tblLook w:firstColumn="1" w:firstRow="1" w:lastColumn="0" w:lastRow="0" w:noHBand="0" w:noVBand="1" w:val="04A0"/>
+      </w:tblPr>
+      <w:tblGrid>
+        <w:gridCol w:w="4320"/>
+        <w:gridCol w:w="4320"/>
+      </w:tblGrid>
+      <w:tr>
+        <w:tc>
+          <w:tcPr>
+            <w:tcW w:type="dxa" w:w="4320"/>
+          </w:tcPr>
+          <w:p>
+            <w:pPr>
+              <w:spacing w:after="20"/>
+            </w:pPr>
+            <w:r>
+              <w:rPr>
+                <w:rFonts w:ascii="微软雅黑" w:hAnsi="微软雅黑" w:eastAsia="微软雅黑"/>
+                <w:b/>
+                <w:sz w:val="19"/>
+              </w:rPr>
+              <w:t>用例</w:t>
+            </w:r>
+          </w:p>
+        </w:tc>
+        <w:tc>
+          <w:tcPr>
+            <w:tcW w:type="dxa" w:w="4320"/>
+          </w:tcPr>
+          <w:p>
+            <w:pPr>
+              <w:spacing w:after="20"/>
+            </w:pPr>
+            <w:r>
+              <w:rPr>
+                <w:rFonts w:ascii="微软雅黑" w:hAnsi="微软雅黑" w:eastAsia="微软雅黑"/>
+                <w:b/>
+                <w:sz w:val="19"/>
+              </w:rPr>
+              <w:t>断言</w:t>
+            </w:r>
+          </w:p>
+        </w:tc>
+      </w:tr>
+      <w:tr>
+        <w:tc>
+          <w:tcPr>
+            <w:tcW w:type="dxa" w:w="4320"/>
+          </w:tcPr>
+          <w:p>
+            <w:pPr>
+              <w:spacing w:after="20"/>
+            </w:pPr>
+            <w:r>
+              <w:rPr>
+                <w:rFonts w:ascii="微软雅黑" w:hAnsi="微软雅黑" w:eastAsia="微软雅黑"/>
+                <w:b w:val="0"/>
+                <w:sz w:val="19"/>
+              </w:rPr>
+              <w:t>run() 超时</w:t>
+            </w:r>
+          </w:p>
+        </w:tc>
+        <w:tc>
+          <w:tcPr>
+            <w:tcW w:type="dxa" w:w="4320"/>
+          </w:tcPr>
+          <w:p>
+            <w:pPr>
+              <w:spacing w:after="20"/>
+            </w:pPr>
+            <w:r>
+              <w:rPr>
+                <w:rFonts w:ascii="微软雅黑" w:hAnsi="微软雅黑" w:eastAsia="微软雅黑"/>
+                <w:b w:val="0"/>
+                <w:sz w:val="19"/>
+              </w:rPr>
+              <w:t xml:space="preserve">注入 6 秒慢操作 + </w:t>
+            </w:r>
+            <w:r>
+              <w:rPr>
+                <w:rFonts w:ascii="Consolas" w:hAnsi="Consolas" w:eastAsia="Consolas"/>
+                <w:b w:val="0"/>
+                <w:color w:val="C7254E"/>
+                <w:sz w:val="17"/>
+              </w:rPr>
+              <w:t>timeout=1</w:t>
+            </w:r>
+            <w:r>
+              <w:rPr>
+                <w:rFonts w:ascii="微软雅黑" w:hAnsi="微软雅黑" w:eastAsia="微软雅黑"/>
+                <w:b w:val="0"/>
+                <w:sz w:val="19"/>
+              </w:rPr>
+              <w:t xml:space="preserve">，必须 2.5 秒内返回 </w:t>
+            </w:r>
+            <w:r>
+              <w:rPr>
+                <w:rFonts w:ascii="Consolas" w:hAnsi="Consolas" w:eastAsia="Consolas"/>
+                <w:b w:val="0"/>
+                <w:color w:val="C7254E"/>
+                <w:sz w:val="17"/>
+              </w:rPr>
+              <w:t>timeout=True</w:t>
+            </w:r>
+          </w:p>
+        </w:tc>
+      </w:tr>
+      <w:tr>
+        <w:tc>
+          <w:tcPr>
+            <w:tcW w:type="dxa" w:w="4320"/>
+          </w:tcPr>
+          <w:p>
+            <w:pPr>
+              <w:spacing w:after="20"/>
+            </w:pPr>
+            <w:r>
+              <w:rPr>
+                <w:rFonts w:ascii="微软雅黑" w:hAnsi="微软雅黑" w:eastAsia="微软雅黑"/>
+                <w:b w:val="0"/>
+                <w:sz w:val="19"/>
+              </w:rPr>
+              <w:t>超时后仍正常</w:t>
+            </w:r>
+          </w:p>
+        </w:tc>
+        <w:tc>
+          <w:tcPr>
+            <w:tcW w:type="dxa" w:w="4320"/>
+          </w:tcPr>
+          <w:p>
+            <w:pPr>
+              <w:spacing w:after="20"/>
+            </w:pPr>
+            <w:r>
+              <w:rPr>
+                <w:rFonts w:ascii="微软雅黑" w:hAnsi="微软雅黑" w:eastAsia="微软雅黑"/>
+                <w:b w:val="0"/>
+                <w:sz w:val="19"/>
+              </w:rPr>
+              <w:t>紧接着分析一次，flag 要正常出来</w:t>
+            </w:r>
+          </w:p>
+        </w:tc>
+      </w:tr>
+      <w:tr>
+        <w:tc>
+          <w:tcPr>
+            <w:tcW w:type="dxa" w:w="4320"/>
+          </w:tcPr>
+          <w:p>
+            <w:pPr>
+              <w:spacing w:after="20"/>
+            </w:pPr>
+            <w:r>
+              <w:rPr>
+                <w:rFonts w:ascii="微软雅黑" w:hAnsi="微软雅黑" w:eastAsia="微软雅黑"/>
+                <w:b w:val="0"/>
+                <w:sz w:val="19"/>
+              </w:rPr>
+              <w:t>自动超时计算</w:t>
+            </w:r>
+          </w:p>
+        </w:tc>
+        <w:tc>
+          <w:tcPr>
+            <w:tcW w:type="dxa" w:w="4320"/>
+          </w:tcPr>
+          <w:p>
+            <w:pPr>
+              <w:spacing w:after="20"/>
+            </w:pPr>
+            <w:r>
+              <w:rPr>
+                <w:rFonts w:ascii="微软雅黑" w:hAnsi="微软雅黑" w:eastAsia="微软雅黑"/>
+                <w:b w:val="0"/>
+                <w:sz w:val="19"/>
+              </w:rPr>
+              <w:t>文本 120 秒、1MB 文件 ≈122 秒</w:t>
+            </w:r>
+          </w:p>
+        </w:tc>
+      </w:tr>
+      <w:tr>
+        <w:tc>
+          <w:tcPr>
+            <w:tcW w:type="dxa" w:w="4320"/>
+          </w:tcPr>
+          <w:p>
+            <w:pPr>
+              <w:spacing w:after="20"/>
+            </w:pPr>
+            <w:r>
+              <w:rPr>
+                <w:rFonts w:ascii="微软雅黑" w:hAnsi="微软雅黑" w:eastAsia="微软雅黑"/>
+                <w:b w:val="0"/>
+                <w:sz w:val="19"/>
+              </w:rPr>
+              <w:t>连续 3 次超时</w:t>
+            </w:r>
+          </w:p>
+        </w:tc>
+        <w:tc>
+          <w:tcPr>
+            <w:tcW w:type="dxa" w:w="4320"/>
+          </w:tcPr>
+          <w:p>
+            <w:pPr>
+              <w:spacing w:after="20"/>
+            </w:pPr>
+            <w:r>
+              <w:rPr>
+                <w:rFonts w:ascii="微软雅黑" w:hAnsi="微软雅黑" w:eastAsia="微软雅黑"/>
+                <w:b w:val="0"/>
+                <w:sz w:val="19"/>
+              </w:rPr>
+              <w:t>之后分析仍然正常（线程没被拖垮）</w:t>
+            </w:r>
+          </w:p>
+        </w:tc>
+      </w:tr>
+      <w:tr>
+        <w:tc>
+          <w:tcPr>
+            <w:tcW w:type="dxa" w:w="4320"/>
+          </w:tcPr>
+          <w:p>
+            <w:pPr>
+              <w:spacing w:after="20"/>
+            </w:pPr>
+            <w:r>
+              <w:rPr>
+                <w:rFonts w:ascii="微软雅黑" w:hAnsi="微软雅黑" w:eastAsia="微软雅黑"/>
+                <w:b w:val="0"/>
+                <w:sz w:val="19"/>
+              </w:rPr>
+              <w:t>OCR 健康检查</w:t>
+            </w:r>
+          </w:p>
+        </w:tc>
+        <w:tc>
+          <w:tcPr>
+            <w:tcW w:type="dxa" w:w="4320"/>
+          </w:tcPr>
+          <w:p>
+            <w:pPr>
+              <w:spacing w:after="20"/>
+            </w:pPr>
+            <w:r>
+              <w:rPr>
+                <w:rFonts w:ascii="微软雅黑" w:hAnsi="微软雅黑" w:eastAsia="微软雅黑"/>
+                <w:b w:val="0"/>
+                <w:sz w:val="19"/>
+              </w:rPr>
+              <w:t>假 tesseract → 3 秒内判定不可用，</w:t>
+            </w:r>
+            <w:r>
+              <w:rPr>
+                <w:rFonts w:ascii="Consolas" w:hAnsi="Consolas" w:eastAsia="Consolas"/>
+                <w:b w:val="0"/>
+                <w:color w:val="C7254E"/>
+                <w:sz w:val="17"/>
+              </w:rPr>
+              <w:t>analyze</w:t>
+            </w:r>
+            <w:r>
+              <w:rPr>
+                <w:rFonts w:ascii="微软雅黑" w:hAnsi="微软雅黑" w:eastAsia="微软雅黑"/>
+                <w:b w:val="0"/>
+                <w:sz w:val="19"/>
+              </w:rPr>
+              <w:t xml:space="preserve"> 立即返回</w:t>
+            </w:r>
+          </w:p>
+        </w:tc>
+      </w:tr>
+      <w:tr>
+        <w:tc>
+          <w:tcPr>
+            <w:tcW w:type="dxa" w:w="4320"/>
+          </w:tcPr>
+          <w:p>
+            <w:pPr>
+              <w:spacing w:after="20"/>
+            </w:pPr>
+            <w:r>
+              <w:rPr>
+                <w:rFonts w:ascii="微软雅黑" w:hAnsi="微软雅黑" w:eastAsia="微软雅黑"/>
+                <w:b w:val="0"/>
+                <w:sz w:val="19"/>
+              </w:rPr>
+              <w:t>OCR 正常</w:t>
+            </w:r>
+          </w:p>
+        </w:tc>
+        <w:tc>
+          <w:tcPr>
+            <w:tcW w:type="dxa" w:w="4320"/>
+          </w:tcPr>
+          <w:p>
+            <w:pPr>
+              <w:spacing w:after="20"/>
+            </w:pPr>
+            <w:r>
+              <w:rPr>
+                <w:rFonts w:ascii="微软雅黑" w:hAnsi="微软雅黑" w:eastAsia="微软雅黑"/>
+                <w:b w:val="0"/>
+                <w:sz w:val="19"/>
+              </w:rPr>
+              <w:t>能认出图上的 flag</w:t>
+            </w:r>
+          </w:p>
+        </w:tc>
+      </w:tr>
+      <w:tr>
+        <w:tc>
+          <w:tcPr>
+            <w:tcW w:type="dxa" w:w="4320"/>
+          </w:tcPr>
+          <w:p>
+            <w:pPr>
+              <w:spacing w:after="20"/>
+            </w:pPr>
+            <w:r>
+              <w:rPr>
+                <w:rFonts w:ascii="微软雅黑" w:hAnsi="微软雅黑" w:eastAsia="微软雅黑"/>
+                <w:b w:val="0"/>
+                <w:sz w:val="19"/>
+              </w:rPr>
+              <w:t>健康检查缓存</w:t>
+            </w:r>
+          </w:p>
+        </w:tc>
+        <w:tc>
+          <w:tcPr>
+            <w:tcW w:type="dxa" w:w="4320"/>
+          </w:tcPr>
+          <w:p>
+            <w:pPr>
+              <w:spacing w:after="20"/>
+            </w:pPr>
+            <w:r>
+              <w:rPr>
+                <w:rFonts w:ascii="微软雅黑" w:hAnsi="微软雅黑" w:eastAsia="微软雅黑"/>
+                <w:b w:val="0"/>
+                <w:sz w:val="19"/>
+              </w:rPr>
+              <w:t xml:space="preserve">3 次 </w:t>
+            </w:r>
+            <w:r>
+              <w:rPr>
+                <w:rFonts w:ascii="Consolas" w:hAnsi="Consolas" w:eastAsia="Consolas"/>
+                <w:b w:val="0"/>
+                <w:color w:val="C7254E"/>
+                <w:sz w:val="17"/>
+              </w:rPr>
+              <w:t>ready()</w:t>
+            </w:r>
+            <w:r>
+              <w:rPr>
+                <w:rFonts w:ascii="微软雅黑" w:hAnsi="微软雅黑" w:eastAsia="微软雅黑"/>
+                <w:b w:val="0"/>
+                <w:sz w:val="19"/>
+              </w:rPr>
+              <w:t xml:space="preserve"> 共 &lt;1.2 秒</w:t>
+            </w:r>
+          </w:p>
+        </w:tc>
+      </w:tr>
+      <w:tr>
+        <w:tc>
+          <w:tcPr>
+            <w:tcW w:type="dxa" w:w="4320"/>
+          </w:tcPr>
+          <w:p>
+            <w:pPr>
+              <w:spacing w:after="20"/>
+            </w:pPr>
+            <w:r>
+              <w:rPr>
+                <w:rFonts w:ascii="微软雅黑" w:hAnsi="微软雅黑" w:eastAsia="微软雅黑"/>
+                <w:b w:val="0"/>
+                <w:sz w:val="19"/>
+              </w:rPr>
+              <w:t>并发 6 线程</w:t>
+            </w:r>
+          </w:p>
+        </w:tc>
+        <w:tc>
+          <w:tcPr>
+            <w:tcW w:type="dxa" w:w="4320"/>
+          </w:tcPr>
+          <w:p>
+            <w:pPr>
+              <w:spacing w:after="20"/>
+            </w:pPr>
+            <w:r>
+              <w:rPr>
+                <w:rFonts w:ascii="微软雅黑" w:hAnsi="微软雅黑" w:eastAsia="微软雅黑"/>
+                <w:b w:val="0"/>
+                <w:sz w:val="19"/>
+              </w:rPr>
+              <w:t>每个线程只拿到自己的 flag，不串</w:t>
+            </w:r>
+          </w:p>
+        </w:tc>
+      </w:tr>
+      <w:tr>
+        <w:tc>
+          <w:tcPr>
+            <w:tcW w:type="dxa" w:w="4320"/>
+          </w:tcPr>
+          <w:p>
+            <w:pPr>
+              <w:spacing w:after="20"/>
+            </w:pPr>
+            <w:r>
+              <w:rPr>
+                <w:rFonts w:ascii="微软雅黑" w:hAnsi="微软雅黑" w:eastAsia="微软雅黑"/>
+                <w:b w:val="0"/>
+                <w:sz w:val="19"/>
+              </w:rPr>
+              <w:t>16MB PE</w:t>
+            </w:r>
+          </w:p>
+        </w:tc>
+        <w:tc>
+          <w:tcPr>
+            <w:tcW w:type="dxa" w:w="4320"/>
+          </w:tcPr>
+          <w:p>
+            <w:pPr>
+              <w:spacing w:after="20"/>
+            </w:pPr>
+            <w:r>
+              <w:rPr>
+                <w:rFonts w:ascii="微软雅黑" w:hAnsi="微软雅黑" w:eastAsia="微软雅黑"/>
+                <w:b w:val="0"/>
+                <w:sz w:val="19"/>
+              </w:rPr>
+              <w:t>不超时、能出结果（性能回归）</w:t>
+            </w:r>
+          </w:p>
+        </w:tc>
+      </w:tr>
+    </w:tbl>
+    <w:p/>
+    <w:p/>
+    <w:p>
+      <w:pPr>
+        <w:pStyle w:val="Heading3"/>
+      </w:pPr>
+      <w:r>
+        <w:rPr>
+          <w:rFonts w:ascii="微软雅黑" w:hAnsi="微软雅黑" w:eastAsia="微软雅黑"/>
+          <w:b w:val="0"/>
+          <w:color w:val="1F3A5F"/>
+          <w:sz w:val="25"/>
+        </w:rPr>
+        <w:t>4.5 一键全量从 10 个套件扩到 14 个</w:t>
       </w:r>
     </w:p>
     <w:p/>
